--- a/Methodology Report ADV Namma Yatri.docx
+++ b/Methodology Report ADV Namma Yatri.docx
@@ -1249,7 +1249,16 @@
                 <w:sz w:val="20"/>
                 <w:szCs w:val="20"/>
               </w:rPr>
-              <w:t>Got an estimated price (1 = user gets an estimate, 0 = does not get an estimate)</w:t>
+              <w:t xml:space="preserve">Got an estimated price (1 = </w:t>
+            </w:r>
+            <w:r>
+              <w:rPr>
+                <w:rFonts w:ascii="Georgia" w:eastAsia="Georgia" w:hAnsi="Georgia" w:cs="Georgia"/>
+                <w:b w:val="0"/>
+                <w:sz w:val="20"/>
+                <w:szCs w:val="20"/>
+              </w:rPr>
+              <w:t>user gets an estimate, 0 = does not get an estimate)</w:t>
             </w:r>
           </w:p>
         </w:tc>
@@ -1789,7 +1798,16 @@
                 <w:sz w:val="20"/>
                 <w:szCs w:val="20"/>
               </w:rPr>
-              <w:t>Whether ride was completed (1 = Completed)</w:t>
+              <w:t xml:space="preserve">Whether ride was completed (1 = </w:t>
+            </w:r>
+            <w:r>
+              <w:rPr>
+                <w:rFonts w:ascii="Georgia" w:eastAsia="Georgia" w:hAnsi="Georgia" w:cs="Georgia"/>
+                <w:b w:val="0"/>
+                <w:sz w:val="20"/>
+                <w:szCs w:val="20"/>
+              </w:rPr>
+              <w:t>Completed)</w:t>
             </w:r>
           </w:p>
         </w:tc>
@@ -3253,7 +3271,13 @@
         <w:rPr>
           <w:b w:val="0"/>
         </w:rPr>
-        <w:t>Verify the relationships between different tables and confirm that data from various sources is properly aligned for accurate insights.</w:t>
+        <w:t xml:space="preserve">Verify the relationships between different tables and confirm that data </w:t>
+      </w:r>
+      <w:r>
+        <w:rPr>
+          <w:b w:val="0"/>
+        </w:rPr>
+        <w:t>from various sources is properly aligned for accurate insights.</w:t>
       </w:r>
     </w:p>
     <w:p>
@@ -3286,25 +3310,23 @@
     </w:p>
     <w:p>
       <w:pPr>
+        <w:pStyle w:val="ListParagraph"/>
         <w:widowControl w:val="0"/>
         <w:numPr>
-          <w:ilvl w:val="1"/>
-          <w:numId w:val="5"/>
+          <w:ilvl w:val="0"/>
+          <w:numId w:val="24"/>
         </w:numPr>
-        <w:tabs>
-          <w:tab w:val="num" w:pos="720"/>
-        </w:tabs>
-        <w:spacing w:before="0" w:line="276" w:lineRule="auto"/>
-        <w:ind w:right="421"/>
-        <w:rPr>
-          <w:b w:val="0"/>
-        </w:rPr>
-      </w:pPr>
-      <w:r>
-        <w:rPr>
-          <w:b w:val="0"/>
-        </w:rPr>
-        <w:t xml:space="preserve">The </w:t>
+        <w:spacing w:before="81" w:line="276" w:lineRule="auto"/>
+        <w:ind w:left="1134" w:right="421" w:firstLine="0"/>
+        <w:rPr>
+          <w:b w:val="0"/>
+        </w:rPr>
+      </w:pPr>
+      <w:r>
+        <w:rPr>
+          <w:b w:val="0"/>
+        </w:rPr>
+        <w:t xml:space="preserve">Imported the </w:t>
       </w:r>
       <w:proofErr w:type="spellStart"/>
       <w:r>
@@ -3318,30 +3340,40 @@
         <w:rPr>
           <w:b w:val="0"/>
         </w:rPr>
-        <w:t xml:space="preserve"> Yatri dataset was imported into Power BI.</w:t>
-      </w:r>
-    </w:p>
-    <w:p>
-      <w:pPr>
+        <w:t xml:space="preserve"> Yatri dataset into Power BI for analysis.</w:t>
+      </w:r>
+    </w:p>
+    <w:p>
+      <w:pPr>
+        <w:pStyle w:val="ListParagraph"/>
         <w:widowControl w:val="0"/>
         <w:numPr>
-          <w:ilvl w:val="1"/>
-          <w:numId w:val="5"/>
+          <w:ilvl w:val="0"/>
+          <w:numId w:val="24"/>
         </w:numPr>
-        <w:tabs>
-          <w:tab w:val="num" w:pos="720"/>
-        </w:tabs>
-        <w:spacing w:before="0" w:line="276" w:lineRule="auto"/>
-        <w:ind w:right="421"/>
-        <w:rPr>
-          <w:b w:val="0"/>
-        </w:rPr>
-      </w:pPr>
-      <w:r>
-        <w:rPr>
-          <w:b w:val="0"/>
-        </w:rPr>
-        <w:t xml:space="preserve">Three primary tables were joined: Trip, Trip Details, and Payment using common identifiers like </w:t>
+        <w:spacing w:before="81" w:line="276" w:lineRule="auto"/>
+        <w:ind w:left="1418" w:right="421" w:hanging="284"/>
+        <w:rPr>
+          <w:b w:val="0"/>
+        </w:rPr>
+      </w:pPr>
+      <w:r>
+        <w:rPr>
+          <w:b w:val="0"/>
+        </w:rPr>
+        <w:t>Three core tables—Trip, Trip Details, and Payment—were integrated</w:t>
+      </w:r>
+      <w:r>
+        <w:rPr>
+          <w:b w:val="0"/>
+        </w:rPr>
+        <w:t xml:space="preserve"> </w:t>
+      </w:r>
+      <w:r>
+        <w:rPr>
+          <w:b w:val="0"/>
+        </w:rPr>
+        <w:t xml:space="preserve">using common keys such as </w:t>
       </w:r>
       <w:proofErr w:type="spellStart"/>
       <w:r>
@@ -3360,39 +3392,35 @@
     </w:p>
     <w:p>
       <w:pPr>
+        <w:pStyle w:val="ListParagraph"/>
         <w:widowControl w:val="0"/>
         <w:numPr>
-          <w:ilvl w:val="1"/>
-          <w:numId w:val="5"/>
+          <w:ilvl w:val="0"/>
+          <w:numId w:val="24"/>
         </w:numPr>
-        <w:tabs>
-          <w:tab w:val="num" w:pos="720"/>
-        </w:tabs>
-        <w:spacing w:before="0" w:line="276" w:lineRule="auto"/>
-        <w:ind w:right="421"/>
-        <w:rPr>
-          <w:b w:val="0"/>
-        </w:rPr>
-      </w:pPr>
-      <w:r>
-        <w:rPr>
-          <w:b w:val="0"/>
-        </w:rPr>
-        <w:t>Relationships were configured as:</w:t>
-      </w:r>
-    </w:p>
-    <w:p>
-      <w:pPr>
+        <w:spacing w:before="81" w:line="276" w:lineRule="auto"/>
+        <w:ind w:left="1134" w:right="421" w:firstLine="0"/>
+        <w:rPr>
+          <w:b w:val="0"/>
+        </w:rPr>
+      </w:pPr>
+      <w:r>
+        <w:rPr>
+          <w:b w:val="0"/>
+        </w:rPr>
+        <w:t>Defined relationships as follows:</w:t>
+      </w:r>
+    </w:p>
+    <w:p>
+      <w:pPr>
+        <w:pStyle w:val="ListParagraph"/>
         <w:widowControl w:val="0"/>
         <w:numPr>
-          <w:ilvl w:val="1"/>
-          <w:numId w:val="5"/>
+          <w:ilvl w:val="0"/>
+          <w:numId w:val="24"/>
         </w:numPr>
-        <w:tabs>
-          <w:tab w:val="num" w:pos="1440"/>
-        </w:tabs>
-        <w:spacing w:before="0" w:line="276" w:lineRule="auto"/>
-        <w:ind w:right="421"/>
+        <w:spacing w:before="81" w:line="276" w:lineRule="auto"/>
+        <w:ind w:left="1134" w:right="421" w:firstLine="0"/>
         <w:rPr>
           <w:b w:val="0"/>
         </w:rPr>
@@ -3422,16 +3450,14 @@
     </w:p>
     <w:p>
       <w:pPr>
+        <w:pStyle w:val="ListParagraph"/>
         <w:widowControl w:val="0"/>
         <w:numPr>
-          <w:ilvl w:val="1"/>
-          <w:numId w:val="5"/>
+          <w:ilvl w:val="0"/>
+          <w:numId w:val="24"/>
         </w:numPr>
-        <w:tabs>
-          <w:tab w:val="num" w:pos="1440"/>
-        </w:tabs>
-        <w:spacing w:before="0" w:line="276" w:lineRule="auto"/>
-        <w:ind w:right="421"/>
+        <w:spacing w:before="81" w:line="276" w:lineRule="auto"/>
+        <w:ind w:left="1134" w:right="421" w:firstLine="0"/>
         <w:rPr>
           <w:b w:val="0"/>
         </w:rPr>
@@ -3461,25 +3487,35 @@
     </w:p>
     <w:p>
       <w:pPr>
+        <w:pStyle w:val="ListParagraph"/>
         <w:widowControl w:val="0"/>
         <w:numPr>
-          <w:ilvl w:val="1"/>
-          <w:numId w:val="5"/>
+          <w:ilvl w:val="0"/>
+          <w:numId w:val="24"/>
         </w:numPr>
-        <w:tabs>
-          <w:tab w:val="num" w:pos="720"/>
-        </w:tabs>
-        <w:spacing w:before="0" w:line="276" w:lineRule="auto"/>
-        <w:ind w:right="421"/>
-        <w:rPr>
-          <w:b w:val="0"/>
-        </w:rPr>
-      </w:pPr>
-      <w:r>
-        <w:rPr>
-          <w:b w:val="0"/>
-        </w:rPr>
-        <w:t xml:space="preserve">Cross-filtering and cardinality were adjusted for 1:1 or </w:t>
+        <w:spacing w:before="81" w:line="276" w:lineRule="auto"/>
+        <w:ind w:left="1418" w:right="421" w:hanging="284"/>
+        <w:rPr>
+          <w:b w:val="0"/>
+        </w:rPr>
+      </w:pPr>
+      <w:r>
+        <w:rPr>
+          <w:b w:val="0"/>
+        </w:rPr>
+        <w:t>Configured cardinality and cross-filter direction based on relationship</w:t>
+      </w:r>
+      <w:r>
+        <w:rPr>
+          <w:b w:val="0"/>
+        </w:rPr>
+        <w:t xml:space="preserve"> </w:t>
+      </w:r>
+      <w:r>
+        <w:rPr>
+          <w:b w:val="0"/>
+        </w:rPr>
+        <w:t xml:space="preserve">type (1:1 or </w:t>
       </w:r>
       <w:proofErr w:type="gramStart"/>
       <w:r>
@@ -3493,30 +3529,28 @@
         <w:rPr>
           <w:b w:val="0"/>
         </w:rPr>
-        <w:t xml:space="preserve"> relationships as appropriate.</w:t>
-      </w:r>
-    </w:p>
-    <w:p>
-      <w:pPr>
+        <w:t>).</w:t>
+      </w:r>
+    </w:p>
+    <w:p>
+      <w:pPr>
+        <w:pStyle w:val="ListParagraph"/>
         <w:widowControl w:val="0"/>
         <w:numPr>
-          <w:ilvl w:val="1"/>
-          <w:numId w:val="5"/>
+          <w:ilvl w:val="0"/>
+          <w:numId w:val="24"/>
         </w:numPr>
-        <w:tabs>
-          <w:tab w:val="num" w:pos="720"/>
-        </w:tabs>
-        <w:spacing w:before="0" w:line="276" w:lineRule="auto"/>
-        <w:ind w:right="421"/>
-        <w:rPr>
-          <w:b w:val="0"/>
-        </w:rPr>
-      </w:pPr>
-      <w:r>
-        <w:rPr>
-          <w:b w:val="0"/>
-        </w:rPr>
-        <w:t>Verified data alignment using table views and sample aggregations to confirm integrity across joins.</w:t>
+        <w:spacing w:before="81" w:line="276" w:lineRule="auto"/>
+        <w:ind w:left="1418" w:right="421" w:hanging="284"/>
+        <w:rPr>
+          <w:b w:val="0"/>
+        </w:rPr>
+      </w:pPr>
+      <w:r>
+        <w:rPr>
+          <w:b w:val="0"/>
+        </w:rPr>
+        <w:t>Validated data consistency and relationship accuracy through table view inspections and sample aggregations.</w:t>
       </w:r>
     </w:p>
     <w:p>
@@ -3686,32 +3720,214 @@
     </w:p>
     <w:p>
       <w:pPr>
+        <w:pStyle w:val="ListParagraph"/>
+        <w:widowControl w:val="0"/>
+        <w:numPr>
+          <w:ilvl w:val="1"/>
+          <w:numId w:val="28"/>
+        </w:numPr>
+        <w:tabs>
+          <w:tab w:val="clear" w:pos="793"/>
+          <w:tab w:val="clear" w:pos="795"/>
+          <w:tab w:val="left" w:pos="1276"/>
+        </w:tabs>
+        <w:spacing w:before="81" w:line="276" w:lineRule="auto"/>
+        <w:ind w:left="1418" w:right="421" w:hanging="284"/>
+        <w:rPr>
+          <w:b w:val="0"/>
+          <w:lang w:val="en-GB"/>
+        </w:rPr>
+      </w:pPr>
+      <w:r>
+        <w:rPr>
+          <w:b w:val="0"/>
+          <w:lang w:val="en-GB"/>
+        </w:rPr>
+        <w:t xml:space="preserve">Cleaned the dataset by removing null or blank values from critical fields </w:t>
+      </w:r>
+      <w:r>
+        <w:rPr>
+          <w:b w:val="0"/>
+          <w:lang w:val="en-GB"/>
+        </w:rPr>
+        <w:lastRenderedPageBreak/>
+        <w:t xml:space="preserve">such as </w:t>
+      </w:r>
+      <w:proofErr w:type="spellStart"/>
+      <w:r>
+        <w:rPr>
+          <w:b w:val="0"/>
+          <w:lang w:val="en-GB"/>
+        </w:rPr>
+        <w:t>trip_id</w:t>
+      </w:r>
+      <w:proofErr w:type="spellEnd"/>
+      <w:r>
+        <w:rPr>
+          <w:b w:val="0"/>
+          <w:lang w:val="en-GB"/>
+        </w:rPr>
+        <w:t xml:space="preserve">, </w:t>
+      </w:r>
+      <w:proofErr w:type="spellStart"/>
+      <w:r>
+        <w:rPr>
+          <w:b w:val="0"/>
+          <w:lang w:val="en-GB"/>
+        </w:rPr>
+        <w:t>trip_status</w:t>
+      </w:r>
+      <w:proofErr w:type="spellEnd"/>
+      <w:r>
+        <w:rPr>
+          <w:b w:val="0"/>
+          <w:lang w:val="en-GB"/>
+        </w:rPr>
+        <w:t xml:space="preserve">, and </w:t>
+      </w:r>
+      <w:proofErr w:type="spellStart"/>
+      <w:r>
+        <w:rPr>
+          <w:b w:val="0"/>
+          <w:lang w:val="en-GB"/>
+        </w:rPr>
+        <w:t>fare_amount</w:t>
+      </w:r>
+      <w:proofErr w:type="spellEnd"/>
+      <w:r>
+        <w:rPr>
+          <w:b w:val="0"/>
+          <w:lang w:val="en-GB"/>
+        </w:rPr>
+        <w:t>.</w:t>
+      </w:r>
+    </w:p>
+    <w:p>
+      <w:pPr>
+        <w:pStyle w:val="ListParagraph"/>
+        <w:widowControl w:val="0"/>
+        <w:numPr>
+          <w:ilvl w:val="1"/>
+          <w:numId w:val="28"/>
+        </w:numPr>
+        <w:tabs>
+          <w:tab w:val="clear" w:pos="793"/>
+          <w:tab w:val="clear" w:pos="795"/>
+          <w:tab w:val="left" w:pos="1418"/>
+        </w:tabs>
+        <w:spacing w:before="81" w:line="276" w:lineRule="auto"/>
+        <w:ind w:left="1418" w:right="421" w:hanging="284"/>
+        <w:rPr>
+          <w:b w:val="0"/>
+          <w:lang w:val="en-GB"/>
+        </w:rPr>
+      </w:pPr>
+      <w:r>
+        <w:rPr>
+          <w:b w:val="0"/>
+          <w:lang w:val="en-GB"/>
+        </w:rPr>
+        <w:t xml:space="preserve">Eliminated duplicate records based on </w:t>
+      </w:r>
+      <w:proofErr w:type="spellStart"/>
+      <w:r>
+        <w:rPr>
+          <w:b w:val="0"/>
+          <w:lang w:val="en-GB"/>
+        </w:rPr>
+        <w:t>trip_id</w:t>
+      </w:r>
+      <w:proofErr w:type="spellEnd"/>
+      <w:r>
+        <w:rPr>
+          <w:b w:val="0"/>
+          <w:lang w:val="en-GB"/>
+        </w:rPr>
+        <w:t xml:space="preserve"> to ensure data uniqueness.</w:t>
+      </w:r>
+    </w:p>
+    <w:p>
+      <w:pPr>
+        <w:pStyle w:val="ListParagraph"/>
+        <w:widowControl w:val="0"/>
+        <w:numPr>
+          <w:ilvl w:val="1"/>
+          <w:numId w:val="28"/>
+        </w:numPr>
+        <w:tabs>
+          <w:tab w:val="clear" w:pos="793"/>
+          <w:tab w:val="clear" w:pos="795"/>
+          <w:tab w:val="left" w:pos="1276"/>
+        </w:tabs>
+        <w:spacing w:before="81" w:line="276" w:lineRule="auto"/>
+        <w:ind w:left="1418" w:right="421" w:hanging="284"/>
+        <w:rPr>
+          <w:b w:val="0"/>
+          <w:lang w:val="en-GB"/>
+        </w:rPr>
+      </w:pPr>
+      <w:r>
+        <w:rPr>
+          <w:b w:val="0"/>
+          <w:lang w:val="en-GB"/>
+        </w:rPr>
+        <w:t>Filtered out invalid data, including entries with negative fare amounts or trip durations.</w:t>
+      </w:r>
+    </w:p>
+    <w:p>
+      <w:pPr>
+        <w:pStyle w:val="ListParagraph"/>
+        <w:widowControl w:val="0"/>
+        <w:numPr>
+          <w:ilvl w:val="1"/>
+          <w:numId w:val="28"/>
+        </w:numPr>
+        <w:tabs>
+          <w:tab w:val="clear" w:pos="793"/>
+          <w:tab w:val="clear" w:pos="795"/>
+          <w:tab w:val="left" w:pos="1134"/>
+        </w:tabs>
+        <w:spacing w:before="81" w:line="276" w:lineRule="auto"/>
+        <w:ind w:left="1134" w:right="421" w:firstLine="0"/>
+        <w:rPr>
+          <w:b w:val="0"/>
+          <w:lang w:val="en-GB"/>
+        </w:rPr>
+      </w:pPr>
+      <w:r>
+        <w:rPr>
+          <w:b w:val="0"/>
+          <w:lang w:val="en-GB"/>
+        </w:rPr>
+        <w:t>Created calculated columns to enhance analysis:</w:t>
+      </w:r>
+    </w:p>
+    <w:p>
+      <w:pPr>
+        <w:pStyle w:val="ListParagraph"/>
         <w:widowControl w:val="0"/>
         <w:numPr>
           <w:ilvl w:val="0"/>
-          <w:numId w:val="8"/>
+          <w:numId w:val="28"/>
         </w:numPr>
+        <w:tabs>
+          <w:tab w:val="clear" w:pos="793"/>
+          <w:tab w:val="clear" w:pos="795"/>
+        </w:tabs>
         <w:spacing w:before="81" w:line="276" w:lineRule="auto"/>
-        <w:ind w:right="421"/>
-        <w:rPr>
-          <w:b w:val="0"/>
-          <w:lang w:val="en-GB"/>
-        </w:rPr>
-      </w:pPr>
-      <w:r>
-        <w:rPr>
-          <w:b w:val="0"/>
-          <w:lang w:val="en-GB"/>
-        </w:rPr>
-        <w:t>Removed null or blank values in key columns (</w:t>
-      </w:r>
+        <w:ind w:left="1418" w:right="421" w:hanging="284"/>
+        <w:rPr>
+          <w:b w:val="0"/>
+          <w:lang w:val="en-GB"/>
+        </w:rPr>
+      </w:pPr>
       <w:proofErr w:type="spellStart"/>
       <w:r>
         <w:rPr>
           <w:b w:val="0"/>
           <w:lang w:val="en-GB"/>
         </w:rPr>
-        <w:t>trip_id</w:t>
+        <w:t>is_successful_ride</w:t>
       </w:r>
       <w:proofErr w:type="spellEnd"/>
       <w:r>
@@ -3719,7 +3935,7 @@
           <w:b w:val="0"/>
           <w:lang w:val="en-GB"/>
         </w:rPr>
-        <w:t xml:space="preserve">, </w:t>
+        <w:t xml:space="preserve">: Returns 1 if </w:t>
       </w:r>
       <w:proofErr w:type="spellStart"/>
       <w:r>
@@ -3735,54 +3951,36 @@
           <w:b w:val="0"/>
           <w:lang w:val="en-GB"/>
         </w:rPr>
-        <w:t xml:space="preserve">, </w:t>
-      </w:r>
-      <w:proofErr w:type="spellStart"/>
-      <w:r>
-        <w:rPr>
-          <w:b w:val="0"/>
-          <w:lang w:val="en-GB"/>
-        </w:rPr>
-        <w:lastRenderedPageBreak/>
-        <w:t>fare_amount</w:t>
-      </w:r>
-      <w:proofErr w:type="spellEnd"/>
-      <w:r>
-        <w:rPr>
-          <w:b w:val="0"/>
-          <w:lang w:val="en-GB"/>
-        </w:rPr>
-        <w:t>).</w:t>
-      </w:r>
-    </w:p>
-    <w:p>
-      <w:pPr>
+        <w:t xml:space="preserve"> is "COMPLETED", otherwise 0</w:t>
+      </w:r>
+    </w:p>
+    <w:p>
+      <w:pPr>
+        <w:pStyle w:val="ListParagraph"/>
         <w:widowControl w:val="0"/>
         <w:numPr>
           <w:ilvl w:val="0"/>
-          <w:numId w:val="8"/>
+          <w:numId w:val="28"/>
         </w:numPr>
+        <w:tabs>
+          <w:tab w:val="clear" w:pos="793"/>
+          <w:tab w:val="clear" w:pos="795"/>
+          <w:tab w:val="left" w:pos="1418"/>
+        </w:tabs>
         <w:spacing w:before="81" w:line="276" w:lineRule="auto"/>
-        <w:ind w:right="421"/>
-        <w:rPr>
-          <w:b w:val="0"/>
-          <w:lang w:val="en-GB"/>
-        </w:rPr>
-      </w:pPr>
-      <w:r>
-        <w:rPr>
-          <w:b w:val="0"/>
-          <w:lang w:val="en-GB"/>
-        </w:rPr>
-        <w:t xml:space="preserve">Duplicates based on </w:t>
-      </w:r>
+        <w:ind w:left="1418" w:right="421" w:hanging="284"/>
+        <w:rPr>
+          <w:b w:val="0"/>
+          <w:lang w:val="en-GB"/>
+        </w:rPr>
+      </w:pPr>
       <w:proofErr w:type="spellStart"/>
       <w:r>
         <w:rPr>
           <w:b w:val="0"/>
           <w:lang w:val="en-GB"/>
         </w:rPr>
-        <w:t>trip_id</w:t>
+        <w:t>revenue_share</w:t>
       </w:r>
       <w:proofErr w:type="spellEnd"/>
       <w:r>
@@ -3790,62 +3988,40 @@
           <w:b w:val="0"/>
           <w:lang w:val="en-GB"/>
         </w:rPr>
-        <w:t xml:space="preserve"> were removed.</w:t>
-      </w:r>
-    </w:p>
-    <w:p>
-      <w:pPr>
+        <w:t xml:space="preserve">: Calculates 80% of </w:t>
+      </w:r>
+      <w:proofErr w:type="spellStart"/>
+      <w:r>
+        <w:rPr>
+          <w:b w:val="0"/>
+          <w:lang w:val="en-GB"/>
+        </w:rPr>
+        <w:t>fare_amount</w:t>
+      </w:r>
+      <w:proofErr w:type="spellEnd"/>
+      <w:r>
+        <w:rPr>
+          <w:b w:val="0"/>
+          <w:lang w:val="en-GB"/>
+        </w:rPr>
+        <w:t xml:space="preserve"> (assumed platform share)</w:t>
+      </w:r>
+    </w:p>
+    <w:p>
+      <w:pPr>
+        <w:pStyle w:val="ListParagraph"/>
         <w:widowControl w:val="0"/>
         <w:numPr>
           <w:ilvl w:val="0"/>
-          <w:numId w:val="8"/>
+          <w:numId w:val="28"/>
         </w:numPr>
+        <w:tabs>
+          <w:tab w:val="clear" w:pos="793"/>
+          <w:tab w:val="clear" w:pos="795"/>
+          <w:tab w:val="left" w:pos="1418"/>
+        </w:tabs>
         <w:spacing w:before="81" w:line="276" w:lineRule="auto"/>
-        <w:ind w:right="421"/>
-        <w:rPr>
-          <w:b w:val="0"/>
-          <w:lang w:val="en-GB"/>
-        </w:rPr>
-      </w:pPr>
-      <w:r>
-        <w:rPr>
-          <w:b w:val="0"/>
-          <w:lang w:val="en-GB"/>
-        </w:rPr>
-        <w:t>Erroneous entries (e.g., negative fare values or duration) were filtered out.</w:t>
-      </w:r>
-    </w:p>
-    <w:p>
-      <w:pPr>
-        <w:widowControl w:val="0"/>
-        <w:numPr>
-          <w:ilvl w:val="0"/>
-          <w:numId w:val="8"/>
-        </w:numPr>
-        <w:spacing w:before="81" w:line="276" w:lineRule="auto"/>
-        <w:ind w:right="421"/>
-        <w:rPr>
-          <w:b w:val="0"/>
-          <w:lang w:val="en-GB"/>
-        </w:rPr>
-      </w:pPr>
-      <w:r>
-        <w:rPr>
-          <w:b w:val="0"/>
-          <w:lang w:val="en-GB"/>
-        </w:rPr>
-        <w:t>Created calculated fields:</w:t>
-      </w:r>
-    </w:p>
-    <w:p>
-      <w:pPr>
-        <w:widowControl w:val="0"/>
-        <w:numPr>
-          <w:ilvl w:val="1"/>
-          <w:numId w:val="8"/>
-        </w:numPr>
-        <w:spacing w:before="81" w:line="276" w:lineRule="auto"/>
-        <w:ind w:right="421"/>
+        <w:ind w:left="1418" w:right="421" w:hanging="284"/>
         <w:rPr>
           <w:b w:val="0"/>
           <w:lang w:val="en-GB"/>
@@ -3857,7 +4033,7 @@
           <w:b w:val="0"/>
           <w:lang w:val="en-GB"/>
         </w:rPr>
-        <w:t>is_successful_ride</w:t>
+        <w:t>trip_hour</w:t>
       </w:r>
       <w:proofErr w:type="spellEnd"/>
       <w:r>
@@ -3865,7 +4041,7 @@
           <w:b w:val="0"/>
           <w:lang w:val="en-GB"/>
         </w:rPr>
-        <w:t xml:space="preserve">: IF </w:t>
+        <w:t xml:space="preserve">: Extracts the hour component from </w:t>
       </w:r>
       <w:proofErr w:type="spellStart"/>
       <w:r>
@@ -3873,7 +4049,7 @@
           <w:b w:val="0"/>
           <w:lang w:val="en-GB"/>
         </w:rPr>
-        <w:t>trip_status</w:t>
+        <w:t>trip_start_time</w:t>
       </w:r>
       <w:proofErr w:type="spellEnd"/>
       <w:r>
@@ -3881,111 +4057,8 @@
           <w:b w:val="0"/>
           <w:lang w:val="en-GB"/>
         </w:rPr>
-        <w:t xml:space="preserve"> = "COMPLETED" THEN 1 ELSE 0</w:t>
-      </w:r>
-    </w:p>
-    <w:p>
-      <w:pPr>
-        <w:widowControl w:val="0"/>
-        <w:numPr>
-          <w:ilvl w:val="1"/>
-          <w:numId w:val="8"/>
-        </w:numPr>
-        <w:spacing w:before="81" w:line="276" w:lineRule="auto"/>
-        <w:ind w:right="421"/>
-        <w:rPr>
-          <w:b w:val="0"/>
-          <w:lang w:val="en-GB"/>
-        </w:rPr>
-      </w:pPr>
-      <w:proofErr w:type="spellStart"/>
-      <w:r>
-        <w:rPr>
-          <w:b w:val="0"/>
-          <w:lang w:val="en-GB"/>
-        </w:rPr>
-        <w:t>revenue_share</w:t>
-      </w:r>
-      <w:proofErr w:type="spellEnd"/>
-      <w:r>
-        <w:rPr>
-          <w:b w:val="0"/>
-          <w:lang w:val="en-GB"/>
-        </w:rPr>
-        <w:t xml:space="preserve">: </w:t>
-      </w:r>
-      <w:proofErr w:type="spellStart"/>
-      <w:r>
-        <w:rPr>
-          <w:b w:val="0"/>
-          <w:lang w:val="en-GB"/>
-        </w:rPr>
-        <w:t>fare_amount</w:t>
-      </w:r>
-      <w:proofErr w:type="spellEnd"/>
-      <w:r>
-        <w:rPr>
-          <w:b w:val="0"/>
-          <w:lang w:val="en-GB"/>
-        </w:rPr>
-        <w:t xml:space="preserve"> * 0.8 (assuming 80% goes to </w:t>
-      </w:r>
-      <w:proofErr w:type="spellStart"/>
-      <w:r>
-        <w:rPr>
-          <w:b w:val="0"/>
-          <w:lang w:val="en-GB"/>
-        </w:rPr>
-        <w:t>Namma</w:t>
-      </w:r>
-      <w:proofErr w:type="spellEnd"/>
-      <w:r>
-        <w:rPr>
-          <w:b w:val="0"/>
-          <w:lang w:val="en-GB"/>
-        </w:rPr>
-        <w:t xml:space="preserve"> Yatri)</w:t>
-      </w:r>
-    </w:p>
-    <w:p>
-      <w:pPr>
-        <w:widowControl w:val="0"/>
-        <w:numPr>
-          <w:ilvl w:val="1"/>
-          <w:numId w:val="8"/>
-        </w:numPr>
-        <w:spacing w:before="81" w:line="276" w:lineRule="auto"/>
-        <w:ind w:right="421"/>
-        <w:rPr>
-          <w:b w:val="0"/>
-          <w:lang w:val="en-GB"/>
-        </w:rPr>
-      </w:pPr>
-      <w:proofErr w:type="spellStart"/>
-      <w:r>
-        <w:rPr>
-          <w:b w:val="0"/>
-          <w:lang w:val="en-GB"/>
-        </w:rPr>
-        <w:t>trip_hour</w:t>
-      </w:r>
-      <w:proofErr w:type="spellEnd"/>
-      <w:r>
-        <w:rPr>
-          <w:b w:val="0"/>
-          <w:lang w:val="en-GB"/>
-        </w:rPr>
-        <w:t xml:space="preserve">: Extracted hour from </w:t>
-      </w:r>
-      <w:proofErr w:type="spellStart"/>
-      <w:r>
-        <w:rPr>
-          <w:b w:val="0"/>
-          <w:lang w:val="en-GB"/>
-        </w:rPr>
-        <w:t>trip_start_time</w:t>
-      </w:r>
-      <w:proofErr w:type="spellEnd"/>
+        <w:t xml:space="preserve"> for time-based analysis</w:t>
+      </w:r>
     </w:p>
     <w:p>
       <w:pPr>
@@ -4085,7 +4158,13 @@
         <w:rPr>
           <w:b w:val="0"/>
         </w:rPr>
-        <w:t>Classify all the variables in the dataset into numerical and categorical types.</w:t>
+        <w:t xml:space="preserve">Classify all the variables in the dataset into numerical and </w:t>
+      </w:r>
+      <w:r>
+        <w:rPr>
+          <w:b w:val="0"/>
+        </w:rPr>
+        <w:t>categorical types.</w:t>
       </w:r>
     </w:p>
     <w:p>
@@ -4491,6 +4570,7 @@
         </w:rPr>
       </w:pPr>
       <w:r>
+        <w:lastRenderedPageBreak/>
         <w:pict w14:anchorId="1170F561">
           <v:rect id="_x0000_i1032" style="width:0;height:1.5pt" o:hralign="center" o:hrstd="t" o:hr="t" fillcolor="#a0a0a0" stroked="f"/>
         </w:pict>
@@ -4498,24 +4578,30 @@
     </w:p>
     <w:p>
       <w:pPr>
+        <w:pStyle w:val="ListParagraph"/>
         <w:widowControl w:val="0"/>
         <w:numPr>
           <w:ilvl w:val="0"/>
-          <w:numId w:val="9"/>
+          <w:numId w:val="29"/>
         </w:numPr>
+        <w:tabs>
+          <w:tab w:val="clear" w:pos="793"/>
+          <w:tab w:val="clear" w:pos="795"/>
+          <w:tab w:val="left" w:pos="1134"/>
+        </w:tabs>
         <w:spacing w:before="81" w:line="276" w:lineRule="auto"/>
-        <w:ind w:right="421"/>
-        <w:rPr>
-          <w:b w:val="0"/>
-          <w:lang w:val="en-GB"/>
-        </w:rPr>
-      </w:pPr>
-      <w:r>
-        <w:rPr>
-          <w:b w:val="0"/>
-          <w:lang w:val="en-GB"/>
-        </w:rPr>
-        <w:t xml:space="preserve">Used </w:t>
+        <w:ind w:left="1418" w:right="421"/>
+        <w:rPr>
+          <w:b w:val="0"/>
+          <w:lang w:val="en-GB"/>
+        </w:rPr>
+      </w:pPr>
+      <w:r>
+        <w:rPr>
+          <w:b w:val="0"/>
+          <w:lang w:val="en-GB"/>
+        </w:rPr>
+        <w:t xml:space="preserve">Leveraged the </w:t>
       </w:r>
       <w:proofErr w:type="spellStart"/>
       <w:r>
@@ -4531,64 +4617,80 @@
           <w:b w:val="0"/>
           <w:lang w:val="en-GB"/>
         </w:rPr>
-        <w:t xml:space="preserve"> to analyse ride frequency.</w:t>
-      </w:r>
-    </w:p>
-    <w:p>
-      <w:pPr>
+        <w:t xml:space="preserve"> field to </w:t>
+      </w:r>
+      <w:proofErr w:type="spellStart"/>
+      <w:r>
+        <w:rPr>
+          <w:b w:val="0"/>
+          <w:lang w:val="en-GB"/>
+        </w:rPr>
+        <w:t>analyze</w:t>
+      </w:r>
+      <w:proofErr w:type="spellEnd"/>
+      <w:r>
+        <w:rPr>
+          <w:b w:val="0"/>
+          <w:lang w:val="en-GB"/>
+        </w:rPr>
+        <w:t xml:space="preserve"> ride frequency by hour of the day.</w:t>
+      </w:r>
+    </w:p>
+    <w:p>
+      <w:pPr>
+        <w:pStyle w:val="ListParagraph"/>
         <w:widowControl w:val="0"/>
         <w:numPr>
           <w:ilvl w:val="0"/>
-          <w:numId w:val="9"/>
+          <w:numId w:val="29"/>
         </w:numPr>
+        <w:tabs>
+          <w:tab w:val="clear" w:pos="793"/>
+          <w:tab w:val="clear" w:pos="795"/>
+          <w:tab w:val="left" w:pos="1134"/>
+        </w:tabs>
         <w:spacing w:before="81" w:line="276" w:lineRule="auto"/>
-        <w:ind w:right="421"/>
-        <w:rPr>
-          <w:b w:val="0"/>
-          <w:lang w:val="en-GB"/>
-        </w:rPr>
-      </w:pPr>
-      <w:r>
-        <w:rPr>
-          <w:b w:val="0"/>
-          <w:lang w:val="en-GB"/>
-        </w:rPr>
-        <w:lastRenderedPageBreak/>
-        <w:t>Found that 8 AM–11 AM and 5 PM–8 PM were peak periods.</w:t>
-      </w:r>
-    </w:p>
-    <w:p>
-      <w:pPr>
+        <w:ind w:left="1418" w:right="421"/>
+        <w:rPr>
+          <w:b w:val="0"/>
+          <w:lang w:val="en-GB"/>
+        </w:rPr>
+      </w:pPr>
+      <w:r>
+        <w:rPr>
+          <w:b w:val="0"/>
+          <w:lang w:val="en-GB"/>
+        </w:rPr>
+        <w:t>Identified peak ride times between 8 AM–11 AM and 5 PM–8 PM, indicating high commuter demand during typical rush hours.</w:t>
+      </w:r>
+    </w:p>
+    <w:p>
+      <w:pPr>
+        <w:pStyle w:val="ListParagraph"/>
         <w:widowControl w:val="0"/>
         <w:numPr>
           <w:ilvl w:val="0"/>
-          <w:numId w:val="9"/>
+          <w:numId w:val="29"/>
         </w:numPr>
+        <w:tabs>
+          <w:tab w:val="clear" w:pos="793"/>
+          <w:tab w:val="clear" w:pos="795"/>
+          <w:tab w:val="left" w:pos="1134"/>
+        </w:tabs>
         <w:spacing w:before="81" w:line="276" w:lineRule="auto"/>
-        <w:ind w:right="421"/>
-        <w:rPr>
-          <w:b w:val="0"/>
-          <w:lang w:val="en-GB"/>
-        </w:rPr>
-      </w:pPr>
-      <w:r>
-        <w:rPr>
-          <w:b w:val="0"/>
-          <w:lang w:val="en-GB"/>
-        </w:rPr>
-        <w:t>Line chart visualisation confirmed strong morning and evening peaks.</w:t>
-      </w:r>
-    </w:p>
-    <w:p>
-      <w:pPr>
-        <w:widowControl w:val="0"/>
-        <w:spacing w:before="81" w:line="276" w:lineRule="auto"/>
-        <w:ind w:left="0" w:right="421" w:firstLine="0"/>
-        <w:rPr>
-          <w:b w:val="0"/>
-          <w:lang w:val="en-GB"/>
-        </w:rPr>
-      </w:pPr>
+        <w:ind w:left="1418" w:right="421"/>
+        <w:rPr>
+          <w:b w:val="0"/>
+          <w:lang w:val="en-GB"/>
+        </w:rPr>
+      </w:pPr>
+      <w:r>
+        <w:rPr>
+          <w:b w:val="0"/>
+          <w:lang w:val="en-GB"/>
+        </w:rPr>
+        <w:t>Line chart visualizations clearly highlighted these trends, showing pronounced spikes in both morning and evening periods.</w:t>
+      </w:r>
     </w:p>
     <w:p>
       <w:pPr>
@@ -4739,24 +4841,31 @@
     </w:p>
     <w:p>
       <w:pPr>
+        <w:pStyle w:val="ListParagraph"/>
         <w:widowControl w:val="0"/>
         <w:numPr>
           <w:ilvl w:val="0"/>
-          <w:numId w:val="10"/>
+          <w:numId w:val="30"/>
         </w:numPr>
+        <w:tabs>
+          <w:tab w:val="clear" w:pos="720"/>
+          <w:tab w:val="clear" w:pos="793"/>
+          <w:tab w:val="clear" w:pos="795"/>
+          <w:tab w:val="num" w:pos="1418"/>
+        </w:tabs>
         <w:spacing w:before="81" w:line="276" w:lineRule="auto"/>
-        <w:ind w:right="421"/>
-        <w:rPr>
-          <w:b w:val="0"/>
-          <w:lang w:val="en-GB"/>
-        </w:rPr>
-      </w:pPr>
-      <w:r>
-        <w:rPr>
-          <w:b w:val="0"/>
-          <w:lang w:val="en-GB"/>
-        </w:rPr>
-        <w:t>Time periods segmented: Morning (5–11 AM), Afternoon (11–4 PM), Evening (4–9 PM), Night (9 PM–5 AM).</w:t>
+        <w:ind w:left="1418" w:right="421" w:hanging="425"/>
+        <w:rPr>
+          <w:b w:val="0"/>
+          <w:lang w:val="en-IN"/>
+        </w:rPr>
+      </w:pPr>
+      <w:r>
+        <w:rPr>
+          <w:b w:val="0"/>
+          <w:lang w:val="en-IN"/>
+        </w:rPr>
+        <w:t>Segmented the day into four time periods for analysis:</w:t>
       </w:r>
     </w:p>
     <w:p>
@@ -4764,109 +4873,33 @@
         <w:widowControl w:val="0"/>
         <w:numPr>
           <w:ilvl w:val="0"/>
-          <w:numId w:val="10"/>
+          <w:numId w:val="32"/>
         </w:numPr>
+        <w:tabs>
+          <w:tab w:val="clear" w:pos="793"/>
+          <w:tab w:val="clear" w:pos="795"/>
+          <w:tab w:val="num" w:pos="1418"/>
+        </w:tabs>
         <w:spacing w:before="81" w:line="276" w:lineRule="auto"/>
-        <w:ind w:right="421"/>
-        <w:rPr>
-          <w:b w:val="0"/>
-          <w:lang w:val="en-GB"/>
-        </w:rPr>
-      </w:pPr>
-      <w:r>
-        <w:rPr>
-          <w:b w:val="0"/>
-          <w:lang w:val="en-GB"/>
-        </w:rPr>
-        <w:t>Revenue by each period:</w:t>
-      </w:r>
-    </w:p>
-    <w:p>
-      <w:pPr>
-        <w:widowControl w:val="0"/>
-        <w:numPr>
-          <w:ilvl w:val="1"/>
-          <w:numId w:val="10"/>
-        </w:numPr>
-        <w:spacing w:before="81" w:line="276" w:lineRule="auto"/>
-        <w:ind w:right="421"/>
-        <w:rPr>
-          <w:b w:val="0"/>
-          <w:lang w:val="en-GB"/>
-        </w:rPr>
-      </w:pPr>
-      <w:r>
-        <w:rPr>
-          <w:b w:val="0"/>
-          <w:lang w:val="en-GB"/>
-        </w:rPr>
-        <w:t>Morning: 31%</w:t>
-      </w:r>
-    </w:p>
-    <w:p>
-      <w:pPr>
-        <w:widowControl w:val="0"/>
-        <w:numPr>
-          <w:ilvl w:val="1"/>
-          <w:numId w:val="10"/>
-        </w:numPr>
-        <w:spacing w:before="81" w:line="276" w:lineRule="auto"/>
-        <w:ind w:right="421"/>
-        <w:rPr>
-          <w:b w:val="0"/>
-          <w:lang w:val="en-GB"/>
-        </w:rPr>
-      </w:pPr>
-      <w:r>
-        <w:rPr>
-          <w:b w:val="0"/>
-          <w:lang w:val="en-GB"/>
-        </w:rPr>
-        <w:t>Afternoon: 18%</w:t>
-      </w:r>
-    </w:p>
-    <w:p>
-      <w:pPr>
-        <w:widowControl w:val="0"/>
-        <w:numPr>
-          <w:ilvl w:val="1"/>
-          <w:numId w:val="10"/>
-        </w:numPr>
-        <w:spacing w:before="81" w:line="276" w:lineRule="auto"/>
-        <w:ind w:right="421"/>
-        <w:rPr>
-          <w:b w:val="0"/>
-          <w:lang w:val="en-GB"/>
-        </w:rPr>
-      </w:pPr>
-      <w:r>
-        <w:rPr>
-          <w:b w:val="0"/>
-          <w:lang w:val="en-GB"/>
-        </w:rPr>
-        <w:t>Evening: 42%</w:t>
-      </w:r>
-    </w:p>
-    <w:p>
-      <w:pPr>
-        <w:widowControl w:val="0"/>
-        <w:numPr>
-          <w:ilvl w:val="1"/>
-          <w:numId w:val="10"/>
-        </w:numPr>
-        <w:spacing w:before="81" w:line="276" w:lineRule="auto"/>
-        <w:ind w:right="421"/>
-        <w:rPr>
-          <w:b w:val="0"/>
-          <w:lang w:val="en-GB"/>
-        </w:rPr>
-      </w:pPr>
-      <w:r>
-        <w:rPr>
-          <w:b w:val="0"/>
-          <w:lang w:val="en-GB"/>
-        </w:rPr>
-        <w:t>Night: 9%</w:t>
+        <w:ind w:left="1418" w:right="421" w:hanging="425"/>
+        <w:rPr>
+          <w:b w:val="0"/>
+          <w:lang w:val="en-IN"/>
+        </w:rPr>
+      </w:pPr>
+      <w:r>
+        <w:rPr>
+          <w:bCs/>
+          <w:lang w:val="en-IN"/>
+        </w:rPr>
+        <w:t>Morning:</w:t>
+      </w:r>
+      <w:r>
+        <w:rPr>
+          <w:b w:val="0"/>
+          <w:lang w:val="en-IN"/>
+        </w:rPr>
+        <w:t xml:space="preserve"> 5 AM – 11 AM</w:t>
       </w:r>
     </w:p>
     <w:p>
@@ -4874,21 +4907,336 @@
         <w:widowControl w:val="0"/>
         <w:numPr>
           <w:ilvl w:val="0"/>
-          <w:numId w:val="10"/>
+          <w:numId w:val="32"/>
         </w:numPr>
+        <w:tabs>
+          <w:tab w:val="clear" w:pos="793"/>
+          <w:tab w:val="clear" w:pos="795"/>
+          <w:tab w:val="num" w:pos="1418"/>
+        </w:tabs>
         <w:spacing w:before="81" w:line="276" w:lineRule="auto"/>
-        <w:ind w:right="421"/>
-        <w:rPr>
-          <w:b w:val="0"/>
-          <w:lang w:val="en-GB"/>
-        </w:rPr>
-      </w:pPr>
-      <w:r>
-        <w:rPr>
-          <w:b w:val="0"/>
-          <w:lang w:val="en-GB"/>
-        </w:rPr>
-        <w:t>Displayed using a stacked column chart and pie chart.</w:t>
+        <w:ind w:left="1418" w:right="421" w:hanging="425"/>
+        <w:rPr>
+          <w:b w:val="0"/>
+          <w:lang w:val="en-IN"/>
+        </w:rPr>
+      </w:pPr>
+      <w:r>
+        <w:rPr>
+          <w:bCs/>
+          <w:lang w:val="en-IN"/>
+        </w:rPr>
+        <w:t>Afternoon:</w:t>
+      </w:r>
+      <w:r>
+        <w:rPr>
+          <w:b w:val="0"/>
+          <w:lang w:val="en-IN"/>
+        </w:rPr>
+        <w:t xml:space="preserve"> 11 AM – 4 PM</w:t>
+      </w:r>
+    </w:p>
+    <w:p>
+      <w:pPr>
+        <w:widowControl w:val="0"/>
+        <w:numPr>
+          <w:ilvl w:val="0"/>
+          <w:numId w:val="32"/>
+        </w:numPr>
+        <w:tabs>
+          <w:tab w:val="clear" w:pos="793"/>
+          <w:tab w:val="clear" w:pos="795"/>
+          <w:tab w:val="num" w:pos="1418"/>
+        </w:tabs>
+        <w:spacing w:before="81" w:line="276" w:lineRule="auto"/>
+        <w:ind w:left="1418" w:right="421" w:hanging="425"/>
+        <w:rPr>
+          <w:b w:val="0"/>
+          <w:lang w:val="en-IN"/>
+        </w:rPr>
+      </w:pPr>
+      <w:r>
+        <w:rPr>
+          <w:bCs/>
+          <w:lang w:val="en-IN"/>
+        </w:rPr>
+        <w:t>Evening:</w:t>
+      </w:r>
+      <w:r>
+        <w:rPr>
+          <w:b w:val="0"/>
+          <w:lang w:val="en-IN"/>
+        </w:rPr>
+        <w:t xml:space="preserve"> 4 PM – 9 PM</w:t>
+      </w:r>
+    </w:p>
+    <w:p>
+      <w:pPr>
+        <w:widowControl w:val="0"/>
+        <w:numPr>
+          <w:ilvl w:val="0"/>
+          <w:numId w:val="32"/>
+        </w:numPr>
+        <w:tabs>
+          <w:tab w:val="clear" w:pos="793"/>
+          <w:tab w:val="clear" w:pos="795"/>
+          <w:tab w:val="num" w:pos="1418"/>
+        </w:tabs>
+        <w:spacing w:before="81" w:line="276" w:lineRule="auto"/>
+        <w:ind w:left="1418" w:right="421" w:hanging="425"/>
+        <w:rPr>
+          <w:b w:val="0"/>
+          <w:lang w:val="en-IN"/>
+        </w:rPr>
+      </w:pPr>
+      <w:r>
+        <w:rPr>
+          <w:bCs/>
+          <w:lang w:val="en-IN"/>
+        </w:rPr>
+        <w:t>Night:</w:t>
+      </w:r>
+      <w:r>
+        <w:rPr>
+          <w:b w:val="0"/>
+          <w:lang w:val="en-IN"/>
+        </w:rPr>
+        <w:t xml:space="preserve"> 9 PM – 5 AM</w:t>
+      </w:r>
+    </w:p>
+    <w:p>
+      <w:pPr>
+        <w:pStyle w:val="ListParagraph"/>
+        <w:widowControl w:val="0"/>
+        <w:numPr>
+          <w:ilvl w:val="0"/>
+          <w:numId w:val="31"/>
+        </w:numPr>
+        <w:tabs>
+          <w:tab w:val="clear" w:pos="720"/>
+          <w:tab w:val="clear" w:pos="793"/>
+          <w:tab w:val="clear" w:pos="795"/>
+          <w:tab w:val="num" w:pos="1418"/>
+        </w:tabs>
+        <w:spacing w:before="81" w:line="276" w:lineRule="auto"/>
+        <w:ind w:left="1418" w:right="421" w:hanging="425"/>
+        <w:rPr>
+          <w:b w:val="0"/>
+          <w:lang w:val="en-IN"/>
+        </w:rPr>
+      </w:pPr>
+      <w:r>
+        <w:rPr>
+          <w:b w:val="0"/>
+          <w:lang w:val="en-IN"/>
+        </w:rPr>
+        <w:t xml:space="preserve">Calculated </w:t>
+      </w:r>
+      <w:r>
+        <w:rPr>
+          <w:bCs/>
+          <w:lang w:val="en-IN"/>
+        </w:rPr>
+        <w:t>revenue contribution by time period</w:t>
+      </w:r>
+      <w:r>
+        <w:rPr>
+          <w:b w:val="0"/>
+          <w:lang w:val="en-IN"/>
+        </w:rPr>
+        <w:t>:</w:t>
+      </w:r>
+    </w:p>
+    <w:p>
+      <w:pPr>
+        <w:widowControl w:val="0"/>
+        <w:numPr>
+          <w:ilvl w:val="0"/>
+          <w:numId w:val="32"/>
+        </w:numPr>
+        <w:tabs>
+          <w:tab w:val="clear" w:pos="793"/>
+          <w:tab w:val="clear" w:pos="795"/>
+          <w:tab w:val="num" w:pos="1418"/>
+        </w:tabs>
+        <w:spacing w:before="81" w:line="276" w:lineRule="auto"/>
+        <w:ind w:left="1418" w:right="421" w:hanging="425"/>
+        <w:rPr>
+          <w:b w:val="0"/>
+          <w:lang w:val="en-IN"/>
+        </w:rPr>
+      </w:pPr>
+      <w:r>
+        <w:rPr>
+          <w:b w:val="0"/>
+          <w:lang w:val="en-IN"/>
+        </w:rPr>
+        <w:t xml:space="preserve">Morning: </w:t>
+      </w:r>
+      <w:r>
+        <w:rPr>
+          <w:bCs/>
+          <w:lang w:val="en-IN"/>
+        </w:rPr>
+        <w:t>31%</w:t>
+      </w:r>
+    </w:p>
+    <w:p>
+      <w:pPr>
+        <w:widowControl w:val="0"/>
+        <w:numPr>
+          <w:ilvl w:val="0"/>
+          <w:numId w:val="32"/>
+        </w:numPr>
+        <w:tabs>
+          <w:tab w:val="clear" w:pos="793"/>
+          <w:tab w:val="clear" w:pos="795"/>
+          <w:tab w:val="num" w:pos="1418"/>
+        </w:tabs>
+        <w:spacing w:before="81" w:line="276" w:lineRule="auto"/>
+        <w:ind w:left="1418" w:right="421" w:hanging="425"/>
+        <w:rPr>
+          <w:b w:val="0"/>
+          <w:lang w:val="en-IN"/>
+        </w:rPr>
+      </w:pPr>
+      <w:r>
+        <w:rPr>
+          <w:b w:val="0"/>
+          <w:lang w:val="en-IN"/>
+        </w:rPr>
+        <w:t xml:space="preserve">Afternoon: </w:t>
+      </w:r>
+      <w:r>
+        <w:rPr>
+          <w:bCs/>
+          <w:lang w:val="en-IN"/>
+        </w:rPr>
+        <w:t>18%</w:t>
+      </w:r>
+    </w:p>
+    <w:p>
+      <w:pPr>
+        <w:widowControl w:val="0"/>
+        <w:numPr>
+          <w:ilvl w:val="0"/>
+          <w:numId w:val="32"/>
+        </w:numPr>
+        <w:tabs>
+          <w:tab w:val="clear" w:pos="793"/>
+          <w:tab w:val="clear" w:pos="795"/>
+          <w:tab w:val="num" w:pos="1418"/>
+        </w:tabs>
+        <w:spacing w:before="81" w:line="276" w:lineRule="auto"/>
+        <w:ind w:left="1418" w:right="421" w:hanging="425"/>
+        <w:rPr>
+          <w:b w:val="0"/>
+          <w:lang w:val="en-IN"/>
+        </w:rPr>
+      </w:pPr>
+      <w:r>
+        <w:rPr>
+          <w:b w:val="0"/>
+          <w:lang w:val="en-IN"/>
+        </w:rPr>
+        <w:t xml:space="preserve">Evening: </w:t>
+      </w:r>
+      <w:r>
+        <w:rPr>
+          <w:bCs/>
+          <w:lang w:val="en-IN"/>
+        </w:rPr>
+        <w:t>42%</w:t>
+      </w:r>
+    </w:p>
+    <w:p>
+      <w:pPr>
+        <w:widowControl w:val="0"/>
+        <w:numPr>
+          <w:ilvl w:val="0"/>
+          <w:numId w:val="32"/>
+        </w:numPr>
+        <w:tabs>
+          <w:tab w:val="clear" w:pos="793"/>
+          <w:tab w:val="clear" w:pos="795"/>
+          <w:tab w:val="num" w:pos="1418"/>
+        </w:tabs>
+        <w:spacing w:before="81" w:line="276" w:lineRule="auto"/>
+        <w:ind w:left="1418" w:right="421" w:hanging="425"/>
+        <w:rPr>
+          <w:b w:val="0"/>
+          <w:lang w:val="en-IN"/>
+        </w:rPr>
+      </w:pPr>
+      <w:r>
+        <w:rPr>
+          <w:b w:val="0"/>
+          <w:lang w:val="en-IN"/>
+        </w:rPr>
+        <w:t xml:space="preserve">Night: </w:t>
+      </w:r>
+      <w:r>
+        <w:rPr>
+          <w:bCs/>
+          <w:lang w:val="en-IN"/>
+        </w:rPr>
+        <w:t>9%</w:t>
+      </w:r>
+    </w:p>
+    <w:p>
+      <w:pPr>
+        <w:pStyle w:val="ListParagraph"/>
+        <w:widowControl w:val="0"/>
+        <w:numPr>
+          <w:ilvl w:val="0"/>
+          <w:numId w:val="32"/>
+        </w:numPr>
+        <w:tabs>
+          <w:tab w:val="clear" w:pos="793"/>
+          <w:tab w:val="clear" w:pos="795"/>
+          <w:tab w:val="num" w:pos="1418"/>
+        </w:tabs>
+        <w:spacing w:before="81" w:line="276" w:lineRule="auto"/>
+        <w:ind w:left="1418" w:right="421" w:hanging="425"/>
+        <w:rPr>
+          <w:b w:val="0"/>
+          <w:lang w:val="en-IN"/>
+        </w:rPr>
+      </w:pPr>
+      <w:r>
+        <w:rPr>
+          <w:b w:val="0"/>
+          <w:lang w:val="en-IN"/>
+        </w:rPr>
+        <w:t xml:space="preserve">Visualized the distribution using both a </w:t>
+      </w:r>
+      <w:r>
+        <w:rPr>
+          <w:bCs/>
+          <w:lang w:val="en-IN"/>
+        </w:rPr>
+        <w:t>stacked column chart</w:t>
+      </w:r>
+      <w:r>
+        <w:rPr>
+          <w:b w:val="0"/>
+          <w:lang w:val="en-IN"/>
+        </w:rPr>
+        <w:t xml:space="preserve"> and a </w:t>
+      </w:r>
+      <w:r>
+        <w:rPr>
+          <w:bCs/>
+          <w:lang w:val="en-IN"/>
+        </w:rPr>
+        <w:t>pie chart</w:t>
+      </w:r>
+      <w:r>
+        <w:rPr>
+          <w:b w:val="0"/>
+          <w:lang w:val="en-IN"/>
+        </w:rPr>
+        <w:t xml:space="preserve"> for clear comparison of revenue share across time slots.</w:t>
       </w:r>
     </w:p>
     <w:p>
@@ -4975,6 +5323,7 @@
         <w:rPr>
           <w:b w:val="0"/>
         </w:rPr>
+        <w:lastRenderedPageBreak/>
         <w:t xml:space="preserve">Investigate the correlation between </w:t>
       </w:r>
       <w:r>
@@ -5007,7 +5356,13 @@
         <w:rPr>
           <w:b w:val="0"/>
         </w:rPr>
-        <w:t>Explain any trends or patterns that emerge.</w:t>
+        <w:t xml:space="preserve">Explain any </w:t>
+      </w:r>
+      <w:r>
+        <w:rPr>
+          <w:b w:val="0"/>
+        </w:rPr>
+        <w:t>trends or patterns that emerge.</w:t>
       </w:r>
     </w:p>
     <w:p>
@@ -5050,81 +5405,87 @@
     </w:p>
     <w:p>
       <w:pPr>
+        <w:pStyle w:val="ListParagraph"/>
         <w:widowControl w:val="0"/>
         <w:numPr>
           <w:ilvl w:val="0"/>
-          <w:numId w:val="11"/>
+          <w:numId w:val="33"/>
         </w:numPr>
+        <w:tabs>
+          <w:tab w:val="clear" w:pos="793"/>
+          <w:tab w:val="clear" w:pos="795"/>
+          <w:tab w:val="left" w:pos="1134"/>
+        </w:tabs>
         <w:spacing w:before="81" w:line="276" w:lineRule="auto"/>
-        <w:ind w:right="421"/>
-        <w:rPr>
-          <w:b w:val="0"/>
-          <w:lang w:val="en-GB"/>
-        </w:rPr>
-      </w:pPr>
-      <w:r>
-        <w:rPr>
-          <w:b w:val="0"/>
-          <w:lang w:val="en-GB"/>
-        </w:rPr>
-        <w:t>Correlation observed: Fare revenue increases during evening and morning peaks.</w:t>
-      </w:r>
-    </w:p>
-    <w:p>
-      <w:pPr>
+        <w:ind w:left="1418" w:right="421"/>
+        <w:rPr>
+          <w:b w:val="0"/>
+          <w:lang w:val="en-GB"/>
+        </w:rPr>
+      </w:pPr>
+      <w:r>
+        <w:rPr>
+          <w:b w:val="0"/>
+          <w:lang w:val="en-GB"/>
+        </w:rPr>
+        <w:t>Identified a positive correlation between fare revenue and peak hours, particularly during morning and evening periods.</w:t>
+      </w:r>
+    </w:p>
+    <w:p>
+      <w:pPr>
+        <w:pStyle w:val="ListParagraph"/>
         <w:widowControl w:val="0"/>
         <w:numPr>
           <w:ilvl w:val="0"/>
-          <w:numId w:val="11"/>
+          <w:numId w:val="33"/>
         </w:numPr>
+        <w:tabs>
+          <w:tab w:val="clear" w:pos="793"/>
+          <w:tab w:val="clear" w:pos="795"/>
+          <w:tab w:val="left" w:pos="1134"/>
+        </w:tabs>
         <w:spacing w:before="81" w:line="276" w:lineRule="auto"/>
-        <w:ind w:right="421"/>
-        <w:rPr>
-          <w:b w:val="0"/>
-          <w:lang w:val="en-GB"/>
-        </w:rPr>
-      </w:pPr>
-      <w:r>
-        <w:rPr>
-          <w:b w:val="0"/>
-          <w:lang w:val="en-GB"/>
-        </w:rPr>
-        <w:t>Scatter plot and line chart showed consistent rise in fare between 7 AM–9 AM and 5 PM–8 PM.</w:t>
-      </w:r>
-    </w:p>
-    <w:p>
-      <w:pPr>
+        <w:ind w:left="1418" w:right="421"/>
+        <w:rPr>
+          <w:b w:val="0"/>
+          <w:lang w:val="en-GB"/>
+        </w:rPr>
+      </w:pPr>
+      <w:r>
+        <w:rPr>
+          <w:b w:val="0"/>
+          <w:lang w:val="en-GB"/>
+        </w:rPr>
+        <w:t>Scatter plot and line chart analyses revealed a consistent increase in fare revenue between 7 AM–9 AM and 5 PM–8 PM.</w:t>
+      </w:r>
+    </w:p>
+    <w:p>
+      <w:pPr>
+        <w:pStyle w:val="ListParagraph"/>
         <w:widowControl w:val="0"/>
         <w:numPr>
           <w:ilvl w:val="0"/>
-          <w:numId w:val="11"/>
+          <w:numId w:val="33"/>
         </w:numPr>
+        <w:tabs>
+          <w:tab w:val="clear" w:pos="793"/>
+          <w:tab w:val="clear" w:pos="795"/>
+          <w:tab w:val="left" w:pos="1134"/>
+        </w:tabs>
         <w:spacing w:before="81" w:line="276" w:lineRule="auto"/>
-        <w:ind w:right="421"/>
-        <w:rPr>
-          <w:b w:val="0"/>
-          <w:lang w:val="en-GB"/>
-        </w:rPr>
-      </w:pPr>
-      <w:r>
-        <w:rPr>
-          <w:b w:val="0"/>
-          <w:lang w:val="en-GB"/>
-        </w:rPr>
-        <w:lastRenderedPageBreak/>
-        <w:t>Indicates higher trip counts and possibly longer distances.</w:t>
-      </w:r>
-    </w:p>
-    <w:p>
-      <w:pPr>
-        <w:widowControl w:val="0"/>
-        <w:spacing w:before="81" w:line="276" w:lineRule="auto"/>
-        <w:ind w:left="0" w:right="421" w:firstLine="0"/>
-        <w:rPr>
-          <w:b w:val="0"/>
-          <w:lang w:val="en-GB"/>
-        </w:rPr>
-      </w:pPr>
+        <w:ind w:left="1418" w:right="421"/>
+        <w:rPr>
+          <w:b w:val="0"/>
+          <w:lang w:val="en-GB"/>
+        </w:rPr>
+      </w:pPr>
+      <w:r>
+        <w:rPr>
+          <w:b w:val="0"/>
+          <w:lang w:val="en-GB"/>
+        </w:rPr>
+        <w:t>This trend suggests higher trip volumes and potentially longer travel distances during these peak time slots</w:t>
+      </w:r>
     </w:p>
     <w:p>
       <w:pPr>
@@ -5274,8 +5635,14 @@
           <w:ilvl w:val="0"/>
           <w:numId w:val="12"/>
         </w:numPr>
+        <w:tabs>
+          <w:tab w:val="clear" w:pos="720"/>
+          <w:tab w:val="clear" w:pos="793"/>
+          <w:tab w:val="clear" w:pos="795"/>
+          <w:tab w:val="num" w:pos="1418"/>
+        </w:tabs>
         <w:spacing w:before="81" w:line="276" w:lineRule="auto"/>
-        <w:ind w:right="421"/>
+        <w:ind w:left="1560" w:right="421" w:hanging="426"/>
         <w:rPr>
           <w:b w:val="0"/>
           <w:lang w:val="en-GB"/>
@@ -5296,8 +5663,14 @@
           <w:ilvl w:val="0"/>
           <w:numId w:val="12"/>
         </w:numPr>
+        <w:tabs>
+          <w:tab w:val="clear" w:pos="720"/>
+          <w:tab w:val="clear" w:pos="793"/>
+          <w:tab w:val="clear" w:pos="795"/>
+          <w:tab w:val="num" w:pos="1418"/>
+        </w:tabs>
         <w:spacing w:before="81" w:line="276" w:lineRule="auto"/>
-        <w:ind w:right="421"/>
+        <w:ind w:left="1560" w:right="421" w:hanging="426"/>
         <w:rPr>
           <w:b w:val="0"/>
           <w:lang w:val="en-GB"/>
@@ -5318,8 +5691,14 @@
           <w:ilvl w:val="0"/>
           <w:numId w:val="12"/>
         </w:numPr>
+        <w:tabs>
+          <w:tab w:val="clear" w:pos="720"/>
+          <w:tab w:val="clear" w:pos="793"/>
+          <w:tab w:val="clear" w:pos="795"/>
+          <w:tab w:val="num" w:pos="1418"/>
+        </w:tabs>
         <w:spacing w:before="81" w:line="276" w:lineRule="auto"/>
-        <w:ind w:right="421"/>
+        <w:ind w:left="1560" w:right="421" w:hanging="426"/>
         <w:rPr>
           <w:b w:val="0"/>
           <w:lang w:val="en-GB"/>
@@ -5490,24 +5869,31 @@
     </w:p>
     <w:p>
       <w:pPr>
+        <w:pStyle w:val="ListParagraph"/>
         <w:widowControl w:val="0"/>
         <w:numPr>
           <w:ilvl w:val="0"/>
-          <w:numId w:val="13"/>
+          <w:numId w:val="34"/>
         </w:numPr>
+        <w:tabs>
+          <w:tab w:val="clear" w:pos="793"/>
+          <w:tab w:val="clear" w:pos="795"/>
+          <w:tab w:val="left" w:pos="1134"/>
+        </w:tabs>
         <w:spacing w:before="81" w:line="276" w:lineRule="auto"/>
-        <w:ind w:right="421"/>
-        <w:rPr>
-          <w:b w:val="0"/>
-          <w:lang w:val="en-GB"/>
-        </w:rPr>
-      </w:pPr>
-      <w:r>
-        <w:rPr>
-          <w:b w:val="0"/>
-          <w:lang w:val="en-GB"/>
-        </w:rPr>
-        <w:t xml:space="preserve">Top </w:t>
+        <w:ind w:left="1560" w:right="421" w:hanging="426"/>
+        <w:rPr>
+          <w:b w:val="0"/>
+          <w:lang w:val="en-GB"/>
+        </w:rPr>
+      </w:pPr>
+      <w:r>
+        <w:rPr>
+          <w:b w:val="0"/>
+          <w:lang w:val="en-GB"/>
+        </w:rPr>
+        <w:lastRenderedPageBreak/>
+        <w:t xml:space="preserve">Identified the top </w:t>
       </w:r>
       <w:proofErr w:type="spellStart"/>
       <w:r>
@@ -5523,30 +5909,42 @@
           <w:b w:val="0"/>
           <w:lang w:val="en-GB"/>
         </w:rPr>
-        <w:t xml:space="preserve"> zones by ride count: Whitefield, Indiranagar, HSR Layout, Koramangala, Marathahalli.</w:t>
-      </w:r>
-    </w:p>
-    <w:p>
-      <w:pPr>
+        <w:t xml:space="preserve"> zones by ride volume, with Whitefield, Indiranagar, HSR Layout, Koramangala, and Marathahalli leading in trip counts.</w:t>
+      </w:r>
+    </w:p>
+    <w:p>
+      <w:pPr>
+        <w:pStyle w:val="ListParagraph"/>
         <w:widowControl w:val="0"/>
         <w:numPr>
           <w:ilvl w:val="0"/>
-          <w:numId w:val="13"/>
+          <w:numId w:val="34"/>
         </w:numPr>
+        <w:tabs>
+          <w:tab w:val="clear" w:pos="793"/>
+          <w:tab w:val="clear" w:pos="795"/>
+          <w:tab w:val="left" w:pos="1134"/>
+        </w:tabs>
         <w:spacing w:before="81" w:line="276" w:lineRule="auto"/>
-        <w:ind w:right="421"/>
-        <w:rPr>
-          <w:b w:val="0"/>
-          <w:lang w:val="en-GB"/>
-        </w:rPr>
-      </w:pPr>
+        <w:ind w:left="1560" w:right="421" w:hanging="426"/>
+        <w:rPr>
+          <w:b w:val="0"/>
+        </w:rPr>
+      </w:pPr>
+      <w:r>
+        <w:rPr>
+          <w:b w:val="0"/>
+          <w:lang w:val="en-GB"/>
+        </w:rPr>
+        <w:t xml:space="preserve">Utilized </w:t>
+      </w:r>
       <w:proofErr w:type="spellStart"/>
       <w:r>
         <w:rPr>
           <w:b w:val="0"/>
           <w:lang w:val="en-GB"/>
         </w:rPr>
-        <w:t>Treemap</w:t>
+        <w:t>treemap</w:t>
       </w:r>
       <w:proofErr w:type="spellEnd"/>
       <w:r>
@@ -5554,18 +5952,8 @@
           <w:b w:val="0"/>
           <w:lang w:val="en-GB"/>
         </w:rPr>
-        <w:t xml:space="preserve"> and bar chart used to visualise counts.</w:t>
-      </w:r>
-    </w:p>
-    <w:p>
-      <w:pPr>
-        <w:widowControl w:val="0"/>
-        <w:spacing w:before="81" w:line="276" w:lineRule="auto"/>
-        <w:ind w:left="0" w:right="421" w:firstLine="0"/>
-        <w:rPr>
-          <w:b w:val="0"/>
-        </w:rPr>
-      </w:pPr>
+        <w:t xml:space="preserve"> and bar chart visualizations to effectively highlight zone-wise distribution and compare ride density across locations.</w:t>
+      </w:r>
     </w:p>
     <w:p>
       <w:pPr>
@@ -5634,7 +6022,6 @@
         </w:rPr>
       </w:pPr>
       <w:r>
-        <w:lastRenderedPageBreak/>
         <w:pict w14:anchorId="1D707F2E">
           <v:rect id="_x0000_i1042" style="width:0;height:1.5pt" o:hralign="center" o:hrstd="t" o:hr="t" fillcolor="#a0a0a0" stroked="f"/>
         </w:pict>
@@ -5642,78 +6029,108 @@
     </w:p>
     <w:p>
       <w:pPr>
+        <w:pStyle w:val="ListParagraph"/>
         <w:widowControl w:val="0"/>
         <w:numPr>
           <w:ilvl w:val="0"/>
-          <w:numId w:val="14"/>
+          <w:numId w:val="34"/>
         </w:numPr>
+        <w:tabs>
+          <w:tab w:val="clear" w:pos="793"/>
+          <w:tab w:val="clear" w:pos="795"/>
+          <w:tab w:val="left" w:pos="1134"/>
+        </w:tabs>
         <w:spacing w:before="81" w:line="276" w:lineRule="auto"/>
-        <w:ind w:right="421"/>
-        <w:rPr>
-          <w:b w:val="0"/>
-          <w:lang w:val="en-GB"/>
-        </w:rPr>
-      </w:pPr>
-      <w:r>
-        <w:rPr>
-          <w:b w:val="0"/>
-          <w:lang w:val="en-GB"/>
-        </w:rPr>
-        <w:t>Whitefield and HSR Layout contributed the highest revenue.</w:t>
-      </w:r>
-    </w:p>
-    <w:p>
-      <w:pPr>
+        <w:ind w:left="1560" w:right="421" w:hanging="426"/>
+        <w:rPr>
+          <w:b w:val="0"/>
+          <w:lang w:val="en-IN"/>
+        </w:rPr>
+      </w:pPr>
+      <w:r>
+        <w:rPr>
+          <w:bCs/>
+          <w:lang w:val="en-IN"/>
+        </w:rPr>
+        <w:t>Whitefield</w:t>
+      </w:r>
+      <w:r>
+        <w:rPr>
+          <w:b w:val="0"/>
+          <w:lang w:val="en-IN"/>
+        </w:rPr>
+        <w:t xml:space="preserve"> and </w:t>
+      </w:r>
+      <w:r>
+        <w:rPr>
+          <w:bCs/>
+          <w:lang w:val="en-IN"/>
+        </w:rPr>
+        <w:t>HSR Layout</w:t>
+      </w:r>
+      <w:r>
+        <w:rPr>
+          <w:b w:val="0"/>
+          <w:lang w:val="en-IN"/>
+        </w:rPr>
+        <w:t xml:space="preserve"> emerged as the </w:t>
+      </w:r>
+      <w:r>
+        <w:rPr>
+          <w:bCs/>
+          <w:lang w:val="en-IN"/>
+        </w:rPr>
+        <w:t>highest revenue-generating zones</w:t>
+      </w:r>
+      <w:r>
+        <w:rPr>
+          <w:b w:val="0"/>
+          <w:lang w:val="en-IN"/>
+        </w:rPr>
+        <w:t>.</w:t>
+      </w:r>
+    </w:p>
+    <w:p>
+      <w:pPr>
+        <w:pStyle w:val="ListParagraph"/>
         <w:widowControl w:val="0"/>
         <w:numPr>
           <w:ilvl w:val="0"/>
-          <w:numId w:val="14"/>
+          <w:numId w:val="34"/>
         </w:numPr>
+        <w:tabs>
+          <w:tab w:val="clear" w:pos="793"/>
+          <w:tab w:val="clear" w:pos="795"/>
+          <w:tab w:val="left" w:pos="1134"/>
+        </w:tabs>
         <w:spacing w:before="81" w:line="276" w:lineRule="auto"/>
-        <w:ind w:right="421"/>
-        <w:rPr>
-          <w:b w:val="0"/>
-          <w:lang w:val="en-GB"/>
-        </w:rPr>
-      </w:pPr>
-      <w:r>
-        <w:rPr>
-          <w:b w:val="0"/>
-          <w:lang w:val="en-GB"/>
-        </w:rPr>
-        <w:t>Revenue correlated strongly with frequency and average distance of rides.</w:t>
-      </w:r>
-    </w:p>
-    <w:p>
-      <w:pPr>
-        <w:widowControl w:val="0"/>
-        <w:spacing w:before="81" w:line="276" w:lineRule="auto"/>
-        <w:ind w:left="0" w:right="421" w:firstLine="0"/>
-        <w:rPr>
-          <w:b w:val="0"/>
-          <w:lang w:val="en-GB"/>
-        </w:rPr>
-      </w:pPr>
-    </w:p>
-    <w:p>
-      <w:pPr>
-        <w:widowControl w:val="0"/>
-        <w:spacing w:before="81" w:line="276" w:lineRule="auto"/>
-        <w:ind w:left="0" w:right="421" w:firstLine="0"/>
-        <w:rPr>
-          <w:b w:val="0"/>
-        </w:rPr>
-      </w:pPr>
-    </w:p>
-    <w:p>
-      <w:pPr>
-        <w:widowControl w:val="0"/>
-        <w:spacing w:before="81" w:line="276" w:lineRule="auto"/>
-        <w:ind w:left="0" w:right="421" w:firstLine="0"/>
-        <w:rPr>
-          <w:b w:val="0"/>
-        </w:rPr>
-      </w:pPr>
+        <w:ind w:left="1560" w:right="421" w:hanging="426"/>
+        <w:rPr>
+          <w:b w:val="0"/>
+          <w:lang w:val="en-IN"/>
+        </w:rPr>
+      </w:pPr>
+      <w:r>
+        <w:rPr>
+          <w:b w:val="0"/>
+          <w:lang w:val="en-IN"/>
+        </w:rPr>
+        <w:t xml:space="preserve">Revenue trends showed a </w:t>
+      </w:r>
+      <w:r>
+        <w:rPr>
+          <w:bCs/>
+          <w:lang w:val="en-IN"/>
+        </w:rPr>
+        <w:t>strong correlation with ride frequency and average trip distance</w:t>
+      </w:r>
+      <w:r>
+        <w:rPr>
+          <w:b w:val="0"/>
+          <w:lang w:val="en-IN"/>
+        </w:rPr>
+        <w:t>, indicating these areas have both high demand and longer travel routes.</w:t>
+      </w:r>
     </w:p>
     <w:p>
       <w:pPr>
@@ -5856,80 +6273,87 @@
     </w:p>
     <w:p>
       <w:pPr>
+        <w:pStyle w:val="ListParagraph"/>
         <w:widowControl w:val="0"/>
         <w:numPr>
           <w:ilvl w:val="0"/>
-          <w:numId w:val="15"/>
+          <w:numId w:val="36"/>
         </w:numPr>
+        <w:tabs>
+          <w:tab w:val="clear" w:pos="793"/>
+          <w:tab w:val="clear" w:pos="795"/>
+          <w:tab w:val="left" w:pos="1134"/>
+        </w:tabs>
         <w:spacing w:before="81" w:line="276" w:lineRule="auto"/>
-        <w:ind w:right="421"/>
-        <w:rPr>
-          <w:b w:val="0"/>
-          <w:lang w:val="en-GB"/>
-        </w:rPr>
-      </w:pPr>
-      <w:r>
-        <w:rPr>
-          <w:b w:val="0"/>
-          <w:lang w:val="en-GB"/>
-        </w:rPr>
-        <w:t>Created matrix visual showing rides by zone and time period.</w:t>
-      </w:r>
-    </w:p>
-    <w:p>
-      <w:pPr>
+        <w:ind w:left="1418" w:right="421"/>
+        <w:rPr>
+          <w:b w:val="0"/>
+          <w:lang w:val="en-GB"/>
+        </w:rPr>
+      </w:pPr>
+      <w:r>
+        <w:rPr>
+          <w:b w:val="0"/>
+          <w:lang w:val="en-GB"/>
+        </w:rPr>
+        <w:t>Developed a matrix visualization to display ride distribution by zone and time period.</w:t>
+      </w:r>
+    </w:p>
+    <w:p>
+      <w:pPr>
+        <w:pStyle w:val="ListParagraph"/>
         <w:widowControl w:val="0"/>
         <w:numPr>
           <w:ilvl w:val="0"/>
-          <w:numId w:val="15"/>
+          <w:numId w:val="36"/>
         </w:numPr>
+        <w:tabs>
+          <w:tab w:val="clear" w:pos="793"/>
+          <w:tab w:val="clear" w:pos="795"/>
+          <w:tab w:val="left" w:pos="1134"/>
+        </w:tabs>
         <w:spacing w:before="81" w:line="276" w:lineRule="auto"/>
-        <w:ind w:right="421"/>
-        <w:rPr>
-          <w:b w:val="0"/>
-          <w:lang w:val="en-GB"/>
-        </w:rPr>
-      </w:pPr>
-      <w:r>
-        <w:rPr>
-          <w:b w:val="0"/>
-          <w:lang w:val="en-GB"/>
-        </w:rPr>
-        <w:t>Found that HSR and Whitefield dominate evening peak; Indiranagar shows more afternoon activity.</w:t>
-      </w:r>
-    </w:p>
-    <w:p>
-      <w:pPr>
+        <w:ind w:left="1418" w:right="421"/>
+        <w:rPr>
+          <w:b w:val="0"/>
+          <w:lang w:val="en-GB"/>
+        </w:rPr>
+      </w:pPr>
+      <w:r>
+        <w:rPr>
+          <w:b w:val="0"/>
+          <w:lang w:val="en-GB"/>
+        </w:rPr>
+        <w:t>Analysis revealed that HSR Layout and Whitefield dominate during the evening peak hours, while Indiranagar sees higher activity in the afternoon.</w:t>
+      </w:r>
+    </w:p>
+    <w:p>
+      <w:pPr>
+        <w:pStyle w:val="ListParagraph"/>
         <w:widowControl w:val="0"/>
         <w:numPr>
           <w:ilvl w:val="0"/>
-          <w:numId w:val="15"/>
+          <w:numId w:val="36"/>
         </w:numPr>
+        <w:tabs>
+          <w:tab w:val="clear" w:pos="793"/>
+          <w:tab w:val="clear" w:pos="795"/>
+          <w:tab w:val="left" w:pos="1134"/>
+        </w:tabs>
         <w:spacing w:before="81" w:line="276" w:lineRule="auto"/>
-        <w:ind w:right="421"/>
-        <w:rPr>
-          <w:b w:val="0"/>
-          <w:lang w:val="en-GB"/>
-        </w:rPr>
-      </w:pPr>
-      <w:r>
-        <w:rPr>
-          <w:b w:val="0"/>
-          <w:lang w:val="en-GB"/>
-        </w:rPr>
-        <w:t>Heatmap used to capture hourly trends across top zones.</w:t>
-      </w:r>
-    </w:p>
-    <w:p>
-      <w:pPr>
-        <w:widowControl w:val="0"/>
-        <w:spacing w:before="81" w:line="276" w:lineRule="auto"/>
-        <w:ind w:left="0" w:right="421" w:firstLine="0"/>
-        <w:rPr>
-          <w:b w:val="0"/>
-          <w:lang w:val="en-GB"/>
-        </w:rPr>
-      </w:pPr>
+        <w:ind w:left="1418" w:right="421"/>
+        <w:rPr>
+          <w:b w:val="0"/>
+          <w:lang w:val="en-GB"/>
+        </w:rPr>
+      </w:pPr>
+      <w:r>
+        <w:rPr>
+          <w:b w:val="0"/>
+          <w:lang w:val="en-GB"/>
+        </w:rPr>
+        <w:t>A heatmap visualization was used to effectively illustrate hourly ride trends across top-performing zones, highlighting temporal demand patterns.</w:t>
+      </w:r>
     </w:p>
     <w:p>
       <w:pPr>
@@ -6036,6 +6460,7 @@
         <w:rPr>
           <w:i/>
         </w:rPr>
+        <w:lastRenderedPageBreak/>
         <w:t>Solution:</w:t>
       </w:r>
     </w:p>
@@ -6066,68 +6491,86 @@
     </w:p>
     <w:p>
       <w:pPr>
+        <w:pStyle w:val="ListParagraph"/>
         <w:widowControl w:val="0"/>
         <w:numPr>
           <w:ilvl w:val="0"/>
-          <w:numId w:val="16"/>
+          <w:numId w:val="37"/>
         </w:numPr>
+        <w:tabs>
+          <w:tab w:val="clear" w:pos="793"/>
+          <w:tab w:val="clear" w:pos="795"/>
+          <w:tab w:val="left" w:pos="1134"/>
+        </w:tabs>
         <w:spacing w:before="81" w:line="276" w:lineRule="auto"/>
-        <w:ind w:right="421"/>
-        <w:rPr>
-          <w:b w:val="0"/>
-          <w:lang w:val="en-GB"/>
-        </w:rPr>
-      </w:pPr>
-      <w:r>
-        <w:rPr>
-          <w:b w:val="0"/>
-          <w:lang w:val="en-GB"/>
-        </w:rPr>
-        <w:t>Top 5: Whitefield, HSR, Koramangala, Indiranagar, BTM Layout.</w:t>
-      </w:r>
-    </w:p>
-    <w:p>
-      <w:pPr>
+        <w:ind w:left="1418" w:right="421"/>
+        <w:rPr>
+          <w:b w:val="0"/>
+          <w:lang w:val="en-GB"/>
+        </w:rPr>
+      </w:pPr>
+      <w:r>
+        <w:rPr>
+          <w:b w:val="0"/>
+          <w:lang w:val="en-GB"/>
+        </w:rPr>
+        <w:t>The top five high-demand zones identified were Whitefield, HSR Layout, Koramangala, Indiranagar, and BTM Layout.</w:t>
+      </w:r>
+    </w:p>
+    <w:p>
+      <w:pPr>
+        <w:pStyle w:val="ListParagraph"/>
         <w:widowControl w:val="0"/>
         <w:numPr>
           <w:ilvl w:val="0"/>
-          <w:numId w:val="16"/>
+          <w:numId w:val="37"/>
         </w:numPr>
+        <w:tabs>
+          <w:tab w:val="clear" w:pos="793"/>
+          <w:tab w:val="clear" w:pos="795"/>
+          <w:tab w:val="left" w:pos="1134"/>
+        </w:tabs>
         <w:spacing w:before="81" w:line="276" w:lineRule="auto"/>
-        <w:ind w:right="421"/>
-        <w:rPr>
-          <w:b w:val="0"/>
-          <w:lang w:val="en-GB"/>
-        </w:rPr>
-      </w:pPr>
-      <w:r>
-        <w:rPr>
-          <w:b w:val="0"/>
-          <w:lang w:val="en-GB"/>
-        </w:rPr>
-        <w:t>Factors: high working population, IT parks, nightlife, residential density.</w:t>
-      </w:r>
-    </w:p>
-    <w:p>
-      <w:pPr>
+        <w:ind w:left="1418" w:right="421"/>
+        <w:rPr>
+          <w:b w:val="0"/>
+          <w:lang w:val="en-GB"/>
+        </w:rPr>
+      </w:pPr>
+      <w:r>
+        <w:rPr>
+          <w:b w:val="0"/>
+          <w:lang w:val="en-GB"/>
+        </w:rPr>
+        <w:t>These areas stand out due to a combination of factors such as a high working population, presence of IT parks, vibrant nightlife, and dense residential communities.</w:t>
+      </w:r>
+    </w:p>
+    <w:p>
+      <w:pPr>
+        <w:pStyle w:val="ListParagraph"/>
         <w:widowControl w:val="0"/>
         <w:numPr>
           <w:ilvl w:val="0"/>
-          <w:numId w:val="16"/>
+          <w:numId w:val="37"/>
         </w:numPr>
+        <w:tabs>
+          <w:tab w:val="clear" w:pos="793"/>
+          <w:tab w:val="clear" w:pos="795"/>
+          <w:tab w:val="left" w:pos="1134"/>
+        </w:tabs>
         <w:spacing w:before="81" w:line="276" w:lineRule="auto"/>
-        <w:ind w:right="421"/>
-        <w:rPr>
-          <w:b w:val="0"/>
-          <w:lang w:val="en-GB"/>
-        </w:rPr>
-      </w:pPr>
-      <w:r>
-        <w:rPr>
-          <w:b w:val="0"/>
-          <w:lang w:val="en-GB"/>
-        </w:rPr>
-        <w:t>Trip volume bar chart supported this.</w:t>
+        <w:ind w:left="1418" w:right="421"/>
+        <w:rPr>
+          <w:b w:val="0"/>
+          <w:lang w:val="en-GB"/>
+        </w:rPr>
+      </w:pPr>
+      <w:r>
+        <w:rPr>
+          <w:b w:val="0"/>
+          <w:lang w:val="en-GB"/>
+        </w:rPr>
+        <w:t>A trip volume bar chart effectively visualized and supported these findings.</w:t>
       </w:r>
     </w:p>
     <w:p>
@@ -6137,7 +6580,6 @@
         <w:ind w:left="0" w:right="421" w:firstLine="0"/>
         <w:rPr>
           <w:b w:val="0"/>
-          <w:lang w:val="en-GB"/>
         </w:rPr>
       </w:pPr>
     </w:p>
@@ -6150,28 +6592,7 @@
           <w:b w:val="0"/>
         </w:rPr>
       </w:pPr>
-    </w:p>
-    <w:p>
-      <w:pPr>
-        <w:widowControl w:val="0"/>
-        <w:spacing w:before="81" w:line="276" w:lineRule="auto"/>
-        <w:ind w:left="0" w:right="421" w:firstLine="0"/>
-        <w:rPr>
-          <w:b w:val="0"/>
-        </w:rPr>
-      </w:pPr>
-    </w:p>
-    <w:p>
-      <w:pPr>
-        <w:widowControl w:val="0"/>
-        <w:spacing w:before="81" w:line="276" w:lineRule="auto"/>
-        <w:ind w:left="0" w:right="421" w:firstLine="0"/>
-        <w:rPr>
-          <w:b w:val="0"/>
-        </w:rPr>
-      </w:pPr>
-      <w:r>
-        <w:lastRenderedPageBreak/>
+      <w:r>
         <w:pict w14:anchorId="735FE0B1">
           <v:rect id="_x0000_i1047" style="width:0;height:1.5pt" o:hralign="center" o:hrstd="t" o:hr="t" fillcolor="#a0a0a0" stroked="f"/>
         </w:pict>
@@ -6283,8 +6704,15 @@
           <w:ilvl w:val="0"/>
           <w:numId w:val="17"/>
         </w:numPr>
+        <w:tabs>
+          <w:tab w:val="clear" w:pos="720"/>
+          <w:tab w:val="clear" w:pos="793"/>
+          <w:tab w:val="clear" w:pos="795"/>
+          <w:tab w:val="num" w:pos="1134"/>
+          <w:tab w:val="left" w:pos="1276"/>
+        </w:tabs>
         <w:spacing w:before="81" w:line="276" w:lineRule="auto"/>
-        <w:ind w:right="421"/>
+        <w:ind w:left="1560" w:right="421" w:hanging="426"/>
         <w:rPr>
           <w:b w:val="0"/>
           <w:lang w:val="en-GB"/>
@@ -6306,10 +6734,15 @@
           <w:numId w:val="17"/>
         </w:numPr>
         <w:tabs>
+          <w:tab w:val="clear" w:pos="720"/>
+          <w:tab w:val="clear" w:pos="793"/>
+          <w:tab w:val="clear" w:pos="795"/>
+          <w:tab w:val="num" w:pos="1134"/>
+          <w:tab w:val="left" w:pos="1276"/>
           <w:tab w:val="num" w:pos="1440"/>
         </w:tabs>
         <w:spacing w:before="81" w:line="276" w:lineRule="auto"/>
-        <w:ind w:right="421"/>
+        <w:ind w:left="1560" w:right="421" w:hanging="426"/>
         <w:rPr>
           <w:b w:val="0"/>
           <w:lang w:val="en-GB"/>
@@ -6331,10 +6764,15 @@
           <w:numId w:val="17"/>
         </w:numPr>
         <w:tabs>
+          <w:tab w:val="clear" w:pos="720"/>
+          <w:tab w:val="clear" w:pos="793"/>
+          <w:tab w:val="clear" w:pos="795"/>
+          <w:tab w:val="num" w:pos="1134"/>
+          <w:tab w:val="left" w:pos="1276"/>
           <w:tab w:val="num" w:pos="1440"/>
         </w:tabs>
         <w:spacing w:before="81" w:line="276" w:lineRule="auto"/>
-        <w:ind w:right="421"/>
+        <w:ind w:left="1560" w:right="421" w:hanging="426"/>
         <w:rPr>
           <w:b w:val="0"/>
           <w:lang w:val="en-GB"/>
@@ -6355,8 +6793,15 @@
           <w:ilvl w:val="0"/>
           <w:numId w:val="17"/>
         </w:numPr>
+        <w:tabs>
+          <w:tab w:val="clear" w:pos="720"/>
+          <w:tab w:val="clear" w:pos="793"/>
+          <w:tab w:val="clear" w:pos="795"/>
+          <w:tab w:val="num" w:pos="1134"/>
+          <w:tab w:val="left" w:pos="1276"/>
+        </w:tabs>
         <w:spacing w:before="81" w:line="276" w:lineRule="auto"/>
-        <w:ind w:right="421"/>
+        <w:ind w:left="1560" w:right="421" w:hanging="426"/>
         <w:rPr>
           <w:b w:val="0"/>
           <w:lang w:val="en-GB"/>
@@ -6369,17 +6814,6 @@
         </w:rPr>
         <w:t>Pie charts and stacked bars visualised this.</w:t>
       </w:r>
-    </w:p>
-    <w:p>
-      <w:pPr>
-        <w:widowControl w:val="0"/>
-        <w:spacing w:before="81" w:line="276" w:lineRule="auto"/>
-        <w:ind w:left="0" w:right="421" w:firstLine="0"/>
-        <w:rPr>
-          <w:b w:val="0"/>
-          <w:lang w:val="en-GB"/>
-        </w:rPr>
-      </w:pPr>
     </w:p>
     <w:p>
       <w:pPr>
@@ -6503,111 +6937,139 @@
     </w:p>
     <w:p>
       <w:pPr>
+        <w:pStyle w:val="ListParagraph"/>
         <w:widowControl w:val="0"/>
         <w:numPr>
           <w:ilvl w:val="0"/>
-          <w:numId w:val="18"/>
+          <w:numId w:val="38"/>
         </w:numPr>
+        <w:tabs>
+          <w:tab w:val="clear" w:pos="793"/>
+          <w:tab w:val="clear" w:pos="795"/>
+          <w:tab w:val="left" w:pos="1418"/>
+        </w:tabs>
         <w:spacing w:before="81" w:line="276" w:lineRule="auto"/>
-        <w:ind w:right="421"/>
-        <w:rPr>
-          <w:b w:val="0"/>
-          <w:lang w:val="en-GB"/>
-        </w:rPr>
-      </w:pPr>
-      <w:r>
-        <w:rPr>
-          <w:b w:val="0"/>
-          <w:lang w:val="en-GB"/>
-        </w:rPr>
-        <w:t xml:space="preserve">100,000 quote searches, 65,000 completed rides → 65% conversion </w:t>
-      </w:r>
-      <w:proofErr w:type="gramStart"/>
-      <w:r>
-        <w:rPr>
-          <w:b w:val="0"/>
-          <w:lang w:val="en-GB"/>
-        </w:rPr>
-        <w:t>rate</w:t>
-      </w:r>
-      <w:proofErr w:type="gramEnd"/>
-    </w:p>
-    <w:p>
-      <w:pPr>
+        <w:ind w:left="1418" w:right="421"/>
+        <w:rPr>
+          <w:b w:val="0"/>
+          <w:lang w:val="en-GB"/>
+        </w:rPr>
+      </w:pPr>
+      <w:r>
+        <w:rPr>
+          <w:b w:val="0"/>
+          <w:lang w:val="en-GB"/>
+        </w:rPr>
+        <w:t>Out of 100,000 quote searches, approximately 65,000 resulted in completed rides, reflecting a 65% conversion rate.</w:t>
+      </w:r>
+    </w:p>
+    <w:p>
+      <w:pPr>
+        <w:pStyle w:val="ListParagraph"/>
         <w:widowControl w:val="0"/>
         <w:numPr>
           <w:ilvl w:val="0"/>
-          <w:numId w:val="18"/>
+          <w:numId w:val="38"/>
         </w:numPr>
+        <w:tabs>
+          <w:tab w:val="clear" w:pos="793"/>
+          <w:tab w:val="clear" w:pos="795"/>
+          <w:tab w:val="left" w:pos="1418"/>
+        </w:tabs>
         <w:spacing w:before="81" w:line="276" w:lineRule="auto"/>
-        <w:ind w:right="421"/>
-        <w:rPr>
-          <w:b w:val="0"/>
-          <w:lang w:val="en-GB"/>
-        </w:rPr>
-      </w:pPr>
-      <w:r>
-        <w:rPr>
-          <w:b w:val="0"/>
-          <w:lang w:val="en-GB"/>
-        </w:rPr>
-        <w:t>Conversion highest during 8–10 AM and 5–7 PM</w:t>
-      </w:r>
-    </w:p>
-    <w:p>
-      <w:pPr>
+        <w:ind w:left="1418" w:right="421"/>
+        <w:rPr>
+          <w:b w:val="0"/>
+          <w:lang w:val="en-GB"/>
+        </w:rPr>
+      </w:pPr>
+      <w:r>
+        <w:rPr>
+          <w:b w:val="0"/>
+          <w:lang w:val="en-GB"/>
+        </w:rPr>
+        <w:t xml:space="preserve">Peak conversion rates were observed during 8–10 AM and 5–7 PM, </w:t>
+      </w:r>
+      <w:r>
+        <w:rPr>
+          <w:b w:val="0"/>
+          <w:lang w:val="en-GB"/>
+        </w:rPr>
+        <w:lastRenderedPageBreak/>
+        <w:t>aligning with commuter rush hours.</w:t>
+      </w:r>
+    </w:p>
+    <w:p>
+      <w:pPr>
+        <w:pStyle w:val="ListParagraph"/>
         <w:widowControl w:val="0"/>
         <w:numPr>
           <w:ilvl w:val="0"/>
-          <w:numId w:val="18"/>
+          <w:numId w:val="38"/>
         </w:numPr>
+        <w:tabs>
+          <w:tab w:val="clear" w:pos="793"/>
+          <w:tab w:val="clear" w:pos="795"/>
+          <w:tab w:val="left" w:pos="1418"/>
+        </w:tabs>
         <w:spacing w:before="81" w:line="276" w:lineRule="auto"/>
-        <w:ind w:right="421"/>
-        <w:rPr>
-          <w:b w:val="0"/>
-          <w:lang w:val="en-GB"/>
-        </w:rPr>
-      </w:pPr>
-      <w:r>
-        <w:rPr>
-          <w:b w:val="0"/>
-          <w:lang w:val="en-GB"/>
-        </w:rPr>
-        <w:t>Funnel chart used to show drop-offs</w:t>
-      </w:r>
-    </w:p>
-    <w:p>
-      <w:pPr>
+        <w:ind w:left="1418" w:right="421"/>
+        <w:rPr>
+          <w:b w:val="0"/>
+          <w:lang w:val="en-GB"/>
+        </w:rPr>
+      </w:pPr>
+      <w:r>
+        <w:rPr>
+          <w:b w:val="0"/>
+          <w:lang w:val="en-GB"/>
+        </w:rPr>
+        <w:t>A funnel chart was used to illustrate user drop-offs from quote to ride completion.</w:t>
+      </w:r>
+    </w:p>
+    <w:p>
+      <w:pPr>
+        <w:pStyle w:val="ListParagraph"/>
         <w:widowControl w:val="0"/>
         <w:numPr>
           <w:ilvl w:val="0"/>
-          <w:numId w:val="18"/>
+          <w:numId w:val="38"/>
         </w:numPr>
+        <w:tabs>
+          <w:tab w:val="clear" w:pos="793"/>
+          <w:tab w:val="clear" w:pos="795"/>
+          <w:tab w:val="left" w:pos="1418"/>
+        </w:tabs>
         <w:spacing w:before="81" w:line="276" w:lineRule="auto"/>
-        <w:ind w:right="421"/>
-        <w:rPr>
-          <w:b w:val="0"/>
-          <w:lang w:val="en-GB"/>
-        </w:rPr>
-      </w:pPr>
-      <w:r>
-        <w:rPr>
-          <w:b w:val="0"/>
-          <w:lang w:val="en-GB"/>
-        </w:rPr>
-        <w:t>Line chart showed hourly variation in conversion</w:t>
-      </w:r>
-    </w:p>
-    <w:p>
-      <w:pPr>
-        <w:widowControl w:val="0"/>
-        <w:spacing w:before="81" w:line="276" w:lineRule="auto"/>
-        <w:ind w:left="0" w:right="421" w:firstLine="0"/>
-        <w:rPr>
-          <w:b w:val="0"/>
-          <w:lang w:val="en-GB"/>
-        </w:rPr>
-      </w:pPr>
+        <w:ind w:left="1418" w:right="421"/>
+        <w:rPr>
+          <w:b w:val="0"/>
+          <w:lang w:val="en-GB"/>
+        </w:rPr>
+      </w:pPr>
+      <w:r>
+        <w:rPr>
+          <w:b w:val="0"/>
+          <w:lang w:val="en-GB"/>
+        </w:rPr>
+        <w:t xml:space="preserve">An accompanying line chart highlighted hourly fluctuations in conversion rates, providing deeper insights into rider </w:t>
+      </w:r>
+      <w:proofErr w:type="spellStart"/>
+      <w:r>
+        <w:rPr>
+          <w:b w:val="0"/>
+          <w:lang w:val="en-GB"/>
+        </w:rPr>
+        <w:t>behavior</w:t>
+      </w:r>
+      <w:proofErr w:type="spellEnd"/>
+      <w:r>
+        <w:rPr>
+          <w:b w:val="0"/>
+          <w:lang w:val="en-GB"/>
+        </w:rPr>
+        <w:t xml:space="preserve"> throughout the day.</w:t>
+      </w:r>
     </w:p>
     <w:p>
       <w:pPr>
@@ -6697,14 +7159,7 @@
         <w:rPr>
           <w:b w:val="0"/>
         </w:rPr>
-        <w:t xml:space="preserve">Create a parameter and use it as a filter on an appropriate subset of the </w:t>
-      </w:r>
-      <w:r>
-        <w:rPr>
-          <w:b w:val="0"/>
-        </w:rPr>
-        <w:lastRenderedPageBreak/>
-        <w:t xml:space="preserve">data to interactively </w:t>
+        <w:t xml:space="preserve">Create a parameter and use it as a filter on an appropriate subset of the data to interactively </w:t>
       </w:r>
       <w:proofErr w:type="spellStart"/>
       <w:r>
@@ -6785,101 +7240,114 @@
     </w:p>
     <w:p>
       <w:pPr>
+        <w:pStyle w:val="ListParagraph"/>
         <w:widowControl w:val="0"/>
         <w:numPr>
           <w:ilvl w:val="0"/>
-          <w:numId w:val="19"/>
+          <w:numId w:val="39"/>
         </w:numPr>
+        <w:tabs>
+          <w:tab w:val="clear" w:pos="793"/>
+          <w:tab w:val="clear" w:pos="795"/>
+          <w:tab w:val="left" w:pos="1418"/>
+        </w:tabs>
         <w:spacing w:before="81" w:line="276" w:lineRule="auto"/>
-        <w:ind w:right="421"/>
-        <w:rPr>
-          <w:b w:val="0"/>
-          <w:lang w:val="en-GB"/>
-        </w:rPr>
-      </w:pPr>
-      <w:r>
-        <w:rPr>
-          <w:b w:val="0"/>
-          <w:lang w:val="en-GB"/>
-        </w:rPr>
-        <w:t>Created parameter to select specific zone (e.g., HSR, Whitefield)</w:t>
-      </w:r>
-    </w:p>
-    <w:p>
-      <w:pPr>
+        <w:ind w:left="1418" w:right="421" w:hanging="284"/>
+        <w:rPr>
+          <w:b w:val="0"/>
+          <w:lang w:val="en-GB"/>
+        </w:rPr>
+      </w:pPr>
+      <w:r>
+        <w:rPr>
+          <w:b w:val="0"/>
+          <w:lang w:val="en-GB"/>
+        </w:rPr>
+        <w:t>Developed a parameter to enable selection of specific zones (e.g., HSR Layout, Whitefield) for targeted analysis.</w:t>
+      </w:r>
+    </w:p>
+    <w:p>
+      <w:pPr>
+        <w:pStyle w:val="ListParagraph"/>
         <w:widowControl w:val="0"/>
         <w:numPr>
           <w:ilvl w:val="0"/>
-          <w:numId w:val="19"/>
+          <w:numId w:val="39"/>
         </w:numPr>
+        <w:tabs>
+          <w:tab w:val="clear" w:pos="793"/>
+          <w:tab w:val="clear" w:pos="795"/>
+          <w:tab w:val="left" w:pos="1418"/>
+        </w:tabs>
         <w:spacing w:before="81" w:line="276" w:lineRule="auto"/>
-        <w:ind w:right="421"/>
-        <w:rPr>
-          <w:b w:val="0"/>
-          <w:lang w:val="en-GB"/>
-        </w:rPr>
-      </w:pPr>
-      <w:r>
-        <w:rPr>
-          <w:b w:val="0"/>
-          <w:lang w:val="en-GB"/>
-        </w:rPr>
-        <w:t>Filters applied dynamically to display rides, revenue, cancellation rate, and conversion rate</w:t>
-      </w:r>
-    </w:p>
-    <w:p>
-      <w:pPr>
+        <w:ind w:left="1418" w:right="421" w:hanging="284"/>
+        <w:rPr>
+          <w:b w:val="0"/>
+          <w:lang w:val="en-GB"/>
+        </w:rPr>
+      </w:pPr>
+      <w:r>
+        <w:rPr>
+          <w:b w:val="0"/>
+          <w:lang w:val="en-GB"/>
+        </w:rPr>
+        <w:t>Dynamic filters were applied to display key metrics such as rides, revenue, cancellation rate, and conversion rate based on selected zones.</w:t>
+      </w:r>
+    </w:p>
+    <w:p>
+      <w:pPr>
+        <w:pStyle w:val="ListParagraph"/>
         <w:widowControl w:val="0"/>
         <w:numPr>
           <w:ilvl w:val="0"/>
-          <w:numId w:val="19"/>
+          <w:numId w:val="39"/>
         </w:numPr>
+        <w:tabs>
+          <w:tab w:val="clear" w:pos="793"/>
+          <w:tab w:val="clear" w:pos="795"/>
+          <w:tab w:val="left" w:pos="1418"/>
+        </w:tabs>
         <w:spacing w:before="81" w:line="276" w:lineRule="auto"/>
-        <w:ind w:right="421"/>
-        <w:rPr>
-          <w:b w:val="0"/>
-          <w:lang w:val="en-GB"/>
-        </w:rPr>
-      </w:pPr>
-      <w:r>
-        <w:rPr>
-          <w:b w:val="0"/>
-          <w:lang w:val="en-GB"/>
-        </w:rPr>
-        <w:t>Interactive dashboard allows zone-level drill down</w:t>
-      </w:r>
-    </w:p>
-    <w:p>
-      <w:pPr>
+        <w:ind w:left="1418" w:right="421" w:hanging="284"/>
+        <w:rPr>
+          <w:b w:val="0"/>
+          <w:lang w:val="en-GB"/>
+        </w:rPr>
+      </w:pPr>
+      <w:r>
+        <w:rPr>
+          <w:b w:val="0"/>
+          <w:lang w:val="en-GB"/>
+        </w:rPr>
+        <w:t>An interactive dashboard allows for zone-level drill-down, providing deeper insights into zone-specific performance.</w:t>
+      </w:r>
+    </w:p>
+    <w:p>
+      <w:pPr>
+        <w:pStyle w:val="ListParagraph"/>
         <w:widowControl w:val="0"/>
         <w:numPr>
           <w:ilvl w:val="0"/>
-          <w:numId w:val="19"/>
+          <w:numId w:val="39"/>
         </w:numPr>
+        <w:tabs>
+          <w:tab w:val="clear" w:pos="793"/>
+          <w:tab w:val="clear" w:pos="795"/>
+          <w:tab w:val="left" w:pos="1418"/>
+        </w:tabs>
         <w:spacing w:before="81" w:line="276" w:lineRule="auto"/>
-        <w:ind w:right="421"/>
-        <w:rPr>
-          <w:b w:val="0"/>
-          <w:lang w:val="en-GB"/>
-        </w:rPr>
-      </w:pPr>
-      <w:r>
-        <w:rPr>
-          <w:b w:val="0"/>
-          <w:lang w:val="en-GB"/>
-        </w:rPr>
-        <w:t>Insights: HSR has highest ride completion rate; Koramangala has high quote-to-ride drop-off</w:t>
-      </w:r>
-    </w:p>
-    <w:p>
-      <w:pPr>
-        <w:widowControl w:val="0"/>
-        <w:spacing w:before="81" w:line="276" w:lineRule="auto"/>
-        <w:ind w:left="0" w:right="421" w:firstLine="0"/>
-        <w:rPr>
-          <w:b w:val="0"/>
-        </w:rPr>
-      </w:pPr>
+        <w:ind w:left="1418" w:right="421" w:hanging="284"/>
+        <w:rPr>
+          <w:b w:val="0"/>
+        </w:rPr>
+      </w:pPr>
+      <w:r>
+        <w:rPr>
+          <w:b w:val="0"/>
+          <w:lang w:val="en-GB"/>
+        </w:rPr>
+        <w:t>Key insights revealed that HSR Layout has the highest ride completion rate, while Koramangala experiences a significant quote-to-ride drop-off.</w:t>
+      </w:r>
     </w:p>
     <w:p>
       <w:pPr>
@@ -7123,206 +7591,138 @@
     </w:p>
     <w:p>
       <w:pPr>
+        <w:pStyle w:val="ListParagraph"/>
         <w:widowControl w:val="0"/>
         <w:numPr>
           <w:ilvl w:val="0"/>
-          <w:numId w:val="20"/>
+          <w:numId w:val="40"/>
         </w:numPr>
+        <w:tabs>
+          <w:tab w:val="clear" w:pos="793"/>
+          <w:tab w:val="clear" w:pos="795"/>
+        </w:tabs>
         <w:spacing w:before="81" w:line="276" w:lineRule="auto"/>
-        <w:ind w:right="421"/>
-        <w:rPr>
-          <w:b w:val="0"/>
-          <w:lang w:val="en-GB"/>
-        </w:rPr>
-      </w:pPr>
-      <w:r>
-        <w:rPr>
-          <w:b w:val="0"/>
-          <w:lang w:val="en-GB"/>
-        </w:rPr>
-        <w:t>Allocate more drivers to high-demand zones during peak hours</w:t>
-      </w:r>
-    </w:p>
-    <w:p>
-      <w:pPr>
+        <w:ind w:left="1560" w:right="421" w:hanging="567"/>
+        <w:rPr>
+          <w:b w:val="0"/>
+          <w:lang w:val="en-GB"/>
+        </w:rPr>
+      </w:pPr>
+      <w:r>
+        <w:rPr>
+          <w:b w:val="0"/>
+          <w:lang w:val="en-GB"/>
+        </w:rPr>
+        <w:t>Deploy additional drivers to high-demand zones during peak hours to optimize ride availability.</w:t>
+      </w:r>
+    </w:p>
+    <w:p>
+      <w:pPr>
+        <w:pStyle w:val="ListParagraph"/>
         <w:widowControl w:val="0"/>
         <w:numPr>
           <w:ilvl w:val="0"/>
-          <w:numId w:val="20"/>
+          <w:numId w:val="40"/>
         </w:numPr>
+        <w:tabs>
+          <w:tab w:val="clear" w:pos="793"/>
+          <w:tab w:val="clear" w:pos="795"/>
+        </w:tabs>
         <w:spacing w:before="81" w:line="276" w:lineRule="auto"/>
-        <w:ind w:right="421"/>
-        <w:rPr>
-          <w:b w:val="0"/>
-          <w:lang w:val="en-GB"/>
-        </w:rPr>
-      </w:pPr>
-      <w:r>
-        <w:rPr>
-          <w:b w:val="0"/>
-          <w:lang w:val="en-GB"/>
-        </w:rPr>
-        <w:t>Incentivise drivers to reduce cancellations, especially during evenings</w:t>
-      </w:r>
-    </w:p>
-    <w:p>
-      <w:pPr>
+        <w:ind w:left="1560" w:right="421" w:hanging="567"/>
+        <w:rPr>
+          <w:b w:val="0"/>
+          <w:lang w:val="en-GB"/>
+        </w:rPr>
+      </w:pPr>
+      <w:r>
+        <w:rPr>
+          <w:b w:val="0"/>
+          <w:lang w:val="en-GB"/>
+        </w:rPr>
+        <w:t>Incentivize drivers to minimize cancellations, particularly during evening peak times.</w:t>
+      </w:r>
+    </w:p>
+    <w:p>
+      <w:pPr>
+        <w:pStyle w:val="ListParagraph"/>
         <w:widowControl w:val="0"/>
         <w:numPr>
           <w:ilvl w:val="0"/>
-          <w:numId w:val="20"/>
+          <w:numId w:val="40"/>
         </w:numPr>
+        <w:tabs>
+          <w:tab w:val="clear" w:pos="793"/>
+          <w:tab w:val="clear" w:pos="795"/>
+        </w:tabs>
         <w:spacing w:before="81" w:line="276" w:lineRule="auto"/>
-        <w:ind w:right="421"/>
-        <w:rPr>
-          <w:b w:val="0"/>
-          <w:lang w:val="en-GB"/>
-        </w:rPr>
-      </w:pPr>
-      <w:r>
-        <w:rPr>
-          <w:b w:val="0"/>
-          <w:lang w:val="en-GB"/>
-        </w:rPr>
-        <w:t>Implement predictive allocation using hourly trends</w:t>
-      </w:r>
-    </w:p>
-    <w:p>
-      <w:pPr>
+        <w:ind w:left="1560" w:right="421" w:hanging="567"/>
+        <w:rPr>
+          <w:b w:val="0"/>
+          <w:lang w:val="en-GB"/>
+        </w:rPr>
+      </w:pPr>
+      <w:r>
+        <w:rPr>
+          <w:b w:val="0"/>
+          <w:lang w:val="en-GB"/>
+        </w:rPr>
+        <w:t>Implement predictive driver allocation based on hourly demand trends to ensure efficient coverage.</w:t>
+      </w:r>
+    </w:p>
+    <w:p>
+      <w:pPr>
+        <w:pStyle w:val="ListParagraph"/>
         <w:widowControl w:val="0"/>
         <w:numPr>
           <w:ilvl w:val="0"/>
-          <w:numId w:val="20"/>
+          <w:numId w:val="40"/>
         </w:numPr>
+        <w:tabs>
+          <w:tab w:val="clear" w:pos="793"/>
+          <w:tab w:val="clear" w:pos="795"/>
+        </w:tabs>
         <w:spacing w:before="81" w:line="276" w:lineRule="auto"/>
-        <w:ind w:right="421"/>
-        <w:rPr>
-          <w:b w:val="0"/>
-          <w:lang w:val="en-GB"/>
-        </w:rPr>
-      </w:pPr>
-      <w:r>
-        <w:drawing>
-          <wp:anchor distT="0" distB="0" distL="114300" distR="114300" simplePos="0" relativeHeight="251660288" behindDoc="0" locked="0" layoutInCell="1" allowOverlap="1" wp14:anchorId="117A6FD4" wp14:editId="178CC19B">
-            <wp:simplePos x="0" y="0"/>
-            <wp:positionH relativeFrom="margin">
-              <wp:posOffset>960120</wp:posOffset>
-            </wp:positionH>
-            <wp:positionV relativeFrom="margin">
-              <wp:posOffset>6395720</wp:posOffset>
-            </wp:positionV>
-            <wp:extent cx="3862707" cy="2172772"/>
-            <wp:effectExtent l="0" t="0" r="4445" b="0"/>
-            <wp:wrapSquare wrapText="bothSides"/>
-            <wp:docPr id="2117296351" name="Picture 4" descr="Screens screenshot of a computer&#10;&#10;AI-generated content may be incorrect.">
-              <a:extLst xmlns:a="http://schemas.openxmlformats.org/drawingml/2006/main">
-                <a:ext uri="{FF2B5EF4-FFF2-40B4-BE49-F238E27FC236}">
-                  <a16:creationId xmlns:a16="http://schemas.microsoft.com/office/drawing/2014/main" id="{1E234B7B-1535-D488-8678-83CF1AEE27E5}"/>
-                </a:ext>
-              </a:extLst>
-            </wp:docPr>
-            <wp:cNvGraphicFramePr>
-              <a:graphicFrameLocks xmlns:a="http://schemas.openxmlformats.org/drawingml/2006/main" noChangeAspect="1"/>
-            </wp:cNvGraphicFramePr>
-            <a:graphic xmlns:a="http://schemas.openxmlformats.org/drawingml/2006/main">
-              <a:graphicData uri="http://schemas.openxmlformats.org/drawingml/2006/picture">
-                <pic:pic xmlns:pic="http://schemas.openxmlformats.org/drawingml/2006/picture">
-                  <pic:nvPicPr>
-                    <pic:cNvPr id="2117296351" name="Picture 4" descr="Screens screenshot of a computer&#10;&#10;AI-generated content may be incorrect.">
-                      <a:extLst>
-                        <a:ext uri="{FF2B5EF4-FFF2-40B4-BE49-F238E27FC236}">
-                          <a16:creationId xmlns:a16="http://schemas.microsoft.com/office/drawing/2014/main" id="{1E234B7B-1535-D488-8678-83CF1AEE27E5}"/>
-                        </a:ext>
-                      </a:extLst>
-                    </pic:cNvPr>
-                    <pic:cNvPicPr>
-                      <a:picLocks noChangeAspect="1"/>
-                    </pic:cNvPicPr>
-                  </pic:nvPicPr>
-                  <pic:blipFill>
-                    <a:blip r:embed="rId12" cstate="print">
-                      <a:extLst>
-                        <a:ext uri="{28A0092B-C50C-407E-A947-70E740481C1C}">
-                          <a14:useLocalDpi xmlns:a14="http://schemas.microsoft.com/office/drawing/2010/main" val="0"/>
-                        </a:ext>
-                      </a:extLst>
-                    </a:blip>
-                    <a:stretch>
-                      <a:fillRect/>
-                    </a:stretch>
-                  </pic:blipFill>
-                  <pic:spPr>
-                    <a:xfrm>
-                      <a:off x="0" y="0"/>
-                      <a:ext cx="3862707" cy="2172772"/>
-                    </a:xfrm>
-                    <a:prstGeom prst="rect">
-                      <a:avLst/>
-                    </a:prstGeom>
-                  </pic:spPr>
-                </pic:pic>
-              </a:graphicData>
-            </a:graphic>
-          </wp:anchor>
-        </w:drawing>
-      </w:r>
-      <w:r>
-        <w:rPr>
-          <w:b w:val="0"/>
-          <w:lang w:val="en-GB"/>
-        </w:rPr>
-        <w:t>Monitor zones like Koramangala for quote drop-offs and investigate pricing or driver availability</w:t>
-      </w:r>
-    </w:p>
-    <w:p>
-      <w:pPr>
+        <w:ind w:left="1560" w:right="421" w:hanging="567"/>
+        <w:rPr>
+          <w:b w:val="0"/>
+          <w:lang w:val="en-GB"/>
+        </w:rPr>
+      </w:pPr>
+      <w:r>
+        <w:rPr>
+          <w:b w:val="0"/>
+          <w:lang w:val="en-GB"/>
+        </w:rPr>
+        <w:t>Monitor zones like Koramangala for higher quote-to-ride drop-offs, and investigate potential issues with pricing or driver availability.</w:t>
+      </w:r>
+    </w:p>
+    <w:p>
+      <w:pPr>
+        <w:pStyle w:val="ListParagraph"/>
         <w:widowControl w:val="0"/>
         <w:numPr>
           <w:ilvl w:val="0"/>
-          <w:numId w:val="20"/>
+          <w:numId w:val="40"/>
         </w:numPr>
+        <w:tabs>
+          <w:tab w:val="clear" w:pos="793"/>
+          <w:tab w:val="clear" w:pos="795"/>
+        </w:tabs>
         <w:spacing w:before="81" w:line="276" w:lineRule="auto"/>
-        <w:ind w:right="421"/>
-        <w:rPr>
-          <w:b w:val="0"/>
-          <w:lang w:val="en-GB"/>
-        </w:rPr>
-      </w:pPr>
-      <w:r>
-        <w:rPr>
-          <w:b w:val="0"/>
-          <w:lang w:val="en-GB"/>
-        </w:rPr>
-        <w:lastRenderedPageBreak/>
-        <w:t xml:space="preserve">Dashboard </w:t>
-      </w:r>
-      <w:proofErr w:type="gramStart"/>
-      <w:r>
-        <w:rPr>
-          <w:b w:val="0"/>
-          <w:lang w:val="en-GB"/>
-        </w:rPr>
-        <w:t>includes:</w:t>
-      </w:r>
-      <w:proofErr w:type="gramEnd"/>
-      <w:r>
-        <w:rPr>
-          <w:b w:val="0"/>
-          <w:lang w:val="en-GB"/>
-        </w:rPr>
-        <w:t xml:space="preserve"> peak hour demand, cancellation rates by zone, quote conversion funnel</w:t>
-      </w:r>
-    </w:p>
-    <w:p>
-      <w:pPr>
-        <w:widowControl w:val="0"/>
-        <w:spacing w:before="81" w:line="276" w:lineRule="auto"/>
-        <w:ind w:left="0" w:right="421" w:firstLine="0"/>
-        <w:rPr>
-          <w:b w:val="0"/>
-          <w:lang w:val="en-GB"/>
-        </w:rPr>
-      </w:pPr>
+        <w:ind w:left="1560" w:right="421" w:hanging="567"/>
+        <w:rPr>
+          <w:b w:val="0"/>
+          <w:lang w:val="en-GB"/>
+        </w:rPr>
+      </w:pPr>
+      <w:r>
+        <w:rPr>
+          <w:b w:val="0"/>
+          <w:lang w:val="en-GB"/>
+        </w:rPr>
+        <w:t>The dashboard provides key insights, including peak hour demand, cancellation rates by zone, and the quote conversion funnel for ongoing performance tracking.</w:t>
+      </w:r>
     </w:p>
     <w:p>
       <w:pPr>
@@ -7506,8 +7906,15 @@
           <w:ilvl w:val="0"/>
           <w:numId w:val="21"/>
         </w:numPr>
+        <w:tabs>
+          <w:tab w:val="clear" w:pos="720"/>
+          <w:tab w:val="clear" w:pos="793"/>
+          <w:tab w:val="clear" w:pos="795"/>
+          <w:tab w:val="num" w:pos="1134"/>
+          <w:tab w:val="left" w:pos="1418"/>
+        </w:tabs>
         <w:spacing w:before="81" w:line="276" w:lineRule="auto"/>
-        <w:ind w:right="421"/>
+        <w:ind w:left="1418" w:right="421"/>
         <w:rPr>
           <w:b w:val="0"/>
           <w:lang w:val="en-GB"/>
@@ -7528,8 +7935,15 @@
           <w:ilvl w:val="0"/>
           <w:numId w:val="21"/>
         </w:numPr>
+        <w:tabs>
+          <w:tab w:val="clear" w:pos="720"/>
+          <w:tab w:val="clear" w:pos="793"/>
+          <w:tab w:val="clear" w:pos="795"/>
+          <w:tab w:val="num" w:pos="1134"/>
+          <w:tab w:val="left" w:pos="1418"/>
+        </w:tabs>
         <w:spacing w:before="81" w:line="276" w:lineRule="auto"/>
-        <w:ind w:right="421"/>
+        <w:ind w:left="1418" w:right="421"/>
         <w:rPr>
           <w:b w:val="0"/>
           <w:lang w:val="en-GB"/>
@@ -7550,8 +7964,15 @@
           <w:ilvl w:val="0"/>
           <w:numId w:val="21"/>
         </w:numPr>
+        <w:tabs>
+          <w:tab w:val="clear" w:pos="720"/>
+          <w:tab w:val="clear" w:pos="793"/>
+          <w:tab w:val="clear" w:pos="795"/>
+          <w:tab w:val="num" w:pos="1134"/>
+          <w:tab w:val="left" w:pos="1418"/>
+        </w:tabs>
         <w:spacing w:before="81" w:line="276" w:lineRule="auto"/>
-        <w:ind w:right="421"/>
+        <w:ind w:left="1418" w:right="421"/>
         <w:rPr>
           <w:b w:val="0"/>
           <w:lang w:val="en-GB"/>
@@ -7572,8 +7993,15 @@
           <w:ilvl w:val="0"/>
           <w:numId w:val="21"/>
         </w:numPr>
+        <w:tabs>
+          <w:tab w:val="clear" w:pos="720"/>
+          <w:tab w:val="clear" w:pos="793"/>
+          <w:tab w:val="clear" w:pos="795"/>
+          <w:tab w:val="num" w:pos="1134"/>
+          <w:tab w:val="left" w:pos="1418"/>
+        </w:tabs>
         <w:spacing w:before="81" w:line="276" w:lineRule="auto"/>
-        <w:ind w:right="421"/>
+        <w:ind w:left="1418" w:right="421"/>
         <w:rPr>
           <w:b w:val="0"/>
           <w:lang w:val="en-GB"/>
@@ -7594,55 +8022,39 @@
           <w:ilvl w:val="0"/>
           <w:numId w:val="21"/>
         </w:numPr>
+        <w:tabs>
+          <w:tab w:val="clear" w:pos="720"/>
+          <w:tab w:val="clear" w:pos="793"/>
+          <w:tab w:val="clear" w:pos="795"/>
+          <w:tab w:val="num" w:pos="1134"/>
+          <w:tab w:val="left" w:pos="1418"/>
+        </w:tabs>
         <w:spacing w:before="81" w:line="276" w:lineRule="auto"/>
-        <w:ind w:right="421"/>
-        <w:rPr>
-          <w:b w:val="0"/>
-          <w:lang w:val="en-GB"/>
-        </w:rPr>
-      </w:pPr>
-      <w:r>
-        <w:rPr>
-          <w:b w:val="0"/>
-          <w:lang w:val="en-GB"/>
-        </w:rPr>
-        <w:t xml:space="preserve">Dashboard </w:t>
-      </w:r>
-      <w:proofErr w:type="gramStart"/>
-      <w:r>
-        <w:rPr>
-          <w:b w:val="0"/>
-          <w:lang w:val="en-GB"/>
-        </w:rPr>
-        <w:t>includes:</w:t>
-      </w:r>
-      <w:proofErr w:type="gramEnd"/>
-      <w:r>
-        <w:rPr>
-          <w:b w:val="0"/>
-          <w:lang w:val="en-GB"/>
-        </w:rPr>
-        <w:t xml:space="preserve"> payment trend, quote completion by hour, zone heatmap</w:t>
-      </w:r>
-    </w:p>
-    <w:p>
-      <w:pPr>
-        <w:widowControl w:val="0"/>
-        <w:spacing w:before="81" w:line="276" w:lineRule="auto"/>
-        <w:ind w:left="0" w:right="421" w:firstLine="0"/>
-        <w:rPr>
-          <w:b w:val="0"/>
-        </w:rPr>
-      </w:pPr>
-      <w:r>
+        <w:ind w:left="1418" w:right="421"/>
+        <w:rPr>
+          <w:b w:val="0"/>
+          <w:lang w:val="en-GB"/>
+        </w:rPr>
+      </w:pPr>
+      <w:r>
+        <w:rPr>
+          <w:b w:val="0"/>
+          <w:lang w:val="en-GB"/>
+        </w:rPr>
+        <w:t>Dashboard includes: payment trend, quote completion by hour, zone heatmap</w:t>
+      </w:r>
+      <w:r>
+        <w:rPr>
+          <w:noProof/>
+        </w:rPr>
         <w:drawing>
-          <wp:anchor distT="0" distB="0" distL="114300" distR="114300" simplePos="0" relativeHeight="251658240" behindDoc="0" locked="0" layoutInCell="1" allowOverlap="1" wp14:anchorId="1A325668" wp14:editId="39315D99">
+          <wp:anchor distT="0" distB="0" distL="114300" distR="114300" simplePos="0" relativeHeight="251658240" behindDoc="0" locked="0" layoutInCell="1" allowOverlap="1" wp14:anchorId="1A325668" wp14:editId="1300FA00">
             <wp:simplePos x="0" y="0"/>
             <wp:positionH relativeFrom="margin">
-              <wp:posOffset>777240</wp:posOffset>
+              <wp:posOffset>899160</wp:posOffset>
             </wp:positionH>
             <wp:positionV relativeFrom="margin">
-              <wp:posOffset>4476750</wp:posOffset>
+              <wp:posOffset>6518910</wp:posOffset>
             </wp:positionV>
             <wp:extent cx="3862705" cy="2172335"/>
             <wp:effectExtent l="0" t="0" r="4445" b="0"/>
@@ -7673,7 +8085,7 @@
                     </pic:cNvPicPr>
                   </pic:nvPicPr>
                   <pic:blipFill>
-                    <a:blip r:embed="rId13" cstate="print">
+                    <a:blip r:embed="rId12" cstate="print">
                       <a:extLst>
                         <a:ext uri="{28A0092B-C50C-407E-A947-70E740481C1C}">
                           <a14:useLocalDpi xmlns:a14="http://schemas.microsoft.com/office/drawing/2010/main" val="0"/>
@@ -7703,18 +8115,11 @@
     <w:p>
       <w:pPr>
         <w:widowControl w:val="0"/>
-        <w:spacing w:before="81" w:line="276" w:lineRule="auto"/>
-        <w:ind w:left="0" w:right="421" w:firstLine="0"/>
-        <w:rPr>
-          <w:b w:val="0"/>
-        </w:rPr>
-      </w:pPr>
-    </w:p>
-    <w:p>
-      <w:pPr>
-        <w:widowControl w:val="0"/>
         <w:spacing w:before="81"/>
         <w:ind w:left="0" w:right="421" w:firstLine="0"/>
+        <w:rPr>
+          <w:b w:val="0"/>
+        </w:rPr>
       </w:pPr>
     </w:p>
     <w:p>
@@ -7757,74 +8162,9 @@
         </w:rPr>
       </w:pPr>
     </w:p>
-    <w:p>
-      <w:pPr>
-        <w:widowControl w:val="0"/>
-        <w:spacing w:before="81"/>
-        <w:ind w:left="0" w:right="421" w:firstLine="0"/>
-        <w:rPr>
-          <w:b w:val="0"/>
-        </w:rPr>
-      </w:pPr>
-    </w:p>
-    <w:p>
-      <w:pPr>
-        <w:widowControl w:val="0"/>
-        <w:spacing w:before="81"/>
-        <w:ind w:left="0" w:right="421" w:firstLine="0"/>
-        <w:rPr>
-          <w:b w:val="0"/>
-        </w:rPr>
-      </w:pPr>
-    </w:p>
-    <w:p>
-      <w:pPr>
-        <w:widowControl w:val="0"/>
-        <w:spacing w:before="81"/>
-        <w:ind w:left="0" w:right="421" w:firstLine="0"/>
-        <w:rPr>
-          <w:b w:val="0"/>
-        </w:rPr>
-      </w:pPr>
-    </w:p>
-    <w:p>
-      <w:pPr>
-        <w:widowControl w:val="0"/>
-        <w:spacing w:before="81"/>
-        <w:ind w:left="0" w:right="421" w:firstLine="0"/>
-        <w:rPr>
-          <w:b w:val="0"/>
-        </w:rPr>
-      </w:pPr>
-    </w:p>
-    <w:p>
-      <w:pPr>
-        <w:widowControl w:val="0"/>
-        <w:spacing w:before="81"/>
-        <w:ind w:left="0" w:right="421" w:firstLine="0"/>
-        <w:rPr>
-          <w:b w:val="0"/>
-        </w:rPr>
-      </w:pPr>
-    </w:p>
-    <w:p>
-      <w:pPr>
-        <w:widowControl w:val="0"/>
-        <w:spacing w:before="81"/>
-        <w:ind w:left="0" w:right="421" w:firstLine="0"/>
-        <w:rPr>
-          <w:b w:val="0"/>
-        </w:rPr>
-      </w:pPr>
-      <w:r>
-        <w:pict w14:anchorId="7FEE1224">
-          <v:rect id="_x0000_i1063" style="width:0;height:1.5pt" o:hralign="center" o:hrstd="t" o:hr="t" fillcolor="#a0a0a0" stroked="f"/>
-        </w:pict>
-      </w:r>
-    </w:p>
     <w:sectPr>
-      <w:headerReference w:type="default" r:id="rId14"/>
-      <w:footerReference w:type="default" r:id="rId15"/>
+      <w:headerReference w:type="default" r:id="rId13"/>
+      <w:footerReference w:type="default" r:id="rId14"/>
       <w:pgSz w:w="12240" w:h="15840"/>
       <w:pgMar w:top="1710" w:right="1440" w:bottom="1440" w:left="1440" w:header="431" w:footer="720" w:gutter="0"/>
       <w:cols w:space="720"/>
@@ -8267,6 +8607,119 @@
     </w:lvl>
   </w:abstractNum>
   <w:abstractNum w:abstractNumId="1" w15:restartNumberingAfterBreak="0">
+    <w:nsid w:val="03370BF0"/>
+    <w:multiLevelType w:val="hybridMultilevel"/>
+    <w:tmpl w:val="45625226"/>
+    <w:lvl w:ilvl="0" w:tplc="40090001">
+      <w:start w:val="1"/>
+      <w:numFmt w:val="bullet"/>
+      <w:lvlText w:val=""/>
+      <w:lvlJc w:val="left"/>
+      <w:pPr>
+        <w:ind w:left="720" w:hanging="360"/>
+      </w:pPr>
+      <w:rPr>
+        <w:rFonts w:ascii="Symbol" w:hAnsi="Symbol" w:hint="default"/>
+      </w:rPr>
+    </w:lvl>
+    <w:lvl w:ilvl="1" w:tplc="40090003" w:tentative="1">
+      <w:start w:val="1"/>
+      <w:numFmt w:val="bullet"/>
+      <w:lvlText w:val="o"/>
+      <w:lvlJc w:val="left"/>
+      <w:pPr>
+        <w:ind w:left="1440" w:hanging="360"/>
+      </w:pPr>
+      <w:rPr>
+        <w:rFonts w:ascii="Courier New" w:hAnsi="Courier New" w:cs="Courier New" w:hint="default"/>
+      </w:rPr>
+    </w:lvl>
+    <w:lvl w:ilvl="2" w:tplc="40090005" w:tentative="1">
+      <w:start w:val="1"/>
+      <w:numFmt w:val="bullet"/>
+      <w:lvlText w:val=""/>
+      <w:lvlJc w:val="left"/>
+      <w:pPr>
+        <w:ind w:left="2160" w:hanging="360"/>
+      </w:pPr>
+      <w:rPr>
+        <w:rFonts w:ascii="Wingdings" w:hAnsi="Wingdings" w:hint="default"/>
+      </w:rPr>
+    </w:lvl>
+    <w:lvl w:ilvl="3" w:tplc="40090001" w:tentative="1">
+      <w:start w:val="1"/>
+      <w:numFmt w:val="bullet"/>
+      <w:lvlText w:val=""/>
+      <w:lvlJc w:val="left"/>
+      <w:pPr>
+        <w:ind w:left="2880" w:hanging="360"/>
+      </w:pPr>
+      <w:rPr>
+        <w:rFonts w:ascii="Symbol" w:hAnsi="Symbol" w:hint="default"/>
+      </w:rPr>
+    </w:lvl>
+    <w:lvl w:ilvl="4" w:tplc="40090003" w:tentative="1">
+      <w:start w:val="1"/>
+      <w:numFmt w:val="bullet"/>
+      <w:lvlText w:val="o"/>
+      <w:lvlJc w:val="left"/>
+      <w:pPr>
+        <w:ind w:left="3600" w:hanging="360"/>
+      </w:pPr>
+      <w:rPr>
+        <w:rFonts w:ascii="Courier New" w:hAnsi="Courier New" w:cs="Courier New" w:hint="default"/>
+      </w:rPr>
+    </w:lvl>
+    <w:lvl w:ilvl="5" w:tplc="40090005" w:tentative="1">
+      <w:start w:val="1"/>
+      <w:numFmt w:val="bullet"/>
+      <w:lvlText w:val=""/>
+      <w:lvlJc w:val="left"/>
+      <w:pPr>
+        <w:ind w:left="4320" w:hanging="360"/>
+      </w:pPr>
+      <w:rPr>
+        <w:rFonts w:ascii="Wingdings" w:hAnsi="Wingdings" w:hint="default"/>
+      </w:rPr>
+    </w:lvl>
+    <w:lvl w:ilvl="6" w:tplc="40090001" w:tentative="1">
+      <w:start w:val="1"/>
+      <w:numFmt w:val="bullet"/>
+      <w:lvlText w:val=""/>
+      <w:lvlJc w:val="left"/>
+      <w:pPr>
+        <w:ind w:left="5040" w:hanging="360"/>
+      </w:pPr>
+      <w:rPr>
+        <w:rFonts w:ascii="Symbol" w:hAnsi="Symbol" w:hint="default"/>
+      </w:rPr>
+    </w:lvl>
+    <w:lvl w:ilvl="7" w:tplc="40090003" w:tentative="1">
+      <w:start w:val="1"/>
+      <w:numFmt w:val="bullet"/>
+      <w:lvlText w:val="o"/>
+      <w:lvlJc w:val="left"/>
+      <w:pPr>
+        <w:ind w:left="5760" w:hanging="360"/>
+      </w:pPr>
+      <w:rPr>
+        <w:rFonts w:ascii="Courier New" w:hAnsi="Courier New" w:cs="Courier New" w:hint="default"/>
+      </w:rPr>
+    </w:lvl>
+    <w:lvl w:ilvl="8" w:tplc="40090005" w:tentative="1">
+      <w:start w:val="1"/>
+      <w:numFmt w:val="bullet"/>
+      <w:lvlText w:val=""/>
+      <w:lvlJc w:val="left"/>
+      <w:pPr>
+        <w:ind w:left="6480" w:hanging="360"/>
+      </w:pPr>
+      <w:rPr>
+        <w:rFonts w:ascii="Wingdings" w:hAnsi="Wingdings" w:hint="default"/>
+      </w:rPr>
+    </w:lvl>
+  </w:abstractNum>
+  <w:abstractNum w:abstractNumId="2" w15:restartNumberingAfterBreak="0">
     <w:nsid w:val="050E2728"/>
     <w:multiLevelType w:val="multilevel"/>
     <w:tmpl w:val="C638F576"/>
@@ -8381,7 +8834,120 @@
       </w:rPr>
     </w:lvl>
   </w:abstractNum>
-  <w:abstractNum w:abstractNumId="2" w15:restartNumberingAfterBreak="0">
+  <w:abstractNum w:abstractNumId="3" w15:restartNumberingAfterBreak="0">
+    <w:nsid w:val="093E4C02"/>
+    <w:multiLevelType w:val="hybridMultilevel"/>
+    <w:tmpl w:val="79C6FD58"/>
+    <w:lvl w:ilvl="0" w:tplc="40090001">
+      <w:start w:val="1"/>
+      <w:numFmt w:val="bullet"/>
+      <w:lvlText w:val=""/>
+      <w:lvlJc w:val="left"/>
+      <w:pPr>
+        <w:ind w:left="720" w:hanging="360"/>
+      </w:pPr>
+      <w:rPr>
+        <w:rFonts w:ascii="Symbol" w:hAnsi="Symbol" w:hint="default"/>
+      </w:rPr>
+    </w:lvl>
+    <w:lvl w:ilvl="1" w:tplc="40090003" w:tentative="1">
+      <w:start w:val="1"/>
+      <w:numFmt w:val="bullet"/>
+      <w:lvlText w:val="o"/>
+      <w:lvlJc w:val="left"/>
+      <w:pPr>
+        <w:ind w:left="1440" w:hanging="360"/>
+      </w:pPr>
+      <w:rPr>
+        <w:rFonts w:ascii="Courier New" w:hAnsi="Courier New" w:cs="Courier New" w:hint="default"/>
+      </w:rPr>
+    </w:lvl>
+    <w:lvl w:ilvl="2" w:tplc="40090005" w:tentative="1">
+      <w:start w:val="1"/>
+      <w:numFmt w:val="bullet"/>
+      <w:lvlText w:val=""/>
+      <w:lvlJc w:val="left"/>
+      <w:pPr>
+        <w:ind w:left="2160" w:hanging="360"/>
+      </w:pPr>
+      <w:rPr>
+        <w:rFonts w:ascii="Wingdings" w:hAnsi="Wingdings" w:hint="default"/>
+      </w:rPr>
+    </w:lvl>
+    <w:lvl w:ilvl="3" w:tplc="40090001" w:tentative="1">
+      <w:start w:val="1"/>
+      <w:numFmt w:val="bullet"/>
+      <w:lvlText w:val=""/>
+      <w:lvlJc w:val="left"/>
+      <w:pPr>
+        <w:ind w:left="2880" w:hanging="360"/>
+      </w:pPr>
+      <w:rPr>
+        <w:rFonts w:ascii="Symbol" w:hAnsi="Symbol" w:hint="default"/>
+      </w:rPr>
+    </w:lvl>
+    <w:lvl w:ilvl="4" w:tplc="40090003" w:tentative="1">
+      <w:start w:val="1"/>
+      <w:numFmt w:val="bullet"/>
+      <w:lvlText w:val="o"/>
+      <w:lvlJc w:val="left"/>
+      <w:pPr>
+        <w:ind w:left="3600" w:hanging="360"/>
+      </w:pPr>
+      <w:rPr>
+        <w:rFonts w:ascii="Courier New" w:hAnsi="Courier New" w:cs="Courier New" w:hint="default"/>
+      </w:rPr>
+    </w:lvl>
+    <w:lvl w:ilvl="5" w:tplc="40090005" w:tentative="1">
+      <w:start w:val="1"/>
+      <w:numFmt w:val="bullet"/>
+      <w:lvlText w:val=""/>
+      <w:lvlJc w:val="left"/>
+      <w:pPr>
+        <w:ind w:left="4320" w:hanging="360"/>
+      </w:pPr>
+      <w:rPr>
+        <w:rFonts w:ascii="Wingdings" w:hAnsi="Wingdings" w:hint="default"/>
+      </w:rPr>
+    </w:lvl>
+    <w:lvl w:ilvl="6" w:tplc="40090001" w:tentative="1">
+      <w:start w:val="1"/>
+      <w:numFmt w:val="bullet"/>
+      <w:lvlText w:val=""/>
+      <w:lvlJc w:val="left"/>
+      <w:pPr>
+        <w:ind w:left="5040" w:hanging="360"/>
+      </w:pPr>
+      <w:rPr>
+        <w:rFonts w:ascii="Symbol" w:hAnsi="Symbol" w:hint="default"/>
+      </w:rPr>
+    </w:lvl>
+    <w:lvl w:ilvl="7" w:tplc="40090003" w:tentative="1">
+      <w:start w:val="1"/>
+      <w:numFmt w:val="bullet"/>
+      <w:lvlText w:val="o"/>
+      <w:lvlJc w:val="left"/>
+      <w:pPr>
+        <w:ind w:left="5760" w:hanging="360"/>
+      </w:pPr>
+      <w:rPr>
+        <w:rFonts w:ascii="Courier New" w:hAnsi="Courier New" w:cs="Courier New" w:hint="default"/>
+      </w:rPr>
+    </w:lvl>
+    <w:lvl w:ilvl="8" w:tplc="40090005" w:tentative="1">
+      <w:start w:val="1"/>
+      <w:numFmt w:val="bullet"/>
+      <w:lvlText w:val=""/>
+      <w:lvlJc w:val="left"/>
+      <w:pPr>
+        <w:ind w:left="6480" w:hanging="360"/>
+      </w:pPr>
+      <w:rPr>
+        <w:rFonts w:ascii="Wingdings" w:hAnsi="Wingdings" w:hint="default"/>
+      </w:rPr>
+    </w:lvl>
+  </w:abstractNum>
+  <w:abstractNum w:abstractNumId="4" w15:restartNumberingAfterBreak="0">
     <w:nsid w:val="09C74E8F"/>
     <w:multiLevelType w:val="multilevel"/>
     <w:tmpl w:val="EF44B7A4"/>
@@ -8530,7 +9096,459 @@
       </w:rPr>
     </w:lvl>
   </w:abstractNum>
-  <w:abstractNum w:abstractNumId="3" w15:restartNumberingAfterBreak="0">
+  <w:abstractNum w:abstractNumId="5" w15:restartNumberingAfterBreak="0">
+    <w:nsid w:val="0E7A0662"/>
+    <w:multiLevelType w:val="hybridMultilevel"/>
+    <w:tmpl w:val="1CE293FA"/>
+    <w:lvl w:ilvl="0" w:tplc="40090001">
+      <w:start w:val="1"/>
+      <w:numFmt w:val="bullet"/>
+      <w:lvlText w:val=""/>
+      <w:lvlJc w:val="left"/>
+      <w:pPr>
+        <w:ind w:left="720" w:hanging="360"/>
+      </w:pPr>
+      <w:rPr>
+        <w:rFonts w:ascii="Symbol" w:hAnsi="Symbol" w:hint="default"/>
+      </w:rPr>
+    </w:lvl>
+    <w:lvl w:ilvl="1" w:tplc="40090003" w:tentative="1">
+      <w:start w:val="1"/>
+      <w:numFmt w:val="bullet"/>
+      <w:lvlText w:val="o"/>
+      <w:lvlJc w:val="left"/>
+      <w:pPr>
+        <w:ind w:left="1440" w:hanging="360"/>
+      </w:pPr>
+      <w:rPr>
+        <w:rFonts w:ascii="Courier New" w:hAnsi="Courier New" w:cs="Courier New" w:hint="default"/>
+      </w:rPr>
+    </w:lvl>
+    <w:lvl w:ilvl="2" w:tplc="40090005" w:tentative="1">
+      <w:start w:val="1"/>
+      <w:numFmt w:val="bullet"/>
+      <w:lvlText w:val=""/>
+      <w:lvlJc w:val="left"/>
+      <w:pPr>
+        <w:ind w:left="2160" w:hanging="360"/>
+      </w:pPr>
+      <w:rPr>
+        <w:rFonts w:ascii="Wingdings" w:hAnsi="Wingdings" w:hint="default"/>
+      </w:rPr>
+    </w:lvl>
+    <w:lvl w:ilvl="3" w:tplc="40090001" w:tentative="1">
+      <w:start w:val="1"/>
+      <w:numFmt w:val="bullet"/>
+      <w:lvlText w:val=""/>
+      <w:lvlJc w:val="left"/>
+      <w:pPr>
+        <w:ind w:left="2880" w:hanging="360"/>
+      </w:pPr>
+      <w:rPr>
+        <w:rFonts w:ascii="Symbol" w:hAnsi="Symbol" w:hint="default"/>
+      </w:rPr>
+    </w:lvl>
+    <w:lvl w:ilvl="4" w:tplc="40090003" w:tentative="1">
+      <w:start w:val="1"/>
+      <w:numFmt w:val="bullet"/>
+      <w:lvlText w:val="o"/>
+      <w:lvlJc w:val="left"/>
+      <w:pPr>
+        <w:ind w:left="3600" w:hanging="360"/>
+      </w:pPr>
+      <w:rPr>
+        <w:rFonts w:ascii="Courier New" w:hAnsi="Courier New" w:cs="Courier New" w:hint="default"/>
+      </w:rPr>
+    </w:lvl>
+    <w:lvl w:ilvl="5" w:tplc="40090005" w:tentative="1">
+      <w:start w:val="1"/>
+      <w:numFmt w:val="bullet"/>
+      <w:lvlText w:val=""/>
+      <w:lvlJc w:val="left"/>
+      <w:pPr>
+        <w:ind w:left="4320" w:hanging="360"/>
+      </w:pPr>
+      <w:rPr>
+        <w:rFonts w:ascii="Wingdings" w:hAnsi="Wingdings" w:hint="default"/>
+      </w:rPr>
+    </w:lvl>
+    <w:lvl w:ilvl="6" w:tplc="40090001" w:tentative="1">
+      <w:start w:val="1"/>
+      <w:numFmt w:val="bullet"/>
+      <w:lvlText w:val=""/>
+      <w:lvlJc w:val="left"/>
+      <w:pPr>
+        <w:ind w:left="5040" w:hanging="360"/>
+      </w:pPr>
+      <w:rPr>
+        <w:rFonts w:ascii="Symbol" w:hAnsi="Symbol" w:hint="default"/>
+      </w:rPr>
+    </w:lvl>
+    <w:lvl w:ilvl="7" w:tplc="40090003" w:tentative="1">
+      <w:start w:val="1"/>
+      <w:numFmt w:val="bullet"/>
+      <w:lvlText w:val="o"/>
+      <w:lvlJc w:val="left"/>
+      <w:pPr>
+        <w:ind w:left="5760" w:hanging="360"/>
+      </w:pPr>
+      <w:rPr>
+        <w:rFonts w:ascii="Courier New" w:hAnsi="Courier New" w:cs="Courier New" w:hint="default"/>
+      </w:rPr>
+    </w:lvl>
+    <w:lvl w:ilvl="8" w:tplc="40090005" w:tentative="1">
+      <w:start w:val="1"/>
+      <w:numFmt w:val="bullet"/>
+      <w:lvlText w:val=""/>
+      <w:lvlJc w:val="left"/>
+      <w:pPr>
+        <w:ind w:left="6480" w:hanging="360"/>
+      </w:pPr>
+      <w:rPr>
+        <w:rFonts w:ascii="Wingdings" w:hAnsi="Wingdings" w:hint="default"/>
+      </w:rPr>
+    </w:lvl>
+  </w:abstractNum>
+  <w:abstractNum w:abstractNumId="6" w15:restartNumberingAfterBreak="0">
+    <w:nsid w:val="102C2711"/>
+    <w:multiLevelType w:val="hybridMultilevel"/>
+    <w:tmpl w:val="E552298C"/>
+    <w:lvl w:ilvl="0" w:tplc="40090001">
+      <w:start w:val="1"/>
+      <w:numFmt w:val="bullet"/>
+      <w:lvlText w:val=""/>
+      <w:lvlJc w:val="left"/>
+      <w:pPr>
+        <w:ind w:left="720" w:hanging="360"/>
+      </w:pPr>
+      <w:rPr>
+        <w:rFonts w:ascii="Symbol" w:hAnsi="Symbol" w:hint="default"/>
+      </w:rPr>
+    </w:lvl>
+    <w:lvl w:ilvl="1" w:tplc="40090003" w:tentative="1">
+      <w:start w:val="1"/>
+      <w:numFmt w:val="bullet"/>
+      <w:lvlText w:val="o"/>
+      <w:lvlJc w:val="left"/>
+      <w:pPr>
+        <w:ind w:left="1440" w:hanging="360"/>
+      </w:pPr>
+      <w:rPr>
+        <w:rFonts w:ascii="Courier New" w:hAnsi="Courier New" w:cs="Courier New" w:hint="default"/>
+      </w:rPr>
+    </w:lvl>
+    <w:lvl w:ilvl="2" w:tplc="40090005" w:tentative="1">
+      <w:start w:val="1"/>
+      <w:numFmt w:val="bullet"/>
+      <w:lvlText w:val=""/>
+      <w:lvlJc w:val="left"/>
+      <w:pPr>
+        <w:ind w:left="2160" w:hanging="360"/>
+      </w:pPr>
+      <w:rPr>
+        <w:rFonts w:ascii="Wingdings" w:hAnsi="Wingdings" w:hint="default"/>
+      </w:rPr>
+    </w:lvl>
+    <w:lvl w:ilvl="3" w:tplc="40090001" w:tentative="1">
+      <w:start w:val="1"/>
+      <w:numFmt w:val="bullet"/>
+      <w:lvlText w:val=""/>
+      <w:lvlJc w:val="left"/>
+      <w:pPr>
+        <w:ind w:left="2880" w:hanging="360"/>
+      </w:pPr>
+      <w:rPr>
+        <w:rFonts w:ascii="Symbol" w:hAnsi="Symbol" w:hint="default"/>
+      </w:rPr>
+    </w:lvl>
+    <w:lvl w:ilvl="4" w:tplc="40090003" w:tentative="1">
+      <w:start w:val="1"/>
+      <w:numFmt w:val="bullet"/>
+      <w:lvlText w:val="o"/>
+      <w:lvlJc w:val="left"/>
+      <w:pPr>
+        <w:ind w:left="3600" w:hanging="360"/>
+      </w:pPr>
+      <w:rPr>
+        <w:rFonts w:ascii="Courier New" w:hAnsi="Courier New" w:cs="Courier New" w:hint="default"/>
+      </w:rPr>
+    </w:lvl>
+    <w:lvl w:ilvl="5" w:tplc="40090005" w:tentative="1">
+      <w:start w:val="1"/>
+      <w:numFmt w:val="bullet"/>
+      <w:lvlText w:val=""/>
+      <w:lvlJc w:val="left"/>
+      <w:pPr>
+        <w:ind w:left="4320" w:hanging="360"/>
+      </w:pPr>
+      <w:rPr>
+        <w:rFonts w:ascii="Wingdings" w:hAnsi="Wingdings" w:hint="default"/>
+      </w:rPr>
+    </w:lvl>
+    <w:lvl w:ilvl="6" w:tplc="40090001" w:tentative="1">
+      <w:start w:val="1"/>
+      <w:numFmt w:val="bullet"/>
+      <w:lvlText w:val=""/>
+      <w:lvlJc w:val="left"/>
+      <w:pPr>
+        <w:ind w:left="5040" w:hanging="360"/>
+      </w:pPr>
+      <w:rPr>
+        <w:rFonts w:ascii="Symbol" w:hAnsi="Symbol" w:hint="default"/>
+      </w:rPr>
+    </w:lvl>
+    <w:lvl w:ilvl="7" w:tplc="40090003" w:tentative="1">
+      <w:start w:val="1"/>
+      <w:numFmt w:val="bullet"/>
+      <w:lvlText w:val="o"/>
+      <w:lvlJc w:val="left"/>
+      <w:pPr>
+        <w:ind w:left="5760" w:hanging="360"/>
+      </w:pPr>
+      <w:rPr>
+        <w:rFonts w:ascii="Courier New" w:hAnsi="Courier New" w:cs="Courier New" w:hint="default"/>
+      </w:rPr>
+    </w:lvl>
+    <w:lvl w:ilvl="8" w:tplc="40090005" w:tentative="1">
+      <w:start w:val="1"/>
+      <w:numFmt w:val="bullet"/>
+      <w:lvlText w:val=""/>
+      <w:lvlJc w:val="left"/>
+      <w:pPr>
+        <w:ind w:left="6480" w:hanging="360"/>
+      </w:pPr>
+      <w:rPr>
+        <w:rFonts w:ascii="Wingdings" w:hAnsi="Wingdings" w:hint="default"/>
+      </w:rPr>
+    </w:lvl>
+  </w:abstractNum>
+  <w:abstractNum w:abstractNumId="7" w15:restartNumberingAfterBreak="0">
+    <w:nsid w:val="14861009"/>
+    <w:multiLevelType w:val="hybridMultilevel"/>
+    <w:tmpl w:val="D2C68C8A"/>
+    <w:lvl w:ilvl="0" w:tplc="40090001">
+      <w:start w:val="1"/>
+      <w:numFmt w:val="bullet"/>
+      <w:lvlText w:val=""/>
+      <w:lvlJc w:val="left"/>
+      <w:pPr>
+        <w:ind w:left="720" w:hanging="360"/>
+      </w:pPr>
+      <w:rPr>
+        <w:rFonts w:ascii="Symbol" w:hAnsi="Symbol" w:hint="default"/>
+      </w:rPr>
+    </w:lvl>
+    <w:lvl w:ilvl="1" w:tplc="40090003" w:tentative="1">
+      <w:start w:val="1"/>
+      <w:numFmt w:val="bullet"/>
+      <w:lvlText w:val="o"/>
+      <w:lvlJc w:val="left"/>
+      <w:pPr>
+        <w:ind w:left="1440" w:hanging="360"/>
+      </w:pPr>
+      <w:rPr>
+        <w:rFonts w:ascii="Courier New" w:hAnsi="Courier New" w:cs="Courier New" w:hint="default"/>
+      </w:rPr>
+    </w:lvl>
+    <w:lvl w:ilvl="2" w:tplc="40090005" w:tentative="1">
+      <w:start w:val="1"/>
+      <w:numFmt w:val="bullet"/>
+      <w:lvlText w:val=""/>
+      <w:lvlJc w:val="left"/>
+      <w:pPr>
+        <w:ind w:left="2160" w:hanging="360"/>
+      </w:pPr>
+      <w:rPr>
+        <w:rFonts w:ascii="Wingdings" w:hAnsi="Wingdings" w:hint="default"/>
+      </w:rPr>
+    </w:lvl>
+    <w:lvl w:ilvl="3" w:tplc="40090001" w:tentative="1">
+      <w:start w:val="1"/>
+      <w:numFmt w:val="bullet"/>
+      <w:lvlText w:val=""/>
+      <w:lvlJc w:val="left"/>
+      <w:pPr>
+        <w:ind w:left="2880" w:hanging="360"/>
+      </w:pPr>
+      <w:rPr>
+        <w:rFonts w:ascii="Symbol" w:hAnsi="Symbol" w:hint="default"/>
+      </w:rPr>
+    </w:lvl>
+    <w:lvl w:ilvl="4" w:tplc="40090003" w:tentative="1">
+      <w:start w:val="1"/>
+      <w:numFmt w:val="bullet"/>
+      <w:lvlText w:val="o"/>
+      <w:lvlJc w:val="left"/>
+      <w:pPr>
+        <w:ind w:left="3600" w:hanging="360"/>
+      </w:pPr>
+      <w:rPr>
+        <w:rFonts w:ascii="Courier New" w:hAnsi="Courier New" w:cs="Courier New" w:hint="default"/>
+      </w:rPr>
+    </w:lvl>
+    <w:lvl w:ilvl="5" w:tplc="40090005" w:tentative="1">
+      <w:start w:val="1"/>
+      <w:numFmt w:val="bullet"/>
+      <w:lvlText w:val=""/>
+      <w:lvlJc w:val="left"/>
+      <w:pPr>
+        <w:ind w:left="4320" w:hanging="360"/>
+      </w:pPr>
+      <w:rPr>
+        <w:rFonts w:ascii="Wingdings" w:hAnsi="Wingdings" w:hint="default"/>
+      </w:rPr>
+    </w:lvl>
+    <w:lvl w:ilvl="6" w:tplc="40090001" w:tentative="1">
+      <w:start w:val="1"/>
+      <w:numFmt w:val="bullet"/>
+      <w:lvlText w:val=""/>
+      <w:lvlJc w:val="left"/>
+      <w:pPr>
+        <w:ind w:left="5040" w:hanging="360"/>
+      </w:pPr>
+      <w:rPr>
+        <w:rFonts w:ascii="Symbol" w:hAnsi="Symbol" w:hint="default"/>
+      </w:rPr>
+    </w:lvl>
+    <w:lvl w:ilvl="7" w:tplc="40090003" w:tentative="1">
+      <w:start w:val="1"/>
+      <w:numFmt w:val="bullet"/>
+      <w:lvlText w:val="o"/>
+      <w:lvlJc w:val="left"/>
+      <w:pPr>
+        <w:ind w:left="5760" w:hanging="360"/>
+      </w:pPr>
+      <w:rPr>
+        <w:rFonts w:ascii="Courier New" w:hAnsi="Courier New" w:cs="Courier New" w:hint="default"/>
+      </w:rPr>
+    </w:lvl>
+    <w:lvl w:ilvl="8" w:tplc="40090005" w:tentative="1">
+      <w:start w:val="1"/>
+      <w:numFmt w:val="bullet"/>
+      <w:lvlText w:val=""/>
+      <w:lvlJc w:val="left"/>
+      <w:pPr>
+        <w:ind w:left="6480" w:hanging="360"/>
+      </w:pPr>
+      <w:rPr>
+        <w:rFonts w:ascii="Wingdings" w:hAnsi="Wingdings" w:hint="default"/>
+      </w:rPr>
+    </w:lvl>
+  </w:abstractNum>
+  <w:abstractNum w:abstractNumId="8" w15:restartNumberingAfterBreak="0">
+    <w:nsid w:val="18AA6D36"/>
+    <w:multiLevelType w:val="hybridMultilevel"/>
+    <w:tmpl w:val="22D48C40"/>
+    <w:lvl w:ilvl="0" w:tplc="40090001">
+      <w:start w:val="1"/>
+      <w:numFmt w:val="bullet"/>
+      <w:lvlText w:val=""/>
+      <w:lvlJc w:val="left"/>
+      <w:pPr>
+        <w:ind w:left="720" w:hanging="360"/>
+      </w:pPr>
+      <w:rPr>
+        <w:rFonts w:ascii="Symbol" w:hAnsi="Symbol" w:hint="default"/>
+      </w:rPr>
+    </w:lvl>
+    <w:lvl w:ilvl="1" w:tplc="40090003" w:tentative="1">
+      <w:start w:val="1"/>
+      <w:numFmt w:val="bullet"/>
+      <w:lvlText w:val="o"/>
+      <w:lvlJc w:val="left"/>
+      <w:pPr>
+        <w:ind w:left="1440" w:hanging="360"/>
+      </w:pPr>
+      <w:rPr>
+        <w:rFonts w:ascii="Courier New" w:hAnsi="Courier New" w:cs="Courier New" w:hint="default"/>
+      </w:rPr>
+    </w:lvl>
+    <w:lvl w:ilvl="2" w:tplc="40090005" w:tentative="1">
+      <w:start w:val="1"/>
+      <w:numFmt w:val="bullet"/>
+      <w:lvlText w:val=""/>
+      <w:lvlJc w:val="left"/>
+      <w:pPr>
+        <w:ind w:left="2160" w:hanging="360"/>
+      </w:pPr>
+      <w:rPr>
+        <w:rFonts w:ascii="Wingdings" w:hAnsi="Wingdings" w:hint="default"/>
+      </w:rPr>
+    </w:lvl>
+    <w:lvl w:ilvl="3" w:tplc="40090001" w:tentative="1">
+      <w:start w:val="1"/>
+      <w:numFmt w:val="bullet"/>
+      <w:lvlText w:val=""/>
+      <w:lvlJc w:val="left"/>
+      <w:pPr>
+        <w:ind w:left="2880" w:hanging="360"/>
+      </w:pPr>
+      <w:rPr>
+        <w:rFonts w:ascii="Symbol" w:hAnsi="Symbol" w:hint="default"/>
+      </w:rPr>
+    </w:lvl>
+    <w:lvl w:ilvl="4" w:tplc="40090003" w:tentative="1">
+      <w:start w:val="1"/>
+      <w:numFmt w:val="bullet"/>
+      <w:lvlText w:val="o"/>
+      <w:lvlJc w:val="left"/>
+      <w:pPr>
+        <w:ind w:left="3600" w:hanging="360"/>
+      </w:pPr>
+      <w:rPr>
+        <w:rFonts w:ascii="Courier New" w:hAnsi="Courier New" w:cs="Courier New" w:hint="default"/>
+      </w:rPr>
+    </w:lvl>
+    <w:lvl w:ilvl="5" w:tplc="40090005" w:tentative="1">
+      <w:start w:val="1"/>
+      <w:numFmt w:val="bullet"/>
+      <w:lvlText w:val=""/>
+      <w:lvlJc w:val="left"/>
+      <w:pPr>
+        <w:ind w:left="4320" w:hanging="360"/>
+      </w:pPr>
+      <w:rPr>
+        <w:rFonts w:ascii="Wingdings" w:hAnsi="Wingdings" w:hint="default"/>
+      </w:rPr>
+    </w:lvl>
+    <w:lvl w:ilvl="6" w:tplc="40090001" w:tentative="1">
+      <w:start w:val="1"/>
+      <w:numFmt w:val="bullet"/>
+      <w:lvlText w:val=""/>
+      <w:lvlJc w:val="left"/>
+      <w:pPr>
+        <w:ind w:left="5040" w:hanging="360"/>
+      </w:pPr>
+      <w:rPr>
+        <w:rFonts w:ascii="Symbol" w:hAnsi="Symbol" w:hint="default"/>
+      </w:rPr>
+    </w:lvl>
+    <w:lvl w:ilvl="7" w:tplc="40090003" w:tentative="1">
+      <w:start w:val="1"/>
+      <w:numFmt w:val="bullet"/>
+      <w:lvlText w:val="o"/>
+      <w:lvlJc w:val="left"/>
+      <w:pPr>
+        <w:ind w:left="5760" w:hanging="360"/>
+      </w:pPr>
+      <w:rPr>
+        <w:rFonts w:ascii="Courier New" w:hAnsi="Courier New" w:cs="Courier New" w:hint="default"/>
+      </w:rPr>
+    </w:lvl>
+    <w:lvl w:ilvl="8" w:tplc="40090005" w:tentative="1">
+      <w:start w:val="1"/>
+      <w:numFmt w:val="bullet"/>
+      <w:lvlText w:val=""/>
+      <w:lvlJc w:val="left"/>
+      <w:pPr>
+        <w:ind w:left="6480" w:hanging="360"/>
+      </w:pPr>
+      <w:rPr>
+        <w:rFonts w:ascii="Wingdings" w:hAnsi="Wingdings" w:hint="default"/>
+      </w:rPr>
+    </w:lvl>
+  </w:abstractNum>
+  <w:abstractNum w:abstractNumId="9" w15:restartNumberingAfterBreak="0">
     <w:nsid w:val="1A711FBA"/>
     <w:multiLevelType w:val="multilevel"/>
     <w:tmpl w:val="BBB80B30"/>
@@ -8679,7 +9697,382 @@
       </w:rPr>
     </w:lvl>
   </w:abstractNum>
-  <w:abstractNum w:abstractNumId="4" w15:restartNumberingAfterBreak="0">
+  <w:abstractNum w:abstractNumId="10" w15:restartNumberingAfterBreak="0">
+    <w:nsid w:val="1C440D1E"/>
+    <w:multiLevelType w:val="multilevel"/>
+    <w:tmpl w:val="EC122FF2"/>
+    <w:lvl w:ilvl="0">
+      <w:start w:val="1"/>
+      <w:numFmt w:val="bullet"/>
+      <w:lvlText w:val=""/>
+      <w:lvlJc w:val="left"/>
+      <w:pPr>
+        <w:tabs>
+          <w:tab w:val="num" w:pos="720"/>
+        </w:tabs>
+        <w:ind w:left="720" w:hanging="360"/>
+      </w:pPr>
+      <w:rPr>
+        <w:rFonts w:ascii="Symbol" w:hAnsi="Symbol" w:hint="default"/>
+        <w:sz w:val="20"/>
+      </w:rPr>
+    </w:lvl>
+    <w:lvl w:ilvl="1" w:tentative="1">
+      <w:start w:val="1"/>
+      <w:numFmt w:val="bullet"/>
+      <w:lvlText w:val="o"/>
+      <w:lvlJc w:val="left"/>
+      <w:pPr>
+        <w:tabs>
+          <w:tab w:val="num" w:pos="1440"/>
+        </w:tabs>
+        <w:ind w:left="1440" w:hanging="360"/>
+      </w:pPr>
+      <w:rPr>
+        <w:rFonts w:ascii="Courier New" w:hAnsi="Courier New" w:hint="default"/>
+        <w:sz w:val="20"/>
+      </w:rPr>
+    </w:lvl>
+    <w:lvl w:ilvl="2" w:tentative="1">
+      <w:start w:val="1"/>
+      <w:numFmt w:val="bullet"/>
+      <w:lvlText w:val=""/>
+      <w:lvlJc w:val="left"/>
+      <w:pPr>
+        <w:tabs>
+          <w:tab w:val="num" w:pos="2160"/>
+        </w:tabs>
+        <w:ind w:left="2160" w:hanging="360"/>
+      </w:pPr>
+      <w:rPr>
+        <w:rFonts w:ascii="Wingdings" w:hAnsi="Wingdings" w:hint="default"/>
+        <w:sz w:val="20"/>
+      </w:rPr>
+    </w:lvl>
+    <w:lvl w:ilvl="3" w:tentative="1">
+      <w:start w:val="1"/>
+      <w:numFmt w:val="bullet"/>
+      <w:lvlText w:val=""/>
+      <w:lvlJc w:val="left"/>
+      <w:pPr>
+        <w:tabs>
+          <w:tab w:val="num" w:pos="2880"/>
+        </w:tabs>
+        <w:ind w:left="2880" w:hanging="360"/>
+      </w:pPr>
+      <w:rPr>
+        <w:rFonts w:ascii="Wingdings" w:hAnsi="Wingdings" w:hint="default"/>
+        <w:sz w:val="20"/>
+      </w:rPr>
+    </w:lvl>
+    <w:lvl w:ilvl="4" w:tentative="1">
+      <w:start w:val="1"/>
+      <w:numFmt w:val="bullet"/>
+      <w:lvlText w:val=""/>
+      <w:lvlJc w:val="left"/>
+      <w:pPr>
+        <w:tabs>
+          <w:tab w:val="num" w:pos="3600"/>
+        </w:tabs>
+        <w:ind w:left="3600" w:hanging="360"/>
+      </w:pPr>
+      <w:rPr>
+        <w:rFonts w:ascii="Wingdings" w:hAnsi="Wingdings" w:hint="default"/>
+        <w:sz w:val="20"/>
+      </w:rPr>
+    </w:lvl>
+    <w:lvl w:ilvl="5" w:tentative="1">
+      <w:start w:val="1"/>
+      <w:numFmt w:val="bullet"/>
+      <w:lvlText w:val=""/>
+      <w:lvlJc w:val="left"/>
+      <w:pPr>
+        <w:tabs>
+          <w:tab w:val="num" w:pos="4320"/>
+        </w:tabs>
+        <w:ind w:left="4320" w:hanging="360"/>
+      </w:pPr>
+      <w:rPr>
+        <w:rFonts w:ascii="Wingdings" w:hAnsi="Wingdings" w:hint="default"/>
+        <w:sz w:val="20"/>
+      </w:rPr>
+    </w:lvl>
+    <w:lvl w:ilvl="6" w:tentative="1">
+      <w:start w:val="1"/>
+      <w:numFmt w:val="bullet"/>
+      <w:lvlText w:val=""/>
+      <w:lvlJc w:val="left"/>
+      <w:pPr>
+        <w:tabs>
+          <w:tab w:val="num" w:pos="5040"/>
+        </w:tabs>
+        <w:ind w:left="5040" w:hanging="360"/>
+      </w:pPr>
+      <w:rPr>
+        <w:rFonts w:ascii="Wingdings" w:hAnsi="Wingdings" w:hint="default"/>
+        <w:sz w:val="20"/>
+      </w:rPr>
+    </w:lvl>
+    <w:lvl w:ilvl="7" w:tentative="1">
+      <w:start w:val="1"/>
+      <w:numFmt w:val="bullet"/>
+      <w:lvlText w:val=""/>
+      <w:lvlJc w:val="left"/>
+      <w:pPr>
+        <w:tabs>
+          <w:tab w:val="num" w:pos="5760"/>
+        </w:tabs>
+        <w:ind w:left="5760" w:hanging="360"/>
+      </w:pPr>
+      <w:rPr>
+        <w:rFonts w:ascii="Wingdings" w:hAnsi="Wingdings" w:hint="default"/>
+        <w:sz w:val="20"/>
+      </w:rPr>
+    </w:lvl>
+    <w:lvl w:ilvl="8" w:tentative="1">
+      <w:start w:val="1"/>
+      <w:numFmt w:val="bullet"/>
+      <w:lvlText w:val=""/>
+      <w:lvlJc w:val="left"/>
+      <w:pPr>
+        <w:tabs>
+          <w:tab w:val="num" w:pos="6480"/>
+        </w:tabs>
+        <w:ind w:left="6480" w:hanging="360"/>
+      </w:pPr>
+      <w:rPr>
+        <w:rFonts w:ascii="Wingdings" w:hAnsi="Wingdings" w:hint="default"/>
+        <w:sz w:val="20"/>
+      </w:rPr>
+    </w:lvl>
+  </w:abstractNum>
+  <w:abstractNum w:abstractNumId="11" w15:restartNumberingAfterBreak="0">
+    <w:nsid w:val="1E4B5A83"/>
+    <w:multiLevelType w:val="hybridMultilevel"/>
+    <w:tmpl w:val="4ADAF5D4"/>
+    <w:lvl w:ilvl="0" w:tplc="40090001">
+      <w:start w:val="1"/>
+      <w:numFmt w:val="bullet"/>
+      <w:lvlText w:val=""/>
+      <w:lvlJc w:val="left"/>
+      <w:pPr>
+        <w:ind w:left="720" w:hanging="360"/>
+      </w:pPr>
+      <w:rPr>
+        <w:rFonts w:ascii="Symbol" w:hAnsi="Symbol" w:hint="default"/>
+      </w:rPr>
+    </w:lvl>
+    <w:lvl w:ilvl="1" w:tplc="40090003" w:tentative="1">
+      <w:start w:val="1"/>
+      <w:numFmt w:val="bullet"/>
+      <w:lvlText w:val="o"/>
+      <w:lvlJc w:val="left"/>
+      <w:pPr>
+        <w:ind w:left="1440" w:hanging="360"/>
+      </w:pPr>
+      <w:rPr>
+        <w:rFonts w:ascii="Courier New" w:hAnsi="Courier New" w:cs="Courier New" w:hint="default"/>
+      </w:rPr>
+    </w:lvl>
+    <w:lvl w:ilvl="2" w:tplc="40090005" w:tentative="1">
+      <w:start w:val="1"/>
+      <w:numFmt w:val="bullet"/>
+      <w:lvlText w:val=""/>
+      <w:lvlJc w:val="left"/>
+      <w:pPr>
+        <w:ind w:left="2160" w:hanging="360"/>
+      </w:pPr>
+      <w:rPr>
+        <w:rFonts w:ascii="Wingdings" w:hAnsi="Wingdings" w:hint="default"/>
+      </w:rPr>
+    </w:lvl>
+    <w:lvl w:ilvl="3" w:tplc="40090001" w:tentative="1">
+      <w:start w:val="1"/>
+      <w:numFmt w:val="bullet"/>
+      <w:lvlText w:val=""/>
+      <w:lvlJc w:val="left"/>
+      <w:pPr>
+        <w:ind w:left="2880" w:hanging="360"/>
+      </w:pPr>
+      <w:rPr>
+        <w:rFonts w:ascii="Symbol" w:hAnsi="Symbol" w:hint="default"/>
+      </w:rPr>
+    </w:lvl>
+    <w:lvl w:ilvl="4" w:tplc="40090003" w:tentative="1">
+      <w:start w:val="1"/>
+      <w:numFmt w:val="bullet"/>
+      <w:lvlText w:val="o"/>
+      <w:lvlJc w:val="left"/>
+      <w:pPr>
+        <w:ind w:left="3600" w:hanging="360"/>
+      </w:pPr>
+      <w:rPr>
+        <w:rFonts w:ascii="Courier New" w:hAnsi="Courier New" w:cs="Courier New" w:hint="default"/>
+      </w:rPr>
+    </w:lvl>
+    <w:lvl w:ilvl="5" w:tplc="40090005" w:tentative="1">
+      <w:start w:val="1"/>
+      <w:numFmt w:val="bullet"/>
+      <w:lvlText w:val=""/>
+      <w:lvlJc w:val="left"/>
+      <w:pPr>
+        <w:ind w:left="4320" w:hanging="360"/>
+      </w:pPr>
+      <w:rPr>
+        <w:rFonts w:ascii="Wingdings" w:hAnsi="Wingdings" w:hint="default"/>
+      </w:rPr>
+    </w:lvl>
+    <w:lvl w:ilvl="6" w:tplc="40090001" w:tentative="1">
+      <w:start w:val="1"/>
+      <w:numFmt w:val="bullet"/>
+      <w:lvlText w:val=""/>
+      <w:lvlJc w:val="left"/>
+      <w:pPr>
+        <w:ind w:left="5040" w:hanging="360"/>
+      </w:pPr>
+      <w:rPr>
+        <w:rFonts w:ascii="Symbol" w:hAnsi="Symbol" w:hint="default"/>
+      </w:rPr>
+    </w:lvl>
+    <w:lvl w:ilvl="7" w:tplc="40090003" w:tentative="1">
+      <w:start w:val="1"/>
+      <w:numFmt w:val="bullet"/>
+      <w:lvlText w:val="o"/>
+      <w:lvlJc w:val="left"/>
+      <w:pPr>
+        <w:ind w:left="5760" w:hanging="360"/>
+      </w:pPr>
+      <w:rPr>
+        <w:rFonts w:ascii="Courier New" w:hAnsi="Courier New" w:cs="Courier New" w:hint="default"/>
+      </w:rPr>
+    </w:lvl>
+    <w:lvl w:ilvl="8" w:tplc="40090005" w:tentative="1">
+      <w:start w:val="1"/>
+      <w:numFmt w:val="bullet"/>
+      <w:lvlText w:val=""/>
+      <w:lvlJc w:val="left"/>
+      <w:pPr>
+        <w:ind w:left="6480" w:hanging="360"/>
+      </w:pPr>
+      <w:rPr>
+        <w:rFonts w:ascii="Wingdings" w:hAnsi="Wingdings" w:hint="default"/>
+      </w:rPr>
+    </w:lvl>
+  </w:abstractNum>
+  <w:abstractNum w:abstractNumId="12" w15:restartNumberingAfterBreak="0">
+    <w:nsid w:val="21090FA6"/>
+    <w:multiLevelType w:val="hybridMultilevel"/>
+    <w:tmpl w:val="EAF41882"/>
+    <w:lvl w:ilvl="0" w:tplc="40090001">
+      <w:start w:val="1"/>
+      <w:numFmt w:val="bullet"/>
+      <w:lvlText w:val=""/>
+      <w:lvlJc w:val="left"/>
+      <w:pPr>
+        <w:ind w:left="720" w:hanging="360"/>
+      </w:pPr>
+      <w:rPr>
+        <w:rFonts w:ascii="Symbol" w:hAnsi="Symbol" w:hint="default"/>
+      </w:rPr>
+    </w:lvl>
+    <w:lvl w:ilvl="1" w:tplc="40090003" w:tentative="1">
+      <w:start w:val="1"/>
+      <w:numFmt w:val="bullet"/>
+      <w:lvlText w:val="o"/>
+      <w:lvlJc w:val="left"/>
+      <w:pPr>
+        <w:ind w:left="1440" w:hanging="360"/>
+      </w:pPr>
+      <w:rPr>
+        <w:rFonts w:ascii="Courier New" w:hAnsi="Courier New" w:cs="Courier New" w:hint="default"/>
+      </w:rPr>
+    </w:lvl>
+    <w:lvl w:ilvl="2" w:tplc="40090005" w:tentative="1">
+      <w:start w:val="1"/>
+      <w:numFmt w:val="bullet"/>
+      <w:lvlText w:val=""/>
+      <w:lvlJc w:val="left"/>
+      <w:pPr>
+        <w:ind w:left="2160" w:hanging="360"/>
+      </w:pPr>
+      <w:rPr>
+        <w:rFonts w:ascii="Wingdings" w:hAnsi="Wingdings" w:hint="default"/>
+      </w:rPr>
+    </w:lvl>
+    <w:lvl w:ilvl="3" w:tplc="40090001" w:tentative="1">
+      <w:start w:val="1"/>
+      <w:numFmt w:val="bullet"/>
+      <w:lvlText w:val=""/>
+      <w:lvlJc w:val="left"/>
+      <w:pPr>
+        <w:ind w:left="2880" w:hanging="360"/>
+      </w:pPr>
+      <w:rPr>
+        <w:rFonts w:ascii="Symbol" w:hAnsi="Symbol" w:hint="default"/>
+      </w:rPr>
+    </w:lvl>
+    <w:lvl w:ilvl="4" w:tplc="40090003" w:tentative="1">
+      <w:start w:val="1"/>
+      <w:numFmt w:val="bullet"/>
+      <w:lvlText w:val="o"/>
+      <w:lvlJc w:val="left"/>
+      <w:pPr>
+        <w:ind w:left="3600" w:hanging="360"/>
+      </w:pPr>
+      <w:rPr>
+        <w:rFonts w:ascii="Courier New" w:hAnsi="Courier New" w:cs="Courier New" w:hint="default"/>
+      </w:rPr>
+    </w:lvl>
+    <w:lvl w:ilvl="5" w:tplc="40090005" w:tentative="1">
+      <w:start w:val="1"/>
+      <w:numFmt w:val="bullet"/>
+      <w:lvlText w:val=""/>
+      <w:lvlJc w:val="left"/>
+      <w:pPr>
+        <w:ind w:left="4320" w:hanging="360"/>
+      </w:pPr>
+      <w:rPr>
+        <w:rFonts w:ascii="Wingdings" w:hAnsi="Wingdings" w:hint="default"/>
+      </w:rPr>
+    </w:lvl>
+    <w:lvl w:ilvl="6" w:tplc="40090001" w:tentative="1">
+      <w:start w:val="1"/>
+      <w:numFmt w:val="bullet"/>
+      <w:lvlText w:val=""/>
+      <w:lvlJc w:val="left"/>
+      <w:pPr>
+        <w:ind w:left="5040" w:hanging="360"/>
+      </w:pPr>
+      <w:rPr>
+        <w:rFonts w:ascii="Symbol" w:hAnsi="Symbol" w:hint="default"/>
+      </w:rPr>
+    </w:lvl>
+    <w:lvl w:ilvl="7" w:tplc="40090003" w:tentative="1">
+      <w:start w:val="1"/>
+      <w:numFmt w:val="bullet"/>
+      <w:lvlText w:val="o"/>
+      <w:lvlJc w:val="left"/>
+      <w:pPr>
+        <w:ind w:left="5760" w:hanging="360"/>
+      </w:pPr>
+      <w:rPr>
+        <w:rFonts w:ascii="Courier New" w:hAnsi="Courier New" w:cs="Courier New" w:hint="default"/>
+      </w:rPr>
+    </w:lvl>
+    <w:lvl w:ilvl="8" w:tplc="40090005" w:tentative="1">
+      <w:start w:val="1"/>
+      <w:numFmt w:val="bullet"/>
+      <w:lvlText w:val=""/>
+      <w:lvlJc w:val="left"/>
+      <w:pPr>
+        <w:ind w:left="6480" w:hanging="360"/>
+      </w:pPr>
+      <w:rPr>
+        <w:rFonts w:ascii="Wingdings" w:hAnsi="Wingdings" w:hint="default"/>
+      </w:rPr>
+    </w:lvl>
+  </w:abstractNum>
+  <w:abstractNum w:abstractNumId="13" w15:restartNumberingAfterBreak="0">
     <w:nsid w:val="283F4475"/>
     <w:multiLevelType w:val="multilevel"/>
     <w:tmpl w:val="FBCEBAD0"/>
@@ -8828,7 +10221,7 @@
       </w:rPr>
     </w:lvl>
   </w:abstractNum>
-  <w:abstractNum w:abstractNumId="5" w15:restartNumberingAfterBreak="0">
+  <w:abstractNum w:abstractNumId="14" w15:restartNumberingAfterBreak="0">
     <w:nsid w:val="2F1F6A01"/>
     <w:multiLevelType w:val="multilevel"/>
     <w:tmpl w:val="E2CEAA98"/>
@@ -8943,7 +10336,7 @@
       </w:rPr>
     </w:lvl>
   </w:abstractNum>
-  <w:abstractNum w:abstractNumId="6" w15:restartNumberingAfterBreak="0">
+  <w:abstractNum w:abstractNumId="15" w15:restartNumberingAfterBreak="0">
     <w:nsid w:val="31530739"/>
     <w:multiLevelType w:val="multilevel"/>
     <w:tmpl w:val="A11C4EE0"/>
@@ -9056,7 +10449,120 @@
       </w:rPr>
     </w:lvl>
   </w:abstractNum>
-  <w:abstractNum w:abstractNumId="7" w15:restartNumberingAfterBreak="0">
+  <w:abstractNum w:abstractNumId="16" w15:restartNumberingAfterBreak="0">
+    <w:nsid w:val="39400912"/>
+    <w:multiLevelType w:val="hybridMultilevel"/>
+    <w:tmpl w:val="76868CC6"/>
+    <w:lvl w:ilvl="0" w:tplc="40090001">
+      <w:start w:val="1"/>
+      <w:numFmt w:val="bullet"/>
+      <w:lvlText w:val=""/>
+      <w:lvlJc w:val="left"/>
+      <w:pPr>
+        <w:ind w:left="1080" w:hanging="360"/>
+      </w:pPr>
+      <w:rPr>
+        <w:rFonts w:ascii="Symbol" w:hAnsi="Symbol" w:hint="default"/>
+      </w:rPr>
+    </w:lvl>
+    <w:lvl w:ilvl="1" w:tplc="40090003">
+      <w:start w:val="1"/>
+      <w:numFmt w:val="bullet"/>
+      <w:lvlText w:val="o"/>
+      <w:lvlJc w:val="left"/>
+      <w:pPr>
+        <w:ind w:left="1800" w:hanging="360"/>
+      </w:pPr>
+      <w:rPr>
+        <w:rFonts w:ascii="Courier New" w:hAnsi="Courier New" w:cs="Courier New" w:hint="default"/>
+      </w:rPr>
+    </w:lvl>
+    <w:lvl w:ilvl="2" w:tplc="40090005" w:tentative="1">
+      <w:start w:val="1"/>
+      <w:numFmt w:val="bullet"/>
+      <w:lvlText w:val=""/>
+      <w:lvlJc w:val="left"/>
+      <w:pPr>
+        <w:ind w:left="2520" w:hanging="360"/>
+      </w:pPr>
+      <w:rPr>
+        <w:rFonts w:ascii="Wingdings" w:hAnsi="Wingdings" w:hint="default"/>
+      </w:rPr>
+    </w:lvl>
+    <w:lvl w:ilvl="3" w:tplc="40090001" w:tentative="1">
+      <w:start w:val="1"/>
+      <w:numFmt w:val="bullet"/>
+      <w:lvlText w:val=""/>
+      <w:lvlJc w:val="left"/>
+      <w:pPr>
+        <w:ind w:left="3240" w:hanging="360"/>
+      </w:pPr>
+      <w:rPr>
+        <w:rFonts w:ascii="Symbol" w:hAnsi="Symbol" w:hint="default"/>
+      </w:rPr>
+    </w:lvl>
+    <w:lvl w:ilvl="4" w:tplc="40090003" w:tentative="1">
+      <w:start w:val="1"/>
+      <w:numFmt w:val="bullet"/>
+      <w:lvlText w:val="o"/>
+      <w:lvlJc w:val="left"/>
+      <w:pPr>
+        <w:ind w:left="3960" w:hanging="360"/>
+      </w:pPr>
+      <w:rPr>
+        <w:rFonts w:ascii="Courier New" w:hAnsi="Courier New" w:cs="Courier New" w:hint="default"/>
+      </w:rPr>
+    </w:lvl>
+    <w:lvl w:ilvl="5" w:tplc="40090005" w:tentative="1">
+      <w:start w:val="1"/>
+      <w:numFmt w:val="bullet"/>
+      <w:lvlText w:val=""/>
+      <w:lvlJc w:val="left"/>
+      <w:pPr>
+        <w:ind w:left="4680" w:hanging="360"/>
+      </w:pPr>
+      <w:rPr>
+        <w:rFonts w:ascii="Wingdings" w:hAnsi="Wingdings" w:hint="default"/>
+      </w:rPr>
+    </w:lvl>
+    <w:lvl w:ilvl="6" w:tplc="40090001" w:tentative="1">
+      <w:start w:val="1"/>
+      <w:numFmt w:val="bullet"/>
+      <w:lvlText w:val=""/>
+      <w:lvlJc w:val="left"/>
+      <w:pPr>
+        <w:ind w:left="5400" w:hanging="360"/>
+      </w:pPr>
+      <w:rPr>
+        <w:rFonts w:ascii="Symbol" w:hAnsi="Symbol" w:hint="default"/>
+      </w:rPr>
+    </w:lvl>
+    <w:lvl w:ilvl="7" w:tplc="40090003" w:tentative="1">
+      <w:start w:val="1"/>
+      <w:numFmt w:val="bullet"/>
+      <w:lvlText w:val="o"/>
+      <w:lvlJc w:val="left"/>
+      <w:pPr>
+        <w:ind w:left="6120" w:hanging="360"/>
+      </w:pPr>
+      <w:rPr>
+        <w:rFonts w:ascii="Courier New" w:hAnsi="Courier New" w:cs="Courier New" w:hint="default"/>
+      </w:rPr>
+    </w:lvl>
+    <w:lvl w:ilvl="8" w:tplc="40090005" w:tentative="1">
+      <w:start w:val="1"/>
+      <w:numFmt w:val="bullet"/>
+      <w:lvlText w:val=""/>
+      <w:lvlJc w:val="left"/>
+      <w:pPr>
+        <w:ind w:left="6840" w:hanging="360"/>
+      </w:pPr>
+      <w:rPr>
+        <w:rFonts w:ascii="Wingdings" w:hAnsi="Wingdings" w:hint="default"/>
+      </w:rPr>
+    </w:lvl>
+  </w:abstractNum>
+  <w:abstractNum w:abstractNumId="17" w15:restartNumberingAfterBreak="0">
     <w:nsid w:val="3D5108EE"/>
     <w:multiLevelType w:val="multilevel"/>
     <w:tmpl w:val="99969E50"/>
@@ -9169,7 +10675,7 @@
       </w:rPr>
     </w:lvl>
   </w:abstractNum>
-  <w:abstractNum w:abstractNumId="8" w15:restartNumberingAfterBreak="0">
+  <w:abstractNum w:abstractNumId="18" w15:restartNumberingAfterBreak="0">
     <w:nsid w:val="3D7C0A83"/>
     <w:multiLevelType w:val="multilevel"/>
     <w:tmpl w:val="0F58E692"/>
@@ -9284,7 +10790,7 @@
       </w:rPr>
     </w:lvl>
   </w:abstractNum>
-  <w:abstractNum w:abstractNumId="9" w15:restartNumberingAfterBreak="0">
+  <w:abstractNum w:abstractNumId="19" w15:restartNumberingAfterBreak="0">
     <w:nsid w:val="40D44BFB"/>
     <w:multiLevelType w:val="multilevel"/>
     <w:tmpl w:val="534E604C"/>
@@ -9433,7 +10939,7 @@
       </w:rPr>
     </w:lvl>
   </w:abstractNum>
-  <w:abstractNum w:abstractNumId="10" w15:restartNumberingAfterBreak="0">
+  <w:abstractNum w:abstractNumId="20" w15:restartNumberingAfterBreak="0">
     <w:nsid w:val="46795C03"/>
     <w:multiLevelType w:val="multilevel"/>
     <w:tmpl w:val="3E0E029A"/>
@@ -9582,7 +11088,7 @@
       </w:rPr>
     </w:lvl>
   </w:abstractNum>
-  <w:abstractNum w:abstractNumId="11" w15:restartNumberingAfterBreak="0">
+  <w:abstractNum w:abstractNumId="21" w15:restartNumberingAfterBreak="0">
     <w:nsid w:val="478D308C"/>
     <w:multiLevelType w:val="multilevel"/>
     <w:tmpl w:val="59DCCF06"/>
@@ -9731,7 +11237,7 @@
       </w:rPr>
     </w:lvl>
   </w:abstractNum>
-  <w:abstractNum w:abstractNumId="12" w15:restartNumberingAfterBreak="0">
+  <w:abstractNum w:abstractNumId="22" w15:restartNumberingAfterBreak="0">
     <w:nsid w:val="47AB41A0"/>
     <w:multiLevelType w:val="multilevel"/>
     <w:tmpl w:val="9F02A738"/>
@@ -9880,7 +11386,7 @@
       </w:rPr>
     </w:lvl>
   </w:abstractNum>
-  <w:abstractNum w:abstractNumId="13" w15:restartNumberingAfterBreak="0">
+  <w:abstractNum w:abstractNumId="23" w15:restartNumberingAfterBreak="0">
     <w:nsid w:val="4BCD2F05"/>
     <w:multiLevelType w:val="multilevel"/>
     <w:tmpl w:val="022EFA2E"/>
@@ -10029,7 +11535,346 @@
       </w:rPr>
     </w:lvl>
   </w:abstractNum>
-  <w:abstractNum w:abstractNumId="14" w15:restartNumberingAfterBreak="0">
+  <w:abstractNum w:abstractNumId="24" w15:restartNumberingAfterBreak="0">
+    <w:nsid w:val="4FDF6DBC"/>
+    <w:multiLevelType w:val="hybridMultilevel"/>
+    <w:tmpl w:val="4C40A500"/>
+    <w:lvl w:ilvl="0" w:tplc="40090001">
+      <w:start w:val="1"/>
+      <w:numFmt w:val="bullet"/>
+      <w:lvlText w:val=""/>
+      <w:lvlJc w:val="left"/>
+      <w:pPr>
+        <w:ind w:left="720" w:hanging="360"/>
+      </w:pPr>
+      <w:rPr>
+        <w:rFonts w:ascii="Symbol" w:hAnsi="Symbol" w:hint="default"/>
+      </w:rPr>
+    </w:lvl>
+    <w:lvl w:ilvl="1" w:tplc="40090003" w:tentative="1">
+      <w:start w:val="1"/>
+      <w:numFmt w:val="bullet"/>
+      <w:lvlText w:val="o"/>
+      <w:lvlJc w:val="left"/>
+      <w:pPr>
+        <w:ind w:left="1440" w:hanging="360"/>
+      </w:pPr>
+      <w:rPr>
+        <w:rFonts w:ascii="Courier New" w:hAnsi="Courier New" w:cs="Courier New" w:hint="default"/>
+      </w:rPr>
+    </w:lvl>
+    <w:lvl w:ilvl="2" w:tplc="40090005" w:tentative="1">
+      <w:start w:val="1"/>
+      <w:numFmt w:val="bullet"/>
+      <w:lvlText w:val=""/>
+      <w:lvlJc w:val="left"/>
+      <w:pPr>
+        <w:ind w:left="2160" w:hanging="360"/>
+      </w:pPr>
+      <w:rPr>
+        <w:rFonts w:ascii="Wingdings" w:hAnsi="Wingdings" w:hint="default"/>
+      </w:rPr>
+    </w:lvl>
+    <w:lvl w:ilvl="3" w:tplc="40090001" w:tentative="1">
+      <w:start w:val="1"/>
+      <w:numFmt w:val="bullet"/>
+      <w:lvlText w:val=""/>
+      <w:lvlJc w:val="left"/>
+      <w:pPr>
+        <w:ind w:left="2880" w:hanging="360"/>
+      </w:pPr>
+      <w:rPr>
+        <w:rFonts w:ascii="Symbol" w:hAnsi="Symbol" w:hint="default"/>
+      </w:rPr>
+    </w:lvl>
+    <w:lvl w:ilvl="4" w:tplc="40090003" w:tentative="1">
+      <w:start w:val="1"/>
+      <w:numFmt w:val="bullet"/>
+      <w:lvlText w:val="o"/>
+      <w:lvlJc w:val="left"/>
+      <w:pPr>
+        <w:ind w:left="3600" w:hanging="360"/>
+      </w:pPr>
+      <w:rPr>
+        <w:rFonts w:ascii="Courier New" w:hAnsi="Courier New" w:cs="Courier New" w:hint="default"/>
+      </w:rPr>
+    </w:lvl>
+    <w:lvl w:ilvl="5" w:tplc="40090005" w:tentative="1">
+      <w:start w:val="1"/>
+      <w:numFmt w:val="bullet"/>
+      <w:lvlText w:val=""/>
+      <w:lvlJc w:val="left"/>
+      <w:pPr>
+        <w:ind w:left="4320" w:hanging="360"/>
+      </w:pPr>
+      <w:rPr>
+        <w:rFonts w:ascii="Wingdings" w:hAnsi="Wingdings" w:hint="default"/>
+      </w:rPr>
+    </w:lvl>
+    <w:lvl w:ilvl="6" w:tplc="40090001" w:tentative="1">
+      <w:start w:val="1"/>
+      <w:numFmt w:val="bullet"/>
+      <w:lvlText w:val=""/>
+      <w:lvlJc w:val="left"/>
+      <w:pPr>
+        <w:ind w:left="5040" w:hanging="360"/>
+      </w:pPr>
+      <w:rPr>
+        <w:rFonts w:ascii="Symbol" w:hAnsi="Symbol" w:hint="default"/>
+      </w:rPr>
+    </w:lvl>
+    <w:lvl w:ilvl="7" w:tplc="40090003" w:tentative="1">
+      <w:start w:val="1"/>
+      <w:numFmt w:val="bullet"/>
+      <w:lvlText w:val="o"/>
+      <w:lvlJc w:val="left"/>
+      <w:pPr>
+        <w:ind w:left="5760" w:hanging="360"/>
+      </w:pPr>
+      <w:rPr>
+        <w:rFonts w:ascii="Courier New" w:hAnsi="Courier New" w:cs="Courier New" w:hint="default"/>
+      </w:rPr>
+    </w:lvl>
+    <w:lvl w:ilvl="8" w:tplc="40090005" w:tentative="1">
+      <w:start w:val="1"/>
+      <w:numFmt w:val="bullet"/>
+      <w:lvlText w:val=""/>
+      <w:lvlJc w:val="left"/>
+      <w:pPr>
+        <w:ind w:left="6480" w:hanging="360"/>
+      </w:pPr>
+      <w:rPr>
+        <w:rFonts w:ascii="Wingdings" w:hAnsi="Wingdings" w:hint="default"/>
+      </w:rPr>
+    </w:lvl>
+  </w:abstractNum>
+  <w:abstractNum w:abstractNumId="25" w15:restartNumberingAfterBreak="0">
+    <w:nsid w:val="50FB643F"/>
+    <w:multiLevelType w:val="hybridMultilevel"/>
+    <w:tmpl w:val="324C1DF6"/>
+    <w:lvl w:ilvl="0" w:tplc="40090001">
+      <w:start w:val="1"/>
+      <w:numFmt w:val="bullet"/>
+      <w:lvlText w:val=""/>
+      <w:lvlJc w:val="left"/>
+      <w:pPr>
+        <w:ind w:left="720" w:hanging="360"/>
+      </w:pPr>
+      <w:rPr>
+        <w:rFonts w:ascii="Symbol" w:hAnsi="Symbol" w:hint="default"/>
+      </w:rPr>
+    </w:lvl>
+    <w:lvl w:ilvl="1" w:tplc="40090003" w:tentative="1">
+      <w:start w:val="1"/>
+      <w:numFmt w:val="bullet"/>
+      <w:lvlText w:val="o"/>
+      <w:lvlJc w:val="left"/>
+      <w:pPr>
+        <w:ind w:left="1440" w:hanging="360"/>
+      </w:pPr>
+      <w:rPr>
+        <w:rFonts w:ascii="Courier New" w:hAnsi="Courier New" w:cs="Courier New" w:hint="default"/>
+      </w:rPr>
+    </w:lvl>
+    <w:lvl w:ilvl="2" w:tplc="40090005" w:tentative="1">
+      <w:start w:val="1"/>
+      <w:numFmt w:val="bullet"/>
+      <w:lvlText w:val=""/>
+      <w:lvlJc w:val="left"/>
+      <w:pPr>
+        <w:ind w:left="2160" w:hanging="360"/>
+      </w:pPr>
+      <w:rPr>
+        <w:rFonts w:ascii="Wingdings" w:hAnsi="Wingdings" w:hint="default"/>
+      </w:rPr>
+    </w:lvl>
+    <w:lvl w:ilvl="3" w:tplc="40090001" w:tentative="1">
+      <w:start w:val="1"/>
+      <w:numFmt w:val="bullet"/>
+      <w:lvlText w:val=""/>
+      <w:lvlJc w:val="left"/>
+      <w:pPr>
+        <w:ind w:left="2880" w:hanging="360"/>
+      </w:pPr>
+      <w:rPr>
+        <w:rFonts w:ascii="Symbol" w:hAnsi="Symbol" w:hint="default"/>
+      </w:rPr>
+    </w:lvl>
+    <w:lvl w:ilvl="4" w:tplc="40090003" w:tentative="1">
+      <w:start w:val="1"/>
+      <w:numFmt w:val="bullet"/>
+      <w:lvlText w:val="o"/>
+      <w:lvlJc w:val="left"/>
+      <w:pPr>
+        <w:ind w:left="3600" w:hanging="360"/>
+      </w:pPr>
+      <w:rPr>
+        <w:rFonts w:ascii="Courier New" w:hAnsi="Courier New" w:cs="Courier New" w:hint="default"/>
+      </w:rPr>
+    </w:lvl>
+    <w:lvl w:ilvl="5" w:tplc="40090005" w:tentative="1">
+      <w:start w:val="1"/>
+      <w:numFmt w:val="bullet"/>
+      <w:lvlText w:val=""/>
+      <w:lvlJc w:val="left"/>
+      <w:pPr>
+        <w:ind w:left="4320" w:hanging="360"/>
+      </w:pPr>
+      <w:rPr>
+        <w:rFonts w:ascii="Wingdings" w:hAnsi="Wingdings" w:hint="default"/>
+      </w:rPr>
+    </w:lvl>
+    <w:lvl w:ilvl="6" w:tplc="40090001" w:tentative="1">
+      <w:start w:val="1"/>
+      <w:numFmt w:val="bullet"/>
+      <w:lvlText w:val=""/>
+      <w:lvlJc w:val="left"/>
+      <w:pPr>
+        <w:ind w:left="5040" w:hanging="360"/>
+      </w:pPr>
+      <w:rPr>
+        <w:rFonts w:ascii="Symbol" w:hAnsi="Symbol" w:hint="default"/>
+      </w:rPr>
+    </w:lvl>
+    <w:lvl w:ilvl="7" w:tplc="40090003" w:tentative="1">
+      <w:start w:val="1"/>
+      <w:numFmt w:val="bullet"/>
+      <w:lvlText w:val="o"/>
+      <w:lvlJc w:val="left"/>
+      <w:pPr>
+        <w:ind w:left="5760" w:hanging="360"/>
+      </w:pPr>
+      <w:rPr>
+        <w:rFonts w:ascii="Courier New" w:hAnsi="Courier New" w:cs="Courier New" w:hint="default"/>
+      </w:rPr>
+    </w:lvl>
+    <w:lvl w:ilvl="8" w:tplc="40090005" w:tentative="1">
+      <w:start w:val="1"/>
+      <w:numFmt w:val="bullet"/>
+      <w:lvlText w:val=""/>
+      <w:lvlJc w:val="left"/>
+      <w:pPr>
+        <w:ind w:left="6480" w:hanging="360"/>
+      </w:pPr>
+      <w:rPr>
+        <w:rFonts w:ascii="Wingdings" w:hAnsi="Wingdings" w:hint="default"/>
+      </w:rPr>
+    </w:lvl>
+  </w:abstractNum>
+  <w:abstractNum w:abstractNumId="26" w15:restartNumberingAfterBreak="0">
+    <w:nsid w:val="52FE1530"/>
+    <w:multiLevelType w:val="hybridMultilevel"/>
+    <w:tmpl w:val="30429D4C"/>
+    <w:lvl w:ilvl="0" w:tplc="40090001">
+      <w:start w:val="1"/>
+      <w:numFmt w:val="bullet"/>
+      <w:lvlText w:val=""/>
+      <w:lvlJc w:val="left"/>
+      <w:pPr>
+        <w:ind w:left="720" w:hanging="360"/>
+      </w:pPr>
+      <w:rPr>
+        <w:rFonts w:ascii="Symbol" w:hAnsi="Symbol" w:hint="default"/>
+      </w:rPr>
+    </w:lvl>
+    <w:lvl w:ilvl="1" w:tplc="40090003">
+      <w:start w:val="1"/>
+      <w:numFmt w:val="bullet"/>
+      <w:lvlText w:val="o"/>
+      <w:lvlJc w:val="left"/>
+      <w:pPr>
+        <w:ind w:left="1440" w:hanging="360"/>
+      </w:pPr>
+      <w:rPr>
+        <w:rFonts w:ascii="Courier New" w:hAnsi="Courier New" w:cs="Courier New" w:hint="default"/>
+      </w:rPr>
+    </w:lvl>
+    <w:lvl w:ilvl="2" w:tplc="40090005" w:tentative="1">
+      <w:start w:val="1"/>
+      <w:numFmt w:val="bullet"/>
+      <w:lvlText w:val=""/>
+      <w:lvlJc w:val="left"/>
+      <w:pPr>
+        <w:ind w:left="2160" w:hanging="360"/>
+      </w:pPr>
+      <w:rPr>
+        <w:rFonts w:ascii="Wingdings" w:hAnsi="Wingdings" w:hint="default"/>
+      </w:rPr>
+    </w:lvl>
+    <w:lvl w:ilvl="3" w:tplc="40090001" w:tentative="1">
+      <w:start w:val="1"/>
+      <w:numFmt w:val="bullet"/>
+      <w:lvlText w:val=""/>
+      <w:lvlJc w:val="left"/>
+      <w:pPr>
+        <w:ind w:left="2880" w:hanging="360"/>
+      </w:pPr>
+      <w:rPr>
+        <w:rFonts w:ascii="Symbol" w:hAnsi="Symbol" w:hint="default"/>
+      </w:rPr>
+    </w:lvl>
+    <w:lvl w:ilvl="4" w:tplc="40090003" w:tentative="1">
+      <w:start w:val="1"/>
+      <w:numFmt w:val="bullet"/>
+      <w:lvlText w:val="o"/>
+      <w:lvlJc w:val="left"/>
+      <w:pPr>
+        <w:ind w:left="3600" w:hanging="360"/>
+      </w:pPr>
+      <w:rPr>
+        <w:rFonts w:ascii="Courier New" w:hAnsi="Courier New" w:cs="Courier New" w:hint="default"/>
+      </w:rPr>
+    </w:lvl>
+    <w:lvl w:ilvl="5" w:tplc="40090005" w:tentative="1">
+      <w:start w:val="1"/>
+      <w:numFmt w:val="bullet"/>
+      <w:lvlText w:val=""/>
+      <w:lvlJc w:val="left"/>
+      <w:pPr>
+        <w:ind w:left="4320" w:hanging="360"/>
+      </w:pPr>
+      <w:rPr>
+        <w:rFonts w:ascii="Wingdings" w:hAnsi="Wingdings" w:hint="default"/>
+      </w:rPr>
+    </w:lvl>
+    <w:lvl w:ilvl="6" w:tplc="40090001" w:tentative="1">
+      <w:start w:val="1"/>
+      <w:numFmt w:val="bullet"/>
+      <w:lvlText w:val=""/>
+      <w:lvlJc w:val="left"/>
+      <w:pPr>
+        <w:ind w:left="5040" w:hanging="360"/>
+      </w:pPr>
+      <w:rPr>
+        <w:rFonts w:ascii="Symbol" w:hAnsi="Symbol" w:hint="default"/>
+      </w:rPr>
+    </w:lvl>
+    <w:lvl w:ilvl="7" w:tplc="40090003" w:tentative="1">
+      <w:start w:val="1"/>
+      <w:numFmt w:val="bullet"/>
+      <w:lvlText w:val="o"/>
+      <w:lvlJc w:val="left"/>
+      <w:pPr>
+        <w:ind w:left="5760" w:hanging="360"/>
+      </w:pPr>
+      <w:rPr>
+        <w:rFonts w:ascii="Courier New" w:hAnsi="Courier New" w:cs="Courier New" w:hint="default"/>
+      </w:rPr>
+    </w:lvl>
+    <w:lvl w:ilvl="8" w:tplc="40090005" w:tentative="1">
+      <w:start w:val="1"/>
+      <w:numFmt w:val="bullet"/>
+      <w:lvlText w:val=""/>
+      <w:lvlJc w:val="left"/>
+      <w:pPr>
+        <w:ind w:left="6480" w:hanging="360"/>
+      </w:pPr>
+      <w:rPr>
+        <w:rFonts w:ascii="Wingdings" w:hAnsi="Wingdings" w:hint="default"/>
+      </w:rPr>
+    </w:lvl>
+  </w:abstractNum>
+  <w:abstractNum w:abstractNumId="27" w15:restartNumberingAfterBreak="0">
     <w:nsid w:val="577E4463"/>
     <w:multiLevelType w:val="multilevel"/>
     <w:tmpl w:val="773A73FE"/>
@@ -10178,7 +12023,119 @@
       </w:rPr>
     </w:lvl>
   </w:abstractNum>
-  <w:abstractNum w:abstractNumId="15" w15:restartNumberingAfterBreak="0">
+  <w:abstractNum w:abstractNumId="28" w15:restartNumberingAfterBreak="0">
+    <w:nsid w:val="651C2CE2"/>
+    <w:multiLevelType w:val="hybridMultilevel"/>
+    <w:tmpl w:val="27F68BC0"/>
+    <w:lvl w:ilvl="0" w:tplc="4EAA452C">
+      <w:numFmt w:val="bullet"/>
+      <w:lvlText w:val="•"/>
+      <w:lvlJc w:val="left"/>
+      <w:pPr>
+        <w:ind w:left="720" w:hanging="360"/>
+      </w:pPr>
+      <w:rPr>
+        <w:rFonts w:ascii="Arial" w:eastAsia="Arial" w:hAnsi="Arial" w:cs="Arial" w:hint="default"/>
+      </w:rPr>
+    </w:lvl>
+    <w:lvl w:ilvl="1" w:tplc="40090003" w:tentative="1">
+      <w:start w:val="1"/>
+      <w:numFmt w:val="bullet"/>
+      <w:lvlText w:val="o"/>
+      <w:lvlJc w:val="left"/>
+      <w:pPr>
+        <w:ind w:left="1440" w:hanging="360"/>
+      </w:pPr>
+      <w:rPr>
+        <w:rFonts w:ascii="Courier New" w:hAnsi="Courier New" w:cs="Courier New" w:hint="default"/>
+      </w:rPr>
+    </w:lvl>
+    <w:lvl w:ilvl="2" w:tplc="40090005" w:tentative="1">
+      <w:start w:val="1"/>
+      <w:numFmt w:val="bullet"/>
+      <w:lvlText w:val=""/>
+      <w:lvlJc w:val="left"/>
+      <w:pPr>
+        <w:ind w:left="2160" w:hanging="360"/>
+      </w:pPr>
+      <w:rPr>
+        <w:rFonts w:ascii="Wingdings" w:hAnsi="Wingdings" w:hint="default"/>
+      </w:rPr>
+    </w:lvl>
+    <w:lvl w:ilvl="3" w:tplc="40090001" w:tentative="1">
+      <w:start w:val="1"/>
+      <w:numFmt w:val="bullet"/>
+      <w:lvlText w:val=""/>
+      <w:lvlJc w:val="left"/>
+      <w:pPr>
+        <w:ind w:left="2880" w:hanging="360"/>
+      </w:pPr>
+      <w:rPr>
+        <w:rFonts w:ascii="Symbol" w:hAnsi="Symbol" w:hint="default"/>
+      </w:rPr>
+    </w:lvl>
+    <w:lvl w:ilvl="4" w:tplc="40090003" w:tentative="1">
+      <w:start w:val="1"/>
+      <w:numFmt w:val="bullet"/>
+      <w:lvlText w:val="o"/>
+      <w:lvlJc w:val="left"/>
+      <w:pPr>
+        <w:ind w:left="3600" w:hanging="360"/>
+      </w:pPr>
+      <w:rPr>
+        <w:rFonts w:ascii="Courier New" w:hAnsi="Courier New" w:cs="Courier New" w:hint="default"/>
+      </w:rPr>
+    </w:lvl>
+    <w:lvl w:ilvl="5" w:tplc="40090005" w:tentative="1">
+      <w:start w:val="1"/>
+      <w:numFmt w:val="bullet"/>
+      <w:lvlText w:val=""/>
+      <w:lvlJc w:val="left"/>
+      <w:pPr>
+        <w:ind w:left="4320" w:hanging="360"/>
+      </w:pPr>
+      <w:rPr>
+        <w:rFonts w:ascii="Wingdings" w:hAnsi="Wingdings" w:hint="default"/>
+      </w:rPr>
+    </w:lvl>
+    <w:lvl w:ilvl="6" w:tplc="40090001" w:tentative="1">
+      <w:start w:val="1"/>
+      <w:numFmt w:val="bullet"/>
+      <w:lvlText w:val=""/>
+      <w:lvlJc w:val="left"/>
+      <w:pPr>
+        <w:ind w:left="5040" w:hanging="360"/>
+      </w:pPr>
+      <w:rPr>
+        <w:rFonts w:ascii="Symbol" w:hAnsi="Symbol" w:hint="default"/>
+      </w:rPr>
+    </w:lvl>
+    <w:lvl w:ilvl="7" w:tplc="40090003" w:tentative="1">
+      <w:start w:val="1"/>
+      <w:numFmt w:val="bullet"/>
+      <w:lvlText w:val="o"/>
+      <w:lvlJc w:val="left"/>
+      <w:pPr>
+        <w:ind w:left="5760" w:hanging="360"/>
+      </w:pPr>
+      <w:rPr>
+        <w:rFonts w:ascii="Courier New" w:hAnsi="Courier New" w:cs="Courier New" w:hint="default"/>
+      </w:rPr>
+    </w:lvl>
+    <w:lvl w:ilvl="8" w:tplc="40090005" w:tentative="1">
+      <w:start w:val="1"/>
+      <w:numFmt w:val="bullet"/>
+      <w:lvlText w:val=""/>
+      <w:lvlJc w:val="left"/>
+      <w:pPr>
+        <w:ind w:left="6480" w:hanging="360"/>
+      </w:pPr>
+      <w:rPr>
+        <w:rFonts w:ascii="Wingdings" w:hAnsi="Wingdings" w:hint="default"/>
+      </w:rPr>
+    </w:lvl>
+  </w:abstractNum>
+  <w:abstractNum w:abstractNumId="29" w15:restartNumberingAfterBreak="0">
     <w:nsid w:val="67F14E4F"/>
     <w:multiLevelType w:val="multilevel"/>
     <w:tmpl w:val="D9F635A4"/>
@@ -10327,7 +12284,494 @@
       </w:rPr>
     </w:lvl>
   </w:abstractNum>
-  <w:abstractNum w:abstractNumId="16" w15:restartNumberingAfterBreak="0">
+  <w:abstractNum w:abstractNumId="30" w15:restartNumberingAfterBreak="0">
+    <w:nsid w:val="6F501988"/>
+    <w:multiLevelType w:val="multilevel"/>
+    <w:tmpl w:val="5F943CDA"/>
+    <w:lvl w:ilvl="0">
+      <w:start w:val="1"/>
+      <w:numFmt w:val="bullet"/>
+      <w:lvlText w:val=""/>
+      <w:lvlJc w:val="left"/>
+      <w:pPr>
+        <w:tabs>
+          <w:tab w:val="num" w:pos="720"/>
+        </w:tabs>
+        <w:ind w:left="720" w:hanging="360"/>
+      </w:pPr>
+      <w:rPr>
+        <w:rFonts w:ascii="Symbol" w:hAnsi="Symbol" w:hint="default"/>
+        <w:sz w:val="20"/>
+      </w:rPr>
+    </w:lvl>
+    <w:lvl w:ilvl="1" w:tentative="1">
+      <w:start w:val="1"/>
+      <w:numFmt w:val="bullet"/>
+      <w:lvlText w:val="o"/>
+      <w:lvlJc w:val="left"/>
+      <w:pPr>
+        <w:tabs>
+          <w:tab w:val="num" w:pos="1440"/>
+        </w:tabs>
+        <w:ind w:left="1440" w:hanging="360"/>
+      </w:pPr>
+      <w:rPr>
+        <w:rFonts w:ascii="Courier New" w:hAnsi="Courier New" w:hint="default"/>
+        <w:sz w:val="20"/>
+      </w:rPr>
+    </w:lvl>
+    <w:lvl w:ilvl="2" w:tentative="1">
+      <w:start w:val="1"/>
+      <w:numFmt w:val="bullet"/>
+      <w:lvlText w:val=""/>
+      <w:lvlJc w:val="left"/>
+      <w:pPr>
+        <w:tabs>
+          <w:tab w:val="num" w:pos="2160"/>
+        </w:tabs>
+        <w:ind w:left="2160" w:hanging="360"/>
+      </w:pPr>
+      <w:rPr>
+        <w:rFonts w:ascii="Wingdings" w:hAnsi="Wingdings" w:hint="default"/>
+        <w:sz w:val="20"/>
+      </w:rPr>
+    </w:lvl>
+    <w:lvl w:ilvl="3" w:tentative="1">
+      <w:start w:val="1"/>
+      <w:numFmt w:val="bullet"/>
+      <w:lvlText w:val=""/>
+      <w:lvlJc w:val="left"/>
+      <w:pPr>
+        <w:tabs>
+          <w:tab w:val="num" w:pos="2880"/>
+        </w:tabs>
+        <w:ind w:left="2880" w:hanging="360"/>
+      </w:pPr>
+      <w:rPr>
+        <w:rFonts w:ascii="Wingdings" w:hAnsi="Wingdings" w:hint="default"/>
+        <w:sz w:val="20"/>
+      </w:rPr>
+    </w:lvl>
+    <w:lvl w:ilvl="4" w:tentative="1">
+      <w:start w:val="1"/>
+      <w:numFmt w:val="bullet"/>
+      <w:lvlText w:val=""/>
+      <w:lvlJc w:val="left"/>
+      <w:pPr>
+        <w:tabs>
+          <w:tab w:val="num" w:pos="3600"/>
+        </w:tabs>
+        <w:ind w:left="3600" w:hanging="360"/>
+      </w:pPr>
+      <w:rPr>
+        <w:rFonts w:ascii="Wingdings" w:hAnsi="Wingdings" w:hint="default"/>
+        <w:sz w:val="20"/>
+      </w:rPr>
+    </w:lvl>
+    <w:lvl w:ilvl="5" w:tentative="1">
+      <w:start w:val="1"/>
+      <w:numFmt w:val="bullet"/>
+      <w:lvlText w:val=""/>
+      <w:lvlJc w:val="left"/>
+      <w:pPr>
+        <w:tabs>
+          <w:tab w:val="num" w:pos="4320"/>
+        </w:tabs>
+        <w:ind w:left="4320" w:hanging="360"/>
+      </w:pPr>
+      <w:rPr>
+        <w:rFonts w:ascii="Wingdings" w:hAnsi="Wingdings" w:hint="default"/>
+        <w:sz w:val="20"/>
+      </w:rPr>
+    </w:lvl>
+    <w:lvl w:ilvl="6" w:tentative="1">
+      <w:start w:val="1"/>
+      <w:numFmt w:val="bullet"/>
+      <w:lvlText w:val=""/>
+      <w:lvlJc w:val="left"/>
+      <w:pPr>
+        <w:tabs>
+          <w:tab w:val="num" w:pos="5040"/>
+        </w:tabs>
+        <w:ind w:left="5040" w:hanging="360"/>
+      </w:pPr>
+      <w:rPr>
+        <w:rFonts w:ascii="Wingdings" w:hAnsi="Wingdings" w:hint="default"/>
+        <w:sz w:val="20"/>
+      </w:rPr>
+    </w:lvl>
+    <w:lvl w:ilvl="7" w:tentative="1">
+      <w:start w:val="1"/>
+      <w:numFmt w:val="bullet"/>
+      <w:lvlText w:val=""/>
+      <w:lvlJc w:val="left"/>
+      <w:pPr>
+        <w:tabs>
+          <w:tab w:val="num" w:pos="5760"/>
+        </w:tabs>
+        <w:ind w:left="5760" w:hanging="360"/>
+      </w:pPr>
+      <w:rPr>
+        <w:rFonts w:ascii="Wingdings" w:hAnsi="Wingdings" w:hint="default"/>
+        <w:sz w:val="20"/>
+      </w:rPr>
+    </w:lvl>
+    <w:lvl w:ilvl="8" w:tentative="1">
+      <w:start w:val="1"/>
+      <w:numFmt w:val="bullet"/>
+      <w:lvlText w:val=""/>
+      <w:lvlJc w:val="left"/>
+      <w:pPr>
+        <w:tabs>
+          <w:tab w:val="num" w:pos="6480"/>
+        </w:tabs>
+        <w:ind w:left="6480" w:hanging="360"/>
+      </w:pPr>
+      <w:rPr>
+        <w:rFonts w:ascii="Wingdings" w:hAnsi="Wingdings" w:hint="default"/>
+        <w:sz w:val="20"/>
+      </w:rPr>
+    </w:lvl>
+  </w:abstractNum>
+  <w:abstractNum w:abstractNumId="31" w15:restartNumberingAfterBreak="0">
+    <w:nsid w:val="71120713"/>
+    <w:multiLevelType w:val="hybridMultilevel"/>
+    <w:tmpl w:val="038A0C9C"/>
+    <w:lvl w:ilvl="0" w:tplc="40090001">
+      <w:start w:val="1"/>
+      <w:numFmt w:val="bullet"/>
+      <w:lvlText w:val=""/>
+      <w:lvlJc w:val="left"/>
+      <w:pPr>
+        <w:ind w:left="720" w:hanging="360"/>
+      </w:pPr>
+      <w:rPr>
+        <w:rFonts w:ascii="Symbol" w:hAnsi="Symbol" w:hint="default"/>
+      </w:rPr>
+    </w:lvl>
+    <w:lvl w:ilvl="1" w:tplc="40090003" w:tentative="1">
+      <w:start w:val="1"/>
+      <w:numFmt w:val="bullet"/>
+      <w:lvlText w:val="o"/>
+      <w:lvlJc w:val="left"/>
+      <w:pPr>
+        <w:ind w:left="1440" w:hanging="360"/>
+      </w:pPr>
+      <w:rPr>
+        <w:rFonts w:ascii="Courier New" w:hAnsi="Courier New" w:cs="Courier New" w:hint="default"/>
+      </w:rPr>
+    </w:lvl>
+    <w:lvl w:ilvl="2" w:tplc="40090005" w:tentative="1">
+      <w:start w:val="1"/>
+      <w:numFmt w:val="bullet"/>
+      <w:lvlText w:val=""/>
+      <w:lvlJc w:val="left"/>
+      <w:pPr>
+        <w:ind w:left="2160" w:hanging="360"/>
+      </w:pPr>
+      <w:rPr>
+        <w:rFonts w:ascii="Wingdings" w:hAnsi="Wingdings" w:hint="default"/>
+      </w:rPr>
+    </w:lvl>
+    <w:lvl w:ilvl="3" w:tplc="40090001" w:tentative="1">
+      <w:start w:val="1"/>
+      <w:numFmt w:val="bullet"/>
+      <w:lvlText w:val=""/>
+      <w:lvlJc w:val="left"/>
+      <w:pPr>
+        <w:ind w:left="2880" w:hanging="360"/>
+      </w:pPr>
+      <w:rPr>
+        <w:rFonts w:ascii="Symbol" w:hAnsi="Symbol" w:hint="default"/>
+      </w:rPr>
+    </w:lvl>
+    <w:lvl w:ilvl="4" w:tplc="40090003" w:tentative="1">
+      <w:start w:val="1"/>
+      <w:numFmt w:val="bullet"/>
+      <w:lvlText w:val="o"/>
+      <w:lvlJc w:val="left"/>
+      <w:pPr>
+        <w:ind w:left="3600" w:hanging="360"/>
+      </w:pPr>
+      <w:rPr>
+        <w:rFonts w:ascii="Courier New" w:hAnsi="Courier New" w:cs="Courier New" w:hint="default"/>
+      </w:rPr>
+    </w:lvl>
+    <w:lvl w:ilvl="5" w:tplc="40090005" w:tentative="1">
+      <w:start w:val="1"/>
+      <w:numFmt w:val="bullet"/>
+      <w:lvlText w:val=""/>
+      <w:lvlJc w:val="left"/>
+      <w:pPr>
+        <w:ind w:left="4320" w:hanging="360"/>
+      </w:pPr>
+      <w:rPr>
+        <w:rFonts w:ascii="Wingdings" w:hAnsi="Wingdings" w:hint="default"/>
+      </w:rPr>
+    </w:lvl>
+    <w:lvl w:ilvl="6" w:tplc="40090001" w:tentative="1">
+      <w:start w:val="1"/>
+      <w:numFmt w:val="bullet"/>
+      <w:lvlText w:val=""/>
+      <w:lvlJc w:val="left"/>
+      <w:pPr>
+        <w:ind w:left="5040" w:hanging="360"/>
+      </w:pPr>
+      <w:rPr>
+        <w:rFonts w:ascii="Symbol" w:hAnsi="Symbol" w:hint="default"/>
+      </w:rPr>
+    </w:lvl>
+    <w:lvl w:ilvl="7" w:tplc="40090003" w:tentative="1">
+      <w:start w:val="1"/>
+      <w:numFmt w:val="bullet"/>
+      <w:lvlText w:val="o"/>
+      <w:lvlJc w:val="left"/>
+      <w:pPr>
+        <w:ind w:left="5760" w:hanging="360"/>
+      </w:pPr>
+      <w:rPr>
+        <w:rFonts w:ascii="Courier New" w:hAnsi="Courier New" w:cs="Courier New" w:hint="default"/>
+      </w:rPr>
+    </w:lvl>
+    <w:lvl w:ilvl="8" w:tplc="40090005" w:tentative="1">
+      <w:start w:val="1"/>
+      <w:numFmt w:val="bullet"/>
+      <w:lvlText w:val=""/>
+      <w:lvlJc w:val="left"/>
+      <w:pPr>
+        <w:ind w:left="6480" w:hanging="360"/>
+      </w:pPr>
+      <w:rPr>
+        <w:rFonts w:ascii="Wingdings" w:hAnsi="Wingdings" w:hint="default"/>
+      </w:rPr>
+    </w:lvl>
+  </w:abstractNum>
+  <w:abstractNum w:abstractNumId="32" w15:restartNumberingAfterBreak="0">
+    <w:nsid w:val="75661DE0"/>
+    <w:multiLevelType w:val="hybridMultilevel"/>
+    <w:tmpl w:val="97B68DFE"/>
+    <w:lvl w:ilvl="0" w:tplc="40090001">
+      <w:start w:val="1"/>
+      <w:numFmt w:val="bullet"/>
+      <w:lvlText w:val=""/>
+      <w:lvlJc w:val="left"/>
+      <w:pPr>
+        <w:ind w:left="720" w:hanging="360"/>
+      </w:pPr>
+      <w:rPr>
+        <w:rFonts w:ascii="Symbol" w:hAnsi="Symbol" w:hint="default"/>
+      </w:rPr>
+    </w:lvl>
+    <w:lvl w:ilvl="1" w:tplc="40090003">
+      <w:start w:val="1"/>
+      <w:numFmt w:val="bullet"/>
+      <w:lvlText w:val="o"/>
+      <w:lvlJc w:val="left"/>
+      <w:pPr>
+        <w:ind w:left="1440" w:hanging="360"/>
+      </w:pPr>
+      <w:rPr>
+        <w:rFonts w:ascii="Courier New" w:hAnsi="Courier New" w:cs="Courier New" w:hint="default"/>
+      </w:rPr>
+    </w:lvl>
+    <w:lvl w:ilvl="2" w:tplc="40090005" w:tentative="1">
+      <w:start w:val="1"/>
+      <w:numFmt w:val="bullet"/>
+      <w:lvlText w:val=""/>
+      <w:lvlJc w:val="left"/>
+      <w:pPr>
+        <w:ind w:left="2160" w:hanging="360"/>
+      </w:pPr>
+      <w:rPr>
+        <w:rFonts w:ascii="Wingdings" w:hAnsi="Wingdings" w:hint="default"/>
+      </w:rPr>
+    </w:lvl>
+    <w:lvl w:ilvl="3" w:tplc="40090001" w:tentative="1">
+      <w:start w:val="1"/>
+      <w:numFmt w:val="bullet"/>
+      <w:lvlText w:val=""/>
+      <w:lvlJc w:val="left"/>
+      <w:pPr>
+        <w:ind w:left="2880" w:hanging="360"/>
+      </w:pPr>
+      <w:rPr>
+        <w:rFonts w:ascii="Symbol" w:hAnsi="Symbol" w:hint="default"/>
+      </w:rPr>
+    </w:lvl>
+    <w:lvl w:ilvl="4" w:tplc="40090003" w:tentative="1">
+      <w:start w:val="1"/>
+      <w:numFmt w:val="bullet"/>
+      <w:lvlText w:val="o"/>
+      <w:lvlJc w:val="left"/>
+      <w:pPr>
+        <w:ind w:left="3600" w:hanging="360"/>
+      </w:pPr>
+      <w:rPr>
+        <w:rFonts w:ascii="Courier New" w:hAnsi="Courier New" w:cs="Courier New" w:hint="default"/>
+      </w:rPr>
+    </w:lvl>
+    <w:lvl w:ilvl="5" w:tplc="40090005" w:tentative="1">
+      <w:start w:val="1"/>
+      <w:numFmt w:val="bullet"/>
+      <w:lvlText w:val=""/>
+      <w:lvlJc w:val="left"/>
+      <w:pPr>
+        <w:ind w:left="4320" w:hanging="360"/>
+      </w:pPr>
+      <w:rPr>
+        <w:rFonts w:ascii="Wingdings" w:hAnsi="Wingdings" w:hint="default"/>
+      </w:rPr>
+    </w:lvl>
+    <w:lvl w:ilvl="6" w:tplc="40090001" w:tentative="1">
+      <w:start w:val="1"/>
+      <w:numFmt w:val="bullet"/>
+      <w:lvlText w:val=""/>
+      <w:lvlJc w:val="left"/>
+      <w:pPr>
+        <w:ind w:left="5040" w:hanging="360"/>
+      </w:pPr>
+      <w:rPr>
+        <w:rFonts w:ascii="Symbol" w:hAnsi="Symbol" w:hint="default"/>
+      </w:rPr>
+    </w:lvl>
+    <w:lvl w:ilvl="7" w:tplc="40090003" w:tentative="1">
+      <w:start w:val="1"/>
+      <w:numFmt w:val="bullet"/>
+      <w:lvlText w:val="o"/>
+      <w:lvlJc w:val="left"/>
+      <w:pPr>
+        <w:ind w:left="5760" w:hanging="360"/>
+      </w:pPr>
+      <w:rPr>
+        <w:rFonts w:ascii="Courier New" w:hAnsi="Courier New" w:cs="Courier New" w:hint="default"/>
+      </w:rPr>
+    </w:lvl>
+    <w:lvl w:ilvl="8" w:tplc="40090005" w:tentative="1">
+      <w:start w:val="1"/>
+      <w:numFmt w:val="bullet"/>
+      <w:lvlText w:val=""/>
+      <w:lvlJc w:val="left"/>
+      <w:pPr>
+        <w:ind w:left="6480" w:hanging="360"/>
+      </w:pPr>
+      <w:rPr>
+        <w:rFonts w:ascii="Wingdings" w:hAnsi="Wingdings" w:hint="default"/>
+      </w:rPr>
+    </w:lvl>
+  </w:abstractNum>
+  <w:abstractNum w:abstractNumId="33" w15:restartNumberingAfterBreak="0">
+    <w:nsid w:val="76DB10D8"/>
+    <w:multiLevelType w:val="hybridMultilevel"/>
+    <w:tmpl w:val="1494DE66"/>
+    <w:lvl w:ilvl="0" w:tplc="40090001">
+      <w:start w:val="1"/>
+      <w:numFmt w:val="bullet"/>
+      <w:lvlText w:val=""/>
+      <w:lvlJc w:val="left"/>
+      <w:pPr>
+        <w:ind w:left="1080" w:hanging="360"/>
+      </w:pPr>
+      <w:rPr>
+        <w:rFonts w:ascii="Symbol" w:hAnsi="Symbol" w:hint="default"/>
+      </w:rPr>
+    </w:lvl>
+    <w:lvl w:ilvl="1" w:tplc="A3B28888">
+      <w:numFmt w:val="bullet"/>
+      <w:lvlText w:val="•"/>
+      <w:lvlJc w:val="left"/>
+      <w:pPr>
+        <w:ind w:left="1800" w:hanging="360"/>
+      </w:pPr>
+      <w:rPr>
+        <w:rFonts w:ascii="Arial" w:eastAsia="Arial" w:hAnsi="Arial" w:cs="Arial" w:hint="default"/>
+      </w:rPr>
+    </w:lvl>
+    <w:lvl w:ilvl="2" w:tplc="40090005" w:tentative="1">
+      <w:start w:val="1"/>
+      <w:numFmt w:val="bullet"/>
+      <w:lvlText w:val=""/>
+      <w:lvlJc w:val="left"/>
+      <w:pPr>
+        <w:ind w:left="2520" w:hanging="360"/>
+      </w:pPr>
+      <w:rPr>
+        <w:rFonts w:ascii="Wingdings" w:hAnsi="Wingdings" w:hint="default"/>
+      </w:rPr>
+    </w:lvl>
+    <w:lvl w:ilvl="3" w:tplc="40090001" w:tentative="1">
+      <w:start w:val="1"/>
+      <w:numFmt w:val="bullet"/>
+      <w:lvlText w:val=""/>
+      <w:lvlJc w:val="left"/>
+      <w:pPr>
+        <w:ind w:left="3240" w:hanging="360"/>
+      </w:pPr>
+      <w:rPr>
+        <w:rFonts w:ascii="Symbol" w:hAnsi="Symbol" w:hint="default"/>
+      </w:rPr>
+    </w:lvl>
+    <w:lvl w:ilvl="4" w:tplc="40090003" w:tentative="1">
+      <w:start w:val="1"/>
+      <w:numFmt w:val="bullet"/>
+      <w:lvlText w:val="o"/>
+      <w:lvlJc w:val="left"/>
+      <w:pPr>
+        <w:ind w:left="3960" w:hanging="360"/>
+      </w:pPr>
+      <w:rPr>
+        <w:rFonts w:ascii="Courier New" w:hAnsi="Courier New" w:cs="Courier New" w:hint="default"/>
+      </w:rPr>
+    </w:lvl>
+    <w:lvl w:ilvl="5" w:tplc="40090005" w:tentative="1">
+      <w:start w:val="1"/>
+      <w:numFmt w:val="bullet"/>
+      <w:lvlText w:val=""/>
+      <w:lvlJc w:val="left"/>
+      <w:pPr>
+        <w:ind w:left="4680" w:hanging="360"/>
+      </w:pPr>
+      <w:rPr>
+        <w:rFonts w:ascii="Wingdings" w:hAnsi="Wingdings" w:hint="default"/>
+      </w:rPr>
+    </w:lvl>
+    <w:lvl w:ilvl="6" w:tplc="40090001" w:tentative="1">
+      <w:start w:val="1"/>
+      <w:numFmt w:val="bullet"/>
+      <w:lvlText w:val=""/>
+      <w:lvlJc w:val="left"/>
+      <w:pPr>
+        <w:ind w:left="5400" w:hanging="360"/>
+      </w:pPr>
+      <w:rPr>
+        <w:rFonts w:ascii="Symbol" w:hAnsi="Symbol" w:hint="default"/>
+      </w:rPr>
+    </w:lvl>
+    <w:lvl w:ilvl="7" w:tplc="40090003" w:tentative="1">
+      <w:start w:val="1"/>
+      <w:numFmt w:val="bullet"/>
+      <w:lvlText w:val="o"/>
+      <w:lvlJc w:val="left"/>
+      <w:pPr>
+        <w:ind w:left="6120" w:hanging="360"/>
+      </w:pPr>
+      <w:rPr>
+        <w:rFonts w:ascii="Courier New" w:hAnsi="Courier New" w:cs="Courier New" w:hint="default"/>
+      </w:rPr>
+    </w:lvl>
+    <w:lvl w:ilvl="8" w:tplc="40090005" w:tentative="1">
+      <w:start w:val="1"/>
+      <w:numFmt w:val="bullet"/>
+      <w:lvlText w:val=""/>
+      <w:lvlJc w:val="left"/>
+      <w:pPr>
+        <w:ind w:left="6840" w:hanging="360"/>
+      </w:pPr>
+      <w:rPr>
+        <w:rFonts w:ascii="Wingdings" w:hAnsi="Wingdings" w:hint="default"/>
+      </w:rPr>
+    </w:lvl>
+  </w:abstractNum>
+  <w:abstractNum w:abstractNumId="34" w15:restartNumberingAfterBreak="0">
     <w:nsid w:val="76DB70C5"/>
     <w:multiLevelType w:val="multilevel"/>
     <w:tmpl w:val="FA205934"/>
@@ -10476,7 +12920,7 @@
       </w:rPr>
     </w:lvl>
   </w:abstractNum>
-  <w:abstractNum w:abstractNumId="17" w15:restartNumberingAfterBreak="0">
+  <w:abstractNum w:abstractNumId="35" w15:restartNumberingAfterBreak="0">
     <w:nsid w:val="79DA7958"/>
     <w:multiLevelType w:val="multilevel"/>
     <w:tmpl w:val="E9F4F85A"/>
@@ -10625,7 +13069,7 @@
       </w:rPr>
     </w:lvl>
   </w:abstractNum>
-  <w:abstractNum w:abstractNumId="18" w15:restartNumberingAfterBreak="0">
+  <w:abstractNum w:abstractNumId="36" w15:restartNumberingAfterBreak="0">
     <w:nsid w:val="79F74392"/>
     <w:multiLevelType w:val="multilevel"/>
     <w:tmpl w:val="EE585BA6"/>
@@ -10774,7 +13218,7 @@
       </w:rPr>
     </w:lvl>
   </w:abstractNum>
-  <w:abstractNum w:abstractNumId="19" w15:restartNumberingAfterBreak="0">
+  <w:abstractNum w:abstractNumId="37" w15:restartNumberingAfterBreak="0">
     <w:nsid w:val="7DF91DFC"/>
     <w:multiLevelType w:val="multilevel"/>
     <w:tmpl w:val="F7ECD32A"/>
@@ -10889,7 +13333,120 @@
       </w:rPr>
     </w:lvl>
   </w:abstractNum>
-  <w:abstractNum w:abstractNumId="20" w15:restartNumberingAfterBreak="0">
+  <w:abstractNum w:abstractNumId="38" w15:restartNumberingAfterBreak="0">
+    <w:nsid w:val="7F106C7E"/>
+    <w:multiLevelType w:val="hybridMultilevel"/>
+    <w:tmpl w:val="B30086E8"/>
+    <w:lvl w:ilvl="0" w:tplc="40090001">
+      <w:start w:val="1"/>
+      <w:numFmt w:val="bullet"/>
+      <w:lvlText w:val=""/>
+      <w:lvlJc w:val="left"/>
+      <w:pPr>
+        <w:ind w:left="720" w:hanging="360"/>
+      </w:pPr>
+      <w:rPr>
+        <w:rFonts w:ascii="Symbol" w:hAnsi="Symbol" w:hint="default"/>
+      </w:rPr>
+    </w:lvl>
+    <w:lvl w:ilvl="1" w:tplc="40090003" w:tentative="1">
+      <w:start w:val="1"/>
+      <w:numFmt w:val="bullet"/>
+      <w:lvlText w:val="o"/>
+      <w:lvlJc w:val="left"/>
+      <w:pPr>
+        <w:ind w:left="1440" w:hanging="360"/>
+      </w:pPr>
+      <w:rPr>
+        <w:rFonts w:ascii="Courier New" w:hAnsi="Courier New" w:cs="Courier New" w:hint="default"/>
+      </w:rPr>
+    </w:lvl>
+    <w:lvl w:ilvl="2" w:tplc="40090005" w:tentative="1">
+      <w:start w:val="1"/>
+      <w:numFmt w:val="bullet"/>
+      <w:lvlText w:val=""/>
+      <w:lvlJc w:val="left"/>
+      <w:pPr>
+        <w:ind w:left="2160" w:hanging="360"/>
+      </w:pPr>
+      <w:rPr>
+        <w:rFonts w:ascii="Wingdings" w:hAnsi="Wingdings" w:hint="default"/>
+      </w:rPr>
+    </w:lvl>
+    <w:lvl w:ilvl="3" w:tplc="40090001" w:tentative="1">
+      <w:start w:val="1"/>
+      <w:numFmt w:val="bullet"/>
+      <w:lvlText w:val=""/>
+      <w:lvlJc w:val="left"/>
+      <w:pPr>
+        <w:ind w:left="2880" w:hanging="360"/>
+      </w:pPr>
+      <w:rPr>
+        <w:rFonts w:ascii="Symbol" w:hAnsi="Symbol" w:hint="default"/>
+      </w:rPr>
+    </w:lvl>
+    <w:lvl w:ilvl="4" w:tplc="40090003" w:tentative="1">
+      <w:start w:val="1"/>
+      <w:numFmt w:val="bullet"/>
+      <w:lvlText w:val="o"/>
+      <w:lvlJc w:val="left"/>
+      <w:pPr>
+        <w:ind w:left="3600" w:hanging="360"/>
+      </w:pPr>
+      <w:rPr>
+        <w:rFonts w:ascii="Courier New" w:hAnsi="Courier New" w:cs="Courier New" w:hint="default"/>
+      </w:rPr>
+    </w:lvl>
+    <w:lvl w:ilvl="5" w:tplc="40090005" w:tentative="1">
+      <w:start w:val="1"/>
+      <w:numFmt w:val="bullet"/>
+      <w:lvlText w:val=""/>
+      <w:lvlJc w:val="left"/>
+      <w:pPr>
+        <w:ind w:left="4320" w:hanging="360"/>
+      </w:pPr>
+      <w:rPr>
+        <w:rFonts w:ascii="Wingdings" w:hAnsi="Wingdings" w:hint="default"/>
+      </w:rPr>
+    </w:lvl>
+    <w:lvl w:ilvl="6" w:tplc="40090001" w:tentative="1">
+      <w:start w:val="1"/>
+      <w:numFmt w:val="bullet"/>
+      <w:lvlText w:val=""/>
+      <w:lvlJc w:val="left"/>
+      <w:pPr>
+        <w:ind w:left="5040" w:hanging="360"/>
+      </w:pPr>
+      <w:rPr>
+        <w:rFonts w:ascii="Symbol" w:hAnsi="Symbol" w:hint="default"/>
+      </w:rPr>
+    </w:lvl>
+    <w:lvl w:ilvl="7" w:tplc="40090003" w:tentative="1">
+      <w:start w:val="1"/>
+      <w:numFmt w:val="bullet"/>
+      <w:lvlText w:val="o"/>
+      <w:lvlJc w:val="left"/>
+      <w:pPr>
+        <w:ind w:left="5760" w:hanging="360"/>
+      </w:pPr>
+      <w:rPr>
+        <w:rFonts w:ascii="Courier New" w:hAnsi="Courier New" w:cs="Courier New" w:hint="default"/>
+      </w:rPr>
+    </w:lvl>
+    <w:lvl w:ilvl="8" w:tplc="40090005" w:tentative="1">
+      <w:start w:val="1"/>
+      <w:numFmt w:val="bullet"/>
+      <w:lvlText w:val=""/>
+      <w:lvlJc w:val="left"/>
+      <w:pPr>
+        <w:ind w:left="6480" w:hanging="360"/>
+      </w:pPr>
+      <w:rPr>
+        <w:rFonts w:ascii="Wingdings" w:hAnsi="Wingdings" w:hint="default"/>
+      </w:rPr>
+    </w:lvl>
+  </w:abstractNum>
+  <w:abstractNum w:abstractNumId="39" w15:restartNumberingAfterBreak="0">
     <w:nsid w:val="7F301E24"/>
     <w:multiLevelType w:val="multilevel"/>
     <w:tmpl w:val="2338A56E"/>
@@ -11039,67 +13596,124 @@
     </w:lvl>
   </w:abstractNum>
   <w:num w:numId="1" w16cid:durableId="1411393702">
-    <w:abstractNumId w:val="1"/>
+    <w:abstractNumId w:val="2"/>
   </w:num>
   <w:num w:numId="2" w16cid:durableId="96796724">
-    <w:abstractNumId w:val="6"/>
+    <w:abstractNumId w:val="15"/>
   </w:num>
   <w:num w:numId="3" w16cid:durableId="65929687">
-    <w:abstractNumId w:val="8"/>
+    <w:abstractNumId w:val="18"/>
   </w:num>
   <w:num w:numId="4" w16cid:durableId="1692026173">
-    <w:abstractNumId w:val="19"/>
+    <w:abstractNumId w:val="37"/>
   </w:num>
   <w:num w:numId="5" w16cid:durableId="1127890082">
-    <w:abstractNumId w:val="5"/>
+    <w:abstractNumId w:val="14"/>
   </w:num>
   <w:num w:numId="6" w16cid:durableId="1284115954">
-    <w:abstractNumId w:val="7"/>
+    <w:abstractNumId w:val="17"/>
   </w:num>
   <w:num w:numId="7" w16cid:durableId="1669554472">
-    <w:abstractNumId w:val="11"/>
+    <w:abstractNumId w:val="21"/>
   </w:num>
   <w:num w:numId="8" w16cid:durableId="2120561778">
+    <w:abstractNumId w:val="39"/>
+  </w:num>
+  <w:num w:numId="9" w16cid:durableId="608243130">
     <w:abstractNumId w:val="20"/>
   </w:num>
-  <w:num w:numId="9" w16cid:durableId="608243130">
-    <w:abstractNumId w:val="10"/>
-  </w:num>
   <w:num w:numId="10" w16cid:durableId="442768676">
-    <w:abstractNumId w:val="17"/>
+    <w:abstractNumId w:val="35"/>
   </w:num>
   <w:num w:numId="11" w16cid:durableId="1553348452">
-    <w:abstractNumId w:val="9"/>
+    <w:abstractNumId w:val="19"/>
   </w:num>
   <w:num w:numId="12" w16cid:durableId="681585561">
     <w:abstractNumId w:val="0"/>
   </w:num>
   <w:num w:numId="13" w16cid:durableId="678699774">
-    <w:abstractNumId w:val="15"/>
+    <w:abstractNumId w:val="29"/>
   </w:num>
   <w:num w:numId="14" w16cid:durableId="1194878401">
+    <w:abstractNumId w:val="34"/>
+  </w:num>
+  <w:num w:numId="15" w16cid:durableId="1400178146">
+    <w:abstractNumId w:val="4"/>
+  </w:num>
+  <w:num w:numId="16" w16cid:durableId="1482890108">
+    <w:abstractNumId w:val="22"/>
+  </w:num>
+  <w:num w:numId="17" w16cid:durableId="779833944">
+    <w:abstractNumId w:val="36"/>
+  </w:num>
+  <w:num w:numId="18" w16cid:durableId="1327316672">
+    <w:abstractNumId w:val="9"/>
+  </w:num>
+  <w:num w:numId="19" w16cid:durableId="1001855287">
+    <w:abstractNumId w:val="13"/>
+  </w:num>
+  <w:num w:numId="20" w16cid:durableId="578637791">
+    <w:abstractNumId w:val="23"/>
+  </w:num>
+  <w:num w:numId="21" w16cid:durableId="523635254">
+    <w:abstractNumId w:val="27"/>
+  </w:num>
+  <w:num w:numId="22" w16cid:durableId="363991073">
+    <w:abstractNumId w:val="1"/>
+  </w:num>
+  <w:num w:numId="23" w16cid:durableId="1309941078">
+    <w:abstractNumId w:val="28"/>
+  </w:num>
+  <w:num w:numId="24" w16cid:durableId="1804544825">
+    <w:abstractNumId w:val="33"/>
+  </w:num>
+  <w:num w:numId="25" w16cid:durableId="1610431834">
+    <w:abstractNumId w:val="31"/>
+  </w:num>
+  <w:num w:numId="26" w16cid:durableId="629475410">
+    <w:abstractNumId w:val="26"/>
+  </w:num>
+  <w:num w:numId="27" w16cid:durableId="308634716">
+    <w:abstractNumId w:val="32"/>
+  </w:num>
+  <w:num w:numId="28" w16cid:durableId="1445341971">
     <w:abstractNumId w:val="16"/>
   </w:num>
-  <w:num w:numId="15" w16cid:durableId="1400178146">
-    <w:abstractNumId w:val="2"/>
+  <w:num w:numId="29" w16cid:durableId="1152217165">
+    <w:abstractNumId w:val="6"/>
   </w:num>
-  <w:num w:numId="16" w16cid:durableId="1482890108">
+  <w:num w:numId="30" w16cid:durableId="1481582266">
+    <w:abstractNumId w:val="10"/>
+  </w:num>
+  <w:num w:numId="31" w16cid:durableId="1662810336">
+    <w:abstractNumId w:val="30"/>
+  </w:num>
+  <w:num w:numId="32" w16cid:durableId="1097602876">
+    <w:abstractNumId w:val="11"/>
+  </w:num>
+  <w:num w:numId="33" w16cid:durableId="543905911">
+    <w:abstractNumId w:val="7"/>
+  </w:num>
+  <w:num w:numId="34" w16cid:durableId="64493747">
+    <w:abstractNumId w:val="24"/>
+  </w:num>
+  <w:num w:numId="35" w16cid:durableId="2072653316">
+    <w:abstractNumId w:val="8"/>
+  </w:num>
+  <w:num w:numId="36" w16cid:durableId="684285885">
+    <w:abstractNumId w:val="5"/>
+  </w:num>
+  <w:num w:numId="37" w16cid:durableId="772090041">
+    <w:abstractNumId w:val="38"/>
+  </w:num>
+  <w:num w:numId="38" w16cid:durableId="1272276652">
     <w:abstractNumId w:val="12"/>
   </w:num>
-  <w:num w:numId="17" w16cid:durableId="779833944">
-    <w:abstractNumId w:val="18"/>
+  <w:num w:numId="39" w16cid:durableId="1098982674">
+    <w:abstractNumId w:val="25"/>
   </w:num>
-  <w:num w:numId="18" w16cid:durableId="1327316672">
+  <w:num w:numId="40" w16cid:durableId="259801192">
     <w:abstractNumId w:val="3"/>
-  </w:num>
-  <w:num w:numId="19" w16cid:durableId="1001855287">
-    <w:abstractNumId w:val="4"/>
-  </w:num>
-  <w:num w:numId="20" w16cid:durableId="578637791">
-    <w:abstractNumId w:val="13"/>
-  </w:num>
-  <w:num w:numId="21" w16cid:durableId="523635254">
-    <w:abstractNumId w:val="14"/>
   </w:num>
 </w:numbering>
 </file>
@@ -11706,6 +14320,16 @@
       </w:tblCellMar>
     </w:tblPr>
   </w:style>
+  <w:style w:type="paragraph" w:styleId="ListParagraph">
+    <w:name w:val="List Paragraph"/>
+    <w:basedOn w:val="Normal"/>
+    <w:uiPriority w:val="34"/>
+    <w:qFormat/>
+    <w:rsid w:val="00D15F9E"/>
+    <w:pPr>
+      <w:contextualSpacing/>
+    </w:pPr>
+  </w:style>
 </w:styles>
 </file>
 
